--- a/mon/toan/khbd/lop10/KHBD_TOAN10_OnTapGiuaKi1_T23.docx
+++ b/mon/toan/khbd/lop10/KHBD_TOAN10_OnTapGiuaKi1_T23.docx
@@ -454,7 +454,7 @@
           <w:rFonts w:ascii="Times New Roman" w:hAnsi="Times New Roman" w:eastAsia="Times New Roman" w:cs="Times New Roman"/>
           <w:sz w:val="24"/>
         </w:rPr>
-        <w:t xml:space="preserve"> xét tính đúng sai của mệnh đề; thực hiện phép toán tập hợp; tìm giá trị lớn nhất của biểu thức trên miền nghiệm; tính giá trị lượng giác; giải tam giác.</w:t>
+        <w:t xml:space="preserve"> xét tính đúng sai của mệnh đề, điều kiện cần, đủ; thực hiện phép toán tập hợp; tìm giá trị lớn nhất, nhỏ nhất của biểu thức trên miền nghiệm; tính giá trị lượng giác; giải tam giác.</w:t>
       </w:r>
     </w:p>
     <w:p>
@@ -484,7 +484,7 @@
           <w:rFonts w:ascii="Times New Roman" w:hAnsi="Times New Roman" w:eastAsia="Times New Roman" w:cs="Times New Roman"/>
           <w:sz w:val="24"/>
         </w:rPr>
-        <w:t xml:space="preserve"> mô hình hoá bài toán câu lạc bộ (tập hợp), bài toán trồng cà phê – hồ tiêu (hệ bất phương trình), bài toán đo khoảng cách qua hồ (định lí côsin).</w:t>
+        <w:t xml:space="preserve"> mô hình hoá bài toán học sinh giỏi Toán – Văn (tập hợp), bài toán trồng đậu và cà (hệ bất phương trình), bài toán đo khoảng cách qua hồ (định lí côsin).</w:t>
       </w:r>
     </w:p>
     <w:p>
@@ -1321,7 +1321,7 @@
                 <w:rFonts w:ascii="Times New Roman" w:hAnsi="Times New Roman" w:eastAsia="Times New Roman" w:cs="Times New Roman"/>
                 <w:sz w:val="24"/>
               </w:rPr>
-              <w:t>HĐ1. Mở đầu: hệ thống kiến thức ba chương; giới thiệu cấu trúc đề kiểm tra giữa kì I</w:t>
+              <w:t>HĐ1. Mở đầu: video; hệ thống kiến thức ba chương; giới thiệu cấu trúc đề kiểm tra giữa kì I</w:t>
             </w:r>
           </w:p>
         </w:tc>
@@ -1340,7 +1340,7 @@
                 <w:rFonts w:ascii="Times New Roman" w:hAnsi="Times New Roman" w:eastAsia="Times New Roman" w:cs="Times New Roman"/>
                 <w:sz w:val="24"/>
               </w:rPr>
-              <w:t>5</w:t>
+              <w:t>7</w:t>
             </w:r>
           </w:p>
         </w:tc>
@@ -1373,7 +1373,7 @@
                 <w:rFonts w:ascii="Times New Roman" w:hAnsi="Times New Roman" w:eastAsia="Times New Roman" w:cs="Times New Roman"/>
                 <w:sz w:val="24"/>
               </w:rPr>
-              <w:t>HĐ2. Luyện tập Phần I – trắc nghiệm nhiều phương án lựa chọn (Câu 1 – 8)</w:t>
+              <w:t>HĐ2. Luyện tập Phần I – trắc nghiệm nhiều phương án lựa chọn (Câu 1 – 12)</w:t>
             </w:r>
           </w:p>
         </w:tc>
@@ -1425,7 +1425,7 @@
                 <w:rFonts w:ascii="Times New Roman" w:hAnsi="Times New Roman" w:eastAsia="Times New Roman" w:cs="Times New Roman"/>
                 <w:sz w:val="24"/>
               </w:rPr>
-              <w:t>HĐ3. Luyện tập Phần II – Câu 10, 12 (Câu 9, 11 về nhà)</w:t>
+              <w:t>HĐ3. Luyện tập Phần II – Câu 15, 16 (Câu 13, 14 về nhà)</w:t>
             </w:r>
           </w:p>
         </w:tc>
@@ -1477,7 +1477,7 @@
                 <w:rFonts w:ascii="Times New Roman" w:hAnsi="Times New Roman" w:eastAsia="Times New Roman" w:cs="Times New Roman"/>
                 <w:sz w:val="24"/>
               </w:rPr>
-              <w:t>HĐ4. Vận dụng Phần III – trả lời ngắn (Câu 13 – 16)</w:t>
+              <w:t>HĐ4. Vận dụng Phần III – trả lời ngắn (Câu 17 – 20)</w:t>
             </w:r>
           </w:p>
         </w:tc>
@@ -1496,7 +1496,7 @@
                 <w:rFonts w:ascii="Times New Roman" w:hAnsi="Times New Roman" w:eastAsia="Times New Roman" w:cs="Times New Roman"/>
                 <w:sz w:val="24"/>
               </w:rPr>
-              <w:t>11</w:t>
+              <w:t>9</w:t>
             </w:r>
           </w:p>
         </w:tc>
@@ -1640,7 +1640,7 @@
           <w:b/>
           <w:sz w:val="24"/>
         </w:rPr>
-        <w:t>1. Hoạt động 1: Mở đầu – Hệ thống kiến thức, cấu trúc đề (5 phút)</w:t>
+        <w:t>1. Hoạt động 1: Mở đầu – Hệ thống kiến thức, cấu trúc đề (7 phút)</w:t>
       </w:r>
     </w:p>
     <w:p>
@@ -1687,6 +1687,88 @@
       <w:r>
         <w:rPr>
           <w:rFonts w:ascii="Times New Roman" w:hAnsi="Times New Roman" w:eastAsia="Times New Roman" w:cs="Times New Roman"/>
+          <w:b/>
+          <w:sz w:val="24"/>
+        </w:rPr>
+        <w:t>Video mở đầu</w:t>
+      </w:r>
+      <w:r>
+        <w:rPr>
+          <w:rFonts w:ascii="Times New Roman" w:hAnsi="Times New Roman" w:eastAsia="Times New Roman" w:cs="Times New Roman"/>
+          <w:sz w:val="24"/>
+        </w:rPr>
+        <w:t xml:space="preserve"> (1 phút 48 giây; ảnh thật, lồng tiếng và phụ đề tiếng Việt – phù hợp cả lớp có HS khiếm thính): https://trangtu66.github.io/Taode_thi_online/mon/toan/video/lop10/VIDEO_MoDau_TOAN10_OnTapGiuaKi1.mp4. GV chiếu đầu tiết (bản Full HD trên máy: thư mục KHBD_TOAN10); HS quét mã QR để xem lại. Video chỉ nêu tình huống, câu hỏi – không nói đáp án.</w:t>
+      </w:r>
+    </w:p>
+    <w:p>
+      <w:pPr>
+        <w:spacing w:before="40" w:after="80" w:line="264" w:lineRule="auto"/>
+        <w:jc w:val="center"/>
+      </w:pPr>
+      <w:r>
+        <w:drawing>
+          <wp:inline xmlns:a="http://schemas.openxmlformats.org/drawingml/2006/main" xmlns:pic="http://schemas.openxmlformats.org/drawingml/2006/picture">
+            <wp:extent cx="936000" cy="936000"/>
+            <wp:docPr id="2" name="Picture 2"/>
+            <wp:cNvGraphicFramePr>
+              <a:graphicFrameLocks noChangeAspect="1"/>
+            </wp:cNvGraphicFramePr>
+            <a:graphic>
+              <a:graphicData uri="http://schemas.openxmlformats.org/drawingml/2006/picture">
+                <pic:pic>
+                  <pic:nvPicPr>
+                    <pic:cNvPr id="0" name="QR_VideoMoDau_ontap_gk1.png"/>
+                    <pic:cNvPicPr/>
+                  </pic:nvPicPr>
+                  <pic:blipFill>
+                    <a:blip r:embed="rId12"/>
+                    <a:stretch>
+                      <a:fillRect/>
+                    </a:stretch>
+                  </pic:blipFill>
+                  <pic:spPr>
+                    <a:xfrm>
+                      <a:off x="0" y="0"/>
+                      <a:ext cx="936000" cy="936000"/>
+                    </a:xfrm>
+                    <a:prstGeom prst="rect"/>
+                  </pic:spPr>
+                </pic:pic>
+              </a:graphicData>
+            </a:graphic>
+          </wp:inline>
+        </w:drawing>
+      </w:r>
+    </w:p>
+    <w:p>
+      <w:pPr>
+        <w:spacing w:before="0" w:after="60" w:line="264" w:lineRule="auto"/>
+        <w:jc w:val="both"/>
+      </w:pPr>
+      <w:r>
+        <w:rPr>
+          <w:rFonts w:ascii="Times New Roman" w:hAnsi="Times New Roman" w:eastAsia="Times New Roman" w:cs="Times New Roman"/>
+          <w:b/>
+          <w:sz w:val="24"/>
+        </w:rPr>
+        <w:t>Nguồn bài tập:</w:t>
+      </w:r>
+      <w:r>
+        <w:rPr>
+          <w:rFonts w:ascii="Times New Roman" w:hAnsi="Times New Roman" w:eastAsia="Times New Roman" w:cs="Times New Roman"/>
+          <w:sz w:val="24"/>
+        </w:rPr>
+        <w:t xml:space="preserve"> Đề cương ôn tập giữa kì I – Toán 10 của tổ (HS đã được phát bản học sinh). Phiếu luyện tập ở Phụ lục chọn các câu tiêu biểu theo cấu trúc đề; mỗi câu ghi số câu trong đề cương (ĐC); các câu còn lại và Phần IV tự luận HS làm ở nhà.</w:t>
+      </w:r>
+    </w:p>
+    <w:p>
+      <w:pPr>
+        <w:spacing w:before="0" w:after="60" w:line="264" w:lineRule="auto"/>
+        <w:jc w:val="both"/>
+      </w:pPr>
+      <w:r>
+        <w:rPr>
+          <w:rFonts w:ascii="Times New Roman" w:hAnsi="Times New Roman" w:eastAsia="Times New Roman" w:cs="Times New Roman"/>
           <w:sz w:val="24"/>
         </w:rPr>
         <w:t>Các nhóm (mỗi nhóm một chương) trình chiếu sơ đồ tư duy số đã hoàn thiện ở các tiết Bài tập cuối chương; cả lớp trả lời nhanh "Đúng hay Sai?":</w:t>
@@ -1711,56 +1793,7 @@
           <w:rFonts w:ascii="Times New Roman" w:hAnsi="Times New Roman" w:eastAsia="Times New Roman" w:cs="Times New Roman"/>
           <w:sz w:val="24"/>
         </w:rPr>
-        <w:t>Phủ định của "</w:t>
-      </w:r>
-      <m:oMath>
-        <m:r>
-          <m:t>∀x,</m:t>
-        </m:r>
-        <m:r>
-          <m:rPr>
-            <m:sty m:val="p"/>
-          </m:rPr>
-          <m:t> </m:t>
-        </m:r>
-        <m:r>
-          <m:t>P(x)</m:t>
-        </m:r>
-      </m:oMath>
-      <w:r>
-        <w:rPr>
-          <w:rFonts w:ascii="Times New Roman" w:hAnsi="Times New Roman" w:eastAsia="Times New Roman" w:cs="Times New Roman"/>
-          <w:sz w:val="24"/>
-        </w:rPr>
-        <w:t>" là "</w:t>
-      </w:r>
-      <m:oMath>
-        <m:r>
-          <m:t>∃x,</m:t>
-        </m:r>
-        <m:r>
-          <m:rPr>
-            <m:sty m:val="p"/>
-          </m:rPr>
-          <m:t> </m:t>
-        </m:r>
-        <m:acc>
-          <m:accPr>
-            <m:chr m:val="―"/>
-          </m:accPr>
-          <m:e>
-            <m:r>
-              <m:t>P(x)</m:t>
-            </m:r>
-          </m:e>
-        </m:acc>
-      </m:oMath>
-      <w:r>
-        <w:rPr>
-          <w:rFonts w:ascii="Times New Roman" w:hAnsi="Times New Roman" w:eastAsia="Times New Roman" w:cs="Times New Roman"/>
-          <w:sz w:val="24"/>
-        </w:rPr>
-        <w:t>".</w:t>
+        <w:t>Mệnh đề đảo của một mệnh đề đúng thì luôn đúng.</w:t>
       </w:r>
     </w:p>
     <w:p>
@@ -1777,75 +1810,12 @@
         <w:t>-</w:t>
         <w:tab/>
       </w:r>
-      <m:oMath>
-        <m:r>
-          <m:t>A⧵B</m:t>
-        </m:r>
-      </m:oMath>
-      <w:r>
-        <w:rPr>
-          <w:rFonts w:ascii="Times New Roman" w:hAnsi="Times New Roman" w:eastAsia="Times New Roman" w:cs="Times New Roman"/>
-          <w:sz w:val="24"/>
-        </w:rPr>
-        <w:t xml:space="preserve"> gồm các phần tử thuộc </w:t>
-      </w:r>
-      <m:oMath>
-        <m:r>
-          <m:t>B</m:t>
-        </m:r>
-      </m:oMath>
-      <w:r>
-        <w:rPr>
-          <w:rFonts w:ascii="Times New Roman" w:hAnsi="Times New Roman" w:eastAsia="Times New Roman" w:cs="Times New Roman"/>
-          <w:sz w:val="24"/>
-        </w:rPr>
-        <w:t xml:space="preserve"> mà không thuộc </w:t>
-      </w:r>
-      <m:oMath>
-        <m:r>
-          <m:t>A</m:t>
-        </m:r>
-      </m:oMath>
-      <w:r>
-        <w:rPr>
-          <w:rFonts w:ascii="Times New Roman" w:hAnsi="Times New Roman" w:eastAsia="Times New Roman" w:cs="Times New Roman"/>
-          <w:sz w:val="24"/>
-        </w:rPr>
-        <w:t>.</w:t>
-      </w:r>
-    </w:p>
-    <w:p>
-      <w:pPr>
-        <w:spacing w:before="0" w:after="60" w:line="264" w:lineRule="auto"/>
-        <w:ind w:left="340" w:hanging="255"/>
-        <w:jc w:val="both"/>
-      </w:pPr>
-      <w:r>
-        <w:rPr>
-          <w:rFonts w:ascii="Times New Roman" w:hAnsi="Times New Roman" w:eastAsia="Times New Roman" w:cs="Times New Roman"/>
-          <w:sz w:val="24"/>
-        </w:rPr>
-        <w:t>-</w:t>
-        <w:tab/>
-      </w:r>
-      <w:r>
-        <w:rPr>
-          <w:rFonts w:ascii="Times New Roman" w:hAnsi="Times New Roman" w:eastAsia="Times New Roman" w:cs="Times New Roman"/>
-          <w:sz w:val="24"/>
-        </w:rPr>
-        <w:t xml:space="preserve">Giá trị lớn nhất của </w:t>
-      </w:r>
-      <m:oMath>
-        <m:r>
-          <m:t>F=ax+by</m:t>
-        </m:r>
-      </m:oMath>
-      <w:r>
-        <w:rPr>
-          <w:rFonts w:ascii="Times New Roman" w:hAnsi="Times New Roman" w:eastAsia="Times New Roman" w:cs="Times New Roman"/>
-          <w:sz w:val="24"/>
-        </w:rPr>
-        <w:t xml:space="preserve"> trên miền đa giác đạt tại một đỉnh.</w:t>
+      <w:r>
+        <w:rPr>
+          <w:rFonts w:ascii="Times New Roman" w:hAnsi="Times New Roman" w:eastAsia="Times New Roman" w:cs="Times New Roman"/>
+          <w:sz w:val="24"/>
+        </w:rPr>
+        <w:t>Tập hợp có 3 phần tử thì có 8 tập con.</w:t>
       </w:r>
     </w:p>
     <w:p>
@@ -1908,6 +1878,7 @@
     <w:p>
       <w:pPr>
         <w:spacing w:before="0" w:after="60" w:line="264" w:lineRule="auto"/>
+        <w:ind w:left="340" w:hanging="255"/>
         <w:jc w:val="both"/>
       </w:pPr>
       <w:r>
@@ -1915,7 +1886,27 @@
           <w:rFonts w:ascii="Times New Roman" w:hAnsi="Times New Roman" w:eastAsia="Times New Roman" w:cs="Times New Roman"/>
           <w:sz w:val="24"/>
         </w:rPr>
-        <w:t>GV giới thiệu cấu trúc đề: 90 phút; Phần I – 12 câu nhiều lựa chọn; Phần II – 4 câu đúng – sai (Chương I: 2 câu, Chương II: 1 câu, Chương III: 1 câu); Phần III – 6 câu trả lời ngắn; phạm vi Bài 1 – Bài 6 (mệnh đề, tập hợp; bất phương trình và hệ bất phương trình bậc nhất hai ẩn; hệ thức lượng trong tam giác); tỉ lệ Biết – Hiểu – Vận dụng: 4 – 3 – 3.</w:t>
+        <w:t>-</w:t>
+        <w:tab/>
+      </w:r>
+      <w:r>
+        <w:rPr>
+          <w:rFonts w:ascii="Times New Roman" w:hAnsi="Times New Roman" w:eastAsia="Times New Roman" w:cs="Times New Roman"/>
+          <w:sz w:val="24"/>
+        </w:rPr>
+        <w:t xml:space="preserve">Giá trị lớn nhất của </w:t>
+      </w:r>
+      <m:oMath>
+        <m:r>
+          <m:t>F=ax+by</m:t>
+        </m:r>
+      </m:oMath>
+      <w:r>
+        <w:rPr>
+          <w:rFonts w:ascii="Times New Roman" w:hAnsi="Times New Roman" w:eastAsia="Times New Roman" w:cs="Times New Roman"/>
+          <w:sz w:val="24"/>
+        </w:rPr>
+        <w:t xml:space="preserve"> trên miền đa giác đạt tại một đỉnh.</w:t>
       </w:r>
     </w:p>
     <w:p>
@@ -1926,6 +1917,19 @@
       <w:r>
         <w:rPr>
           <w:rFonts w:ascii="Times New Roman" w:hAnsi="Times New Roman" w:eastAsia="Times New Roman" w:cs="Times New Roman"/>
+          <w:sz w:val="24"/>
+        </w:rPr>
+        <w:t>GV giới thiệu cấu trúc đề: 90 phút; Phần I – 12 câu nhiều lựa chọn; Phần II – 4 câu đúng – sai (Chương I: 2 câu, Chương II: 1 câu, Chương III: 1 câu); Phần III – 6 câu trả lời ngắn; phạm vi Bài 1 – Bài 6 (mệnh đề, tập hợp; bất phương trình và hệ bất phương trình bậc nhất hai ẩn; hệ thức lượng trong tam giác); tỉ lệ Biết – Hiểu – Vận dụng: 4 – 3 – 3.</w:t>
+      </w:r>
+    </w:p>
+    <w:p>
+      <w:pPr>
+        <w:spacing w:before="0" w:after="60" w:line="264" w:lineRule="auto"/>
+        <w:jc w:val="both"/>
+      </w:pPr>
+      <w:r>
+        <w:rPr>
+          <w:rFonts w:ascii="Times New Roman" w:hAnsi="Times New Roman" w:eastAsia="Times New Roman" w:cs="Times New Roman"/>
           <w:b/>
           <w:sz w:val="24"/>
         </w:rPr>
@@ -1936,11 +1940,23 @@
           <w:rFonts w:ascii="Times New Roman" w:hAnsi="Times New Roman" w:eastAsia="Times New Roman" w:cs="Times New Roman"/>
           <w:sz w:val="24"/>
         </w:rPr>
-        <w:t xml:space="preserve"> Câu trả lời: Đúng; Sai (thuộc </w:t>
+        <w:t xml:space="preserve"> Câu trả lời: Sai (đảo của "hình vuông ⇒ hình chữ nhật" sai); Đúng (</w:t>
       </w:r>
       <m:oMath>
+        <m:sSup>
+          <m:e>
+            <m:r>
+              <m:t>2</m:t>
+            </m:r>
+          </m:e>
+          <m:sup>
+            <m:r>
+              <m:t>3</m:t>
+            </m:r>
+          </m:sup>
+        </m:sSup>
         <m:r>
-          <m:t>A</m:t>
+          <m:t>=8</m:t>
         </m:r>
       </m:oMath>
       <w:r>
@@ -1948,19 +1964,7 @@
           <w:rFonts w:ascii="Times New Roman" w:hAnsi="Times New Roman" w:eastAsia="Times New Roman" w:cs="Times New Roman"/>
           <w:sz w:val="24"/>
         </w:rPr>
-        <w:t xml:space="preserve">, không thuộc </w:t>
-      </w:r>
-      <m:oMath>
-        <m:r>
-          <m:t>B</m:t>
-        </m:r>
-      </m:oMath>
-      <w:r>
-        <w:rPr>
-          <w:rFonts w:ascii="Times New Roman" w:hAnsi="Times New Roman" w:eastAsia="Times New Roman" w:cs="Times New Roman"/>
-          <w:sz w:val="24"/>
-        </w:rPr>
-        <w:t>); Đúng; Sai (</w:t>
+        <w:t>); Sai (</w:t>
       </w:r>
       <m:oMath>
         <m:r>
@@ -1981,7 +1985,7 @@
           <w:rFonts w:ascii="Times New Roman" w:hAnsi="Times New Roman" w:eastAsia="Times New Roman" w:cs="Times New Roman"/>
           <w:sz w:val="24"/>
         </w:rPr>
-        <w:t>). HS ghi cấu trúc đề vào vở.</w:t>
+        <w:t>); Đúng. HS ghi cấu trúc đề vào vở.</w:t>
       </w:r>
     </w:p>
     <w:p>
@@ -2026,7 +2030,7 @@
           <w:rFonts w:ascii="Times New Roman" w:hAnsi="Times New Roman" w:eastAsia="Times New Roman" w:cs="Times New Roman"/>
           <w:sz w:val="24"/>
         </w:rPr>
-        <w:t xml:space="preserve"> GV mời các nhóm trình chiếu sơ đồ; chiếu các khẳng định.</w:t>
+        <w:t xml:space="preserve"> GV chiếu video mở đầu (1 phút 48 giây). Sau video, GV mời các nhóm trình chiếu sơ đồ; chiếu các khẳng định.</w:t>
       </w:r>
     </w:p>
     <w:p>
@@ -2152,7 +2156,7 @@
           <w:rFonts w:ascii="Times New Roman" w:hAnsi="Times New Roman" w:eastAsia="Times New Roman" w:cs="Times New Roman"/>
           <w:sz w:val="24"/>
         </w:rPr>
-        <w:t xml:space="preserve"> HS nhận biết, thông hiểu kiến thức Bài 1 – Bài 6 (mệnh đề, tập hợp; bất phương trình và hệ bất phương trình bậc nhất hai ẩn; hệ thức lượng trong tam giác) qua 8 câu trắc nghiệm theo đặc tả; rèn kĩ năng làm nhanh, loại trừ phương án nhiễu.</w:t>
+        <w:t xml:space="preserve"> HS nhận biết, thông hiểu kiến thức Bài 1 – Bài 6 (mệnh đề, tập hợp; bất phương trình và hệ bất phương trình bậc nhất hai ẩn; hệ thức lượng trong tam giác) qua 12 câu trắc nghiệm theo đặc tả; rèn kĩ năng làm nhanh, loại trừ phương án nhiễu.</w:t>
       </w:r>
     </w:p>
     <w:p>
@@ -2188,7 +2192,7 @@
           <w:b/>
           <w:sz w:val="24"/>
         </w:rPr>
-        <w:t>Phần I, Câu 1 – 8</w:t>
+        <w:t>Phần I, Câu 1 – 12</w:t>
       </w:r>
       <w:r>
         <w:rPr>
@@ -2223,7 +2227,7 @@
           <w:rFonts w:ascii="Times New Roman" w:hAnsi="Times New Roman" w:eastAsia="Times New Roman" w:cs="Times New Roman"/>
           <w:sz w:val="24"/>
         </w:rPr>
-        <w:t>Đáp án Phần I theo phiếu in: 1 – C; 2 – A; 3 – D; 4 – B; 5 – B; 6 – D; 7 – A; 8 – C (lời giải ở Phụ lục).</w:t>
+        <w:t>Đáp án Phần I theo phiếu in: 1 – B; 2 – A; 3 – D; 4 – D; 5 – A; 6 – B; 7 – D; 8 – A; 9 – D; 10 – C; 11 – C; 12 – D (lời giải ở Phụ lục).</w:t>
       </w:r>
     </w:p>
     <w:p>
@@ -2328,7 +2332,7 @@
           <w:rFonts w:ascii="Times New Roman" w:hAnsi="Times New Roman" w:eastAsia="Times New Roman" w:cs="Times New Roman"/>
           <w:sz w:val="24"/>
         </w:rPr>
-        <w:t xml:space="preserve"> GV thống kê thẻ; với Câu 3, 7 (dễ nhầm) mời HS chọn sai và HS chọn đúng nêu lí do.</w:t>
+        <w:t xml:space="preserve"> GV thống kê thẻ; với Câu 2, 6, 10 (dễ nhầm) mời HS chọn sai và HS chọn đúng nêu lí do.</w:t>
       </w:r>
     </w:p>
     <w:p>
@@ -2358,7 +2362,43 @@
           <w:rFonts w:ascii="Times New Roman" w:hAnsi="Times New Roman" w:eastAsia="Times New Roman" w:cs="Times New Roman"/>
           <w:sz w:val="24"/>
         </w:rPr>
-        <w:t xml:space="preserve"> GV chốt: đầu mút có lấy hay không (ngoặc vuông, ngoặc tròn) khi lấy giao; xét dấu </w:t>
+        <w:t xml:space="preserve"> GV chốt: </w:t>
+      </w:r>
+      <m:oMath>
+        <m:r>
+          <m:t>P⇒Q</m:t>
+        </m:r>
+      </m:oMath>
+      <w:r>
+        <w:rPr>
+          <w:rFonts w:ascii="Times New Roman" w:hAnsi="Times New Roman" w:eastAsia="Times New Roman" w:cs="Times New Roman"/>
+          <w:sz w:val="24"/>
+        </w:rPr>
+        <w:t xml:space="preserve"> đúng: </w:t>
+      </w:r>
+      <m:oMath>
+        <m:r>
+          <m:t>P</m:t>
+        </m:r>
+      </m:oMath>
+      <w:r>
+        <w:rPr>
+          <w:rFonts w:ascii="Times New Roman" w:hAnsi="Times New Roman" w:eastAsia="Times New Roman" w:cs="Times New Roman"/>
+          <w:sz w:val="24"/>
+        </w:rPr>
+        <w:t xml:space="preserve"> là điều kiện đủ, </w:t>
+      </w:r>
+      <m:oMath>
+        <m:r>
+          <m:t>Q</m:t>
+        </m:r>
+      </m:oMath>
+      <w:r>
+        <w:rPr>
+          <w:rFonts w:ascii="Times New Roman" w:hAnsi="Times New Roman" w:eastAsia="Times New Roman" w:cs="Times New Roman"/>
+          <w:sz w:val="24"/>
+        </w:rPr>
+        <w:t xml:space="preserve"> là điều kiện cần; khi lấy hiệu, giao, hợp phải xét từng đầu mút (ngoặc vuông, ngoặc tròn); góc tù có </w:t>
       </w:r>
       <m:oMath>
         <m:r>
@@ -2367,8 +2407,20 @@
           </m:rPr>
           <m:t>cos</m:t>
         </m:r>
+      </m:oMath>
+      <w:r>
+        <w:rPr>
+          <w:rFonts w:ascii="Times New Roman" w:hAnsi="Times New Roman" w:eastAsia="Times New Roman" w:cs="Times New Roman"/>
+          <w:sz w:val="24"/>
+        </w:rPr>
+        <w:t xml:space="preserve">, </w:t>
+      </w:r>
+      <m:oMath>
         <m:r>
-          <m:t>α</m:t>
+          <m:rPr>
+            <m:sty m:val="p"/>
+          </m:rPr>
+          <m:t>tan</m:t>
         </m:r>
       </m:oMath>
       <w:r>
@@ -2376,7 +2428,22 @@
           <w:rFonts w:ascii="Times New Roman" w:hAnsi="Times New Roman" w:eastAsia="Times New Roman" w:cs="Times New Roman"/>
           <w:sz w:val="24"/>
         </w:rPr>
-        <w:t xml:space="preserve"> theo góc nhọn hay tù trước khi khai căn.</w:t>
+        <w:t xml:space="preserve">, </w:t>
+      </w:r>
+      <m:oMath>
+        <m:r>
+          <m:rPr>
+            <m:sty m:val="p"/>
+          </m:rPr>
+          <m:t>cot</m:t>
+        </m:r>
+      </m:oMath>
+      <w:r>
+        <w:rPr>
+          <w:rFonts w:ascii="Times New Roman" w:hAnsi="Times New Roman" w:eastAsia="Times New Roman" w:cs="Times New Roman"/>
+          <w:sz w:val="24"/>
+        </w:rPr>
+        <w:t xml:space="preserve"> âm. Phần I làm nhanh khoảng 1 phút/câu.</w:t>
       </w:r>
     </w:p>
     <w:p>
@@ -2448,7 +2515,7 @@
           <w:b/>
           <w:sz w:val="24"/>
         </w:rPr>
-        <w:t>Phần II, Câu 10, 12 (trên lớp); Câu 9, 11 (về nhà)</w:t>
+        <w:t>Phần II, Câu 15, 16 (trên lớp); Câu 13, 14 (về nhà)</w:t>
       </w:r>
       <w:r>
         <w:rPr>
@@ -2483,7 +2550,7 @@
           <w:rFonts w:ascii="Times New Roman" w:hAnsi="Times New Roman" w:eastAsia="Times New Roman" w:cs="Times New Roman"/>
           <w:sz w:val="24"/>
         </w:rPr>
-        <w:t>Câu 10: Đ, Đ, S, Đ. Câu 12: Đ, Đ, S, Đ (Câu 9: Đ, Đ, S, S; Câu 11: Đ, Đ, S, Đ) (lời giải ở Phụ lục).</w:t>
+        <w:t>Câu 15: Đ, S, Đ, S. Câu 16: Đ, Đ, S, Đ (Câu 13: Đ, S, Đ, Đ; Câu 14: Đ, Đ, S, Đ) (lời giải ở Phụ lục).</w:t>
       </w:r>
     </w:p>
     <w:p>
@@ -2618,7 +2685,43 @@
           <w:rFonts w:ascii="Times New Roman" w:hAnsi="Times New Roman" w:eastAsia="Times New Roman" w:cs="Times New Roman"/>
           <w:sz w:val="24"/>
         </w:rPr>
-        <w:t xml:space="preserve"> GV chốt: vẽ biểu đồ Ven cho bài toán đếm; tính cosin để kết luận góc nhọn hay tù; với bài toán thực tiễn phải gọi ẩn, ghi đủ điều kiện trước khi vẽ miền nghiệm.</w:t>
+        <w:t xml:space="preserve"> GV chốt: bài toán thực tiễn phải gọi ẩn, ghi đủ điều kiện ("không quá" là </w:t>
+      </w:r>
+      <m:oMath>
+        <m:r>
+          <m:t>≤</m:t>
+        </m:r>
+      </m:oMath>
+      <w:r>
+        <w:rPr>
+          <w:rFonts w:ascii="Times New Roman" w:hAnsi="Times New Roman" w:eastAsia="Times New Roman" w:cs="Times New Roman"/>
+          <w:sz w:val="24"/>
+        </w:rPr>
+        <w:t xml:space="preserve">) rồi tính </w:t>
+      </w:r>
+      <m:oMath>
+        <m:r>
+          <m:t>F</m:t>
+        </m:r>
+      </m:oMath>
+      <w:r>
+        <w:rPr>
+          <w:rFonts w:ascii="Times New Roman" w:hAnsi="Times New Roman" w:eastAsia="Times New Roman" w:cs="Times New Roman"/>
+          <w:sz w:val="24"/>
+        </w:rPr>
+        <w:t xml:space="preserve"> tại các đỉnh; với tam giác, tính cạnh bằng định lí côsin trước rồi mới tính diện tích, </w:t>
+      </w:r>
+      <m:oMath>
+        <m:r>
+          <m:t>R</m:t>
+        </m:r>
+      </m:oMath>
+      <w:r>
+        <w:rPr>
+          <w:rFonts w:ascii="Times New Roman" w:hAnsi="Times New Roman" w:eastAsia="Times New Roman" w:cs="Times New Roman"/>
+          <w:sz w:val="24"/>
+        </w:rPr>
+        <w:t>.</w:t>
       </w:r>
     </w:p>
     <w:p>
@@ -2633,7 +2736,7 @@
           <w:b/>
           <w:sz w:val="24"/>
         </w:rPr>
-        <w:t>4. Hoạt động 4: Vận dụng – Phần III trả lời ngắn (11 phút)</w:t>
+        <w:t>4. Hoạt động 4: Vận dụng – Phần III trả lời ngắn (9 phút)</w:t>
       </w:r>
     </w:p>
     <w:p>
@@ -2690,7 +2793,7 @@
           <w:b/>
           <w:sz w:val="24"/>
         </w:rPr>
-        <w:t>Phần III, Câu 13 – 16</w:t>
+        <w:t>Phần III, Câu 17 – 20</w:t>
       </w:r>
       <w:r>
         <w:rPr>
@@ -2739,7 +2842,7 @@
           <w:rFonts w:ascii="Times New Roman" w:hAnsi="Times New Roman" w:eastAsia="Times New Roman" w:cs="Times New Roman"/>
           <w:sz w:val="24"/>
         </w:rPr>
-        <w:t xml:space="preserve"> làm Câu 9, 11 (Phần II); làm lại các bài củng cố Bài 1 – Bài 6 và đề luyện tập trên cổng Taode_thi_online (https://trangtu66.github.io/Taode_thi_online/luyen_tap.html); xem video học liệu (Phụ lục).</w:t>
+        <w:t xml:space="preserve"> làm Câu 13, 14 (Phần II) và các câu còn lại của Đề cương ôn tập giữa kì I (Phần I: Câu 1, 5, 7, 10, 12, 13, 16, 17, 19 – 22; Phần II: Câu 1, 4, 5, 7; Phần III: Câu 1, 5), Phần IV tự luận Câu 1 – 6; làm lại các bài củng cố Bài 1 – Bài 6 và đề luyện tập trên cổng Taode_thi_online (https://trangtu66.github.io/Taode_thi_online/luyen_tap.html); xem video học liệu (Phụ lục).</w:t>
       </w:r>
     </w:p>
     <w:p>
@@ -2767,11 +2870,11 @@
           <w:rFonts w:ascii="Times New Roman" w:hAnsi="Times New Roman" w:eastAsia="Times New Roman" w:cs="Times New Roman"/>
           <w:sz w:val="24"/>
         </w:rPr>
-        <w:t xml:space="preserve">Đáp số: Câu 13 – </w:t>
+        <w:t xml:space="preserve">Đáp số: Câu 17 – </w:t>
       </w:r>
       <m:oMath>
         <m:r>
-          <m:t>6</m:t>
+          <m:t>18</m:t>
         </m:r>
       </m:oMath>
       <w:r>
@@ -2779,11 +2882,11 @@
           <w:rFonts w:ascii="Times New Roman" w:hAnsi="Times New Roman" w:eastAsia="Times New Roman" w:cs="Times New Roman"/>
           <w:sz w:val="24"/>
         </w:rPr>
-        <w:t xml:space="preserve">; Câu 14 – </w:t>
+        <w:t xml:space="preserve">; Câu 18 – </w:t>
       </w:r>
       <m:oMath>
         <m:r>
-          <m:t>20</m:t>
+          <m:t>2</m:t>
         </m:r>
       </m:oMath>
       <w:r>
@@ -2791,17 +2894,17 @@
           <w:rFonts w:ascii="Times New Roman" w:hAnsi="Times New Roman" w:eastAsia="Times New Roman" w:cs="Times New Roman"/>
           <w:sz w:val="24"/>
         </w:rPr>
-        <w:t xml:space="preserve">; Câu 15 – </w:t>
+        <w:t xml:space="preserve">; Câu 19 – </w:t>
       </w:r>
       <m:oMath>
         <m:r>
-          <m:t>156</m:t>
+          <m:t>0</m:t>
         </m:r>
         <m:r>
           <m:t>,</m:t>
         </m:r>
         <m:r>
-          <m:t>8</m:t>
+          <m:t>6</m:t>
         </m:r>
       </m:oMath>
       <w:r>
@@ -2809,11 +2912,11 @@
           <w:rFonts w:ascii="Times New Roman" w:hAnsi="Times New Roman" w:eastAsia="Times New Roman" w:cs="Times New Roman"/>
           <w:sz w:val="24"/>
         </w:rPr>
-        <w:t xml:space="preserve">; Câu 16 – </w:t>
+        <w:t xml:space="preserve">; Câu 20 – </w:t>
       </w:r>
       <m:oMath>
         <m:r>
-          <m:t>84</m:t>
+          <m:t>166</m:t>
         </m:r>
       </m:oMath>
       <w:r>
@@ -3274,7 +3377,7 @@
         <w:drawing>
           <wp:inline xmlns:a="http://schemas.openxmlformats.org/drawingml/2006/main" xmlns:pic="http://schemas.openxmlformats.org/drawingml/2006/picture">
             <wp:extent cx="6300000" cy="3537572"/>
-            <wp:docPr id="2" name="Picture 2"/>
+            <wp:docPr id="3" name="Picture 3"/>
             <wp:cNvGraphicFramePr>
               <a:graphicFrameLocks noChangeAspect="1"/>
             </wp:cNvGraphicFramePr>
@@ -3286,7 +3389,7 @@
                     <pic:cNvPicPr/>
                   </pic:nvPicPr>
                   <pic:blipFill>
-                    <a:blip r:embed="rId12"/>
+                    <a:blip r:embed="rId13"/>
                     <a:stretch>
                       <a:fillRect/>
                     </a:stretch>
@@ -3347,7 +3450,7 @@
               <w:drawing>
                 <wp:inline xmlns:a="http://schemas.openxmlformats.org/drawingml/2006/main" xmlns:pic="http://schemas.openxmlformats.org/drawingml/2006/picture">
                   <wp:extent cx="1296000" cy="1296000"/>
-                  <wp:docPr id="3" name="Picture 3"/>
+                  <wp:docPr id="4" name="Picture 4"/>
                   <wp:cNvGraphicFramePr>
                     <a:graphicFrameLocks noChangeAspect="1"/>
                   </wp:cNvGraphicFramePr>
@@ -3359,7 +3462,7 @@
                           <pic:cNvPicPr/>
                         </pic:nvPicPr>
                         <pic:blipFill>
-                          <a:blip r:embed="rId13"/>
+                          <a:blip r:embed="rId14"/>
                           <a:stretch>
                             <a:fillRect/>
                           </a:stretch>
@@ -3460,7 +3563,40 @@
           <w:rFonts w:ascii="Times New Roman" w:hAnsi="Times New Roman" w:eastAsia="Times New Roman" w:cs="Times New Roman"/>
           <w:sz w:val="24"/>
         </w:rPr>
-        <w:t xml:space="preserve"> Câu nào sau đây là mệnh đề?</w:t>
+        <w:t xml:space="preserve"> Mệnh đề phủ định của mệnh đề \"</w:t>
+      </w:r>
+      <m:oMath>
+        <m:r>
+          <m:t>∀x∈ℝ,</m:t>
+        </m:r>
+        <m:r>
+          <m:rPr>
+            <m:sty m:val="p"/>
+          </m:rPr>
+          <m:t> </m:t>
+        </m:r>
+        <m:sSup>
+          <m:e>
+            <m:r>
+              <m:t>x</m:t>
+            </m:r>
+          </m:e>
+          <m:sup>
+            <m:r>
+              <m:t>2</m:t>
+            </m:r>
+          </m:sup>
+        </m:sSup>
+        <m:r>
+          <m:t>+x+1&gt;0</m:t>
+        </m:r>
+      </m:oMath>
+      <w:r>
+        <w:rPr>
+          <w:rFonts w:ascii="Times New Roman" w:hAnsi="Times New Roman" w:eastAsia="Times New Roman" w:cs="Times New Roman"/>
+          <w:sz w:val="24"/>
+        </w:rPr>
+        <w:t>\" là</w:t>
       </w:r>
     </w:p>
     <w:tbl>
@@ -3497,7 +3633,40 @@
                 <w:rFonts w:ascii="Times New Roman" w:hAnsi="Times New Roman" w:eastAsia="Times New Roman" w:cs="Times New Roman"/>
                 <w:sz w:val="24"/>
               </w:rPr>
-              <w:t>“Hôm nay trời đẹp quá!”</w:t>
+              <w:t>\"</w:t>
+            </w:r>
+            <m:oMath>
+              <m:r>
+                <m:t>∃x∈ℝ,</m:t>
+              </m:r>
+              <m:r>
+                <m:rPr>
+                  <m:sty m:val="p"/>
+                </m:rPr>
+                <m:t> </m:t>
+              </m:r>
+              <m:sSup>
+                <m:e>
+                  <m:r>
+                    <m:t>x</m:t>
+                  </m:r>
+                </m:e>
+                <m:sup>
+                  <m:r>
+                    <m:t>2</m:t>
+                  </m:r>
+                </m:sup>
+              </m:sSup>
+              <m:r>
+                <m:t>+x+1&gt;0</m:t>
+              </m:r>
+            </m:oMath>
+            <w:r>
+              <w:rPr>
+                <w:rFonts w:ascii="Times New Roman" w:hAnsi="Times New Roman" w:eastAsia="Times New Roman" w:cs="Times New Roman"/>
+                <w:sz w:val="24"/>
+              </w:rPr>
+              <w:t>\"</w:t>
             </w:r>
           </w:p>
         </w:tc>
@@ -3524,7 +3693,40 @@
                 <w:rFonts w:ascii="Times New Roman" w:hAnsi="Times New Roman" w:eastAsia="Times New Roman" w:cs="Times New Roman"/>
                 <w:sz w:val="24"/>
               </w:rPr>
-              <w:t>“Bạn học lớp mấy?”</w:t>
+              <w:t>\"</w:t>
+            </w:r>
+            <m:oMath>
+              <m:r>
+                <m:t>∀x∈ℝ,</m:t>
+              </m:r>
+              <m:r>
+                <m:rPr>
+                  <m:sty m:val="p"/>
+                </m:rPr>
+                <m:t> </m:t>
+              </m:r>
+              <m:sSup>
+                <m:e>
+                  <m:r>
+                    <m:t>x</m:t>
+                  </m:r>
+                </m:e>
+                <m:sup>
+                  <m:r>
+                    <m:t>2</m:t>
+                  </m:r>
+                </m:sup>
+              </m:sSup>
+              <m:r>
+                <m:t>+x+1≤0</m:t>
+              </m:r>
+            </m:oMath>
+            <w:r>
+              <w:rPr>
+                <w:rFonts w:ascii="Times New Roman" w:hAnsi="Times New Roman" w:eastAsia="Times New Roman" w:cs="Times New Roman"/>
+                <w:sz w:val="24"/>
+              </w:rPr>
+              <w:t>\"</w:t>
             </w:r>
           </w:p>
         </w:tc>
@@ -3553,7 +3755,40 @@
                 <w:rFonts w:ascii="Times New Roman" w:hAnsi="Times New Roman" w:eastAsia="Times New Roman" w:cs="Times New Roman"/>
                 <w:sz w:val="24"/>
               </w:rPr>
-              <w:t>“Số 7 là số nguyên tố.”</w:t>
+              <w:t>\"</w:t>
+            </w:r>
+            <m:oMath>
+              <m:r>
+                <m:t>∃x∈ℝ,</m:t>
+              </m:r>
+              <m:r>
+                <m:rPr>
+                  <m:sty m:val="p"/>
+                </m:rPr>
+                <m:t> </m:t>
+              </m:r>
+              <m:sSup>
+                <m:e>
+                  <m:r>
+                    <m:t>x</m:t>
+                  </m:r>
+                </m:e>
+                <m:sup>
+                  <m:r>
+                    <m:t>2</m:t>
+                  </m:r>
+                </m:sup>
+              </m:sSup>
+              <m:r>
+                <m:t>+x+1≤0</m:t>
+              </m:r>
+            </m:oMath>
+            <w:r>
+              <w:rPr>
+                <w:rFonts w:ascii="Times New Roman" w:hAnsi="Times New Roman" w:eastAsia="Times New Roman" w:cs="Times New Roman"/>
+                <w:sz w:val="24"/>
+              </w:rPr>
+              <w:t>\"</w:t>
             </w:r>
           </w:p>
         </w:tc>
@@ -3580,11 +3815,32 @@
                 <w:rFonts w:ascii="Times New Roman" w:hAnsi="Times New Roman" w:eastAsia="Times New Roman" w:cs="Times New Roman"/>
                 <w:sz w:val="24"/>
               </w:rPr>
-              <w:t>“</w:t>
+              <w:t>\"</w:t>
             </w:r>
             <m:oMath>
               <m:r>
-                <m:t>x+2&gt;5</m:t>
+                <m:t>∃x∈ℝ,</m:t>
+              </m:r>
+              <m:r>
+                <m:rPr>
+                  <m:sty m:val="p"/>
+                </m:rPr>
+                <m:t> </m:t>
+              </m:r>
+              <m:sSup>
+                <m:e>
+                  <m:r>
+                    <m:t>x</m:t>
+                  </m:r>
+                </m:e>
+                <m:sup>
+                  <m:r>
+                    <m:t>2</m:t>
+                  </m:r>
+                </m:sup>
+              </m:sSup>
+              <m:r>
+                <m:t>+x+1&lt;0</m:t>
               </m:r>
             </m:oMath>
             <w:r>
@@ -3592,7 +3848,7 @@
                 <w:rFonts w:ascii="Times New Roman" w:hAnsi="Times New Roman" w:eastAsia="Times New Roman" w:cs="Times New Roman"/>
                 <w:sz w:val="24"/>
               </w:rPr>
-              <w:t>.”</w:t>
+              <w:t>\"</w:t>
             </w:r>
           </w:p>
         </w:tc>
@@ -3640,13 +3896,13 @@
               <m:t>−</m:t>
             </m:r>
             <m:r>
-              <m:t>2</m:t>
+              <m:t>1</m:t>
             </m:r>
             <m:r>
               <m:t>;</m:t>
             </m:r>
             <m:r>
-              <m:t>3</m:t>
+              <m:t>4</m:t>
             </m:r>
           </m:e>
         </m:d>
@@ -3675,13 +3931,13 @@
               <m:t>[</m:t>
             </m:r>
             <m:r>
-              <m:t>1</m:t>
+              <m:t>2</m:t>
             </m:r>
             <m:r>
               <m:t>;</m:t>
             </m:r>
             <m:r>
-              <m:t>5</m:t>
+              <m:t>6</m:t>
             </m:r>
           </m:e>
         </m:d>
@@ -3691,7 +3947,7 @@
           <w:rFonts w:ascii="Times New Roman" w:hAnsi="Times New Roman" w:eastAsia="Times New Roman" w:cs="Times New Roman"/>
           <w:sz w:val="24"/>
         </w:rPr>
-        <w:t xml:space="preserve">. Tập </w:t>
+        <w:t xml:space="preserve">. Tập hợp </w:t>
       </w:r>
       <m:oMath>
         <m:r>
@@ -3738,24 +3994,9 @@
               <w:t xml:space="preserve">A. </w:t>
             </w:r>
             <m:oMath>
-              <m:d>
-                <m:dPr>
-                  <m:begChr m:val="["/>
-                  <m:sepChr m:val=""/>
-                  <m:endChr m:val="]"/>
-                </m:dPr>
-                <m:e>
-                  <m:r>
-                    <m:t>1</m:t>
-                  </m:r>
-                  <m:r>
-                    <m:t>;</m:t>
-                  </m:r>
-                  <m:r>
-                    <m:t>3</m:t>
-                  </m:r>
-                </m:e>
-              </m:d>
+              <m:r>
+                <m:t>(2;4]</m:t>
+              </m:r>
             </m:oMath>
           </w:p>
         </w:tc>
@@ -3780,17 +4021,19 @@
             <m:oMath>
               <m:d>
                 <m:dPr>
+                  <m:begChr m:val="["/>
                   <m:sepChr m:val=""/>
+                  <m:endChr m:val="]"/>
                 </m:dPr>
                 <m:e>
                   <m:r>
-                    <m:t>1</m:t>
+                    <m:t>2</m:t>
                   </m:r>
                   <m:r>
                     <m:t>;</m:t>
                   </m:r>
                   <m:r>
-                    <m:t>3</m:t>
+                    <m:t>4</m:t>
                   </m:r>
                 </m:e>
               </m:d>
@@ -3816,25 +4059,9 @@
               <w:t xml:space="preserve">C. </w:t>
             </w:r>
             <m:oMath>
-              <m:d>
-                <m:dPr>
-                  <m:sepChr m:val=""/>
-                </m:dPr>
-                <m:e>
-                  <m:r>
-                    <m:t>−</m:t>
-                  </m:r>
-                  <m:r>
-                    <m:t>2</m:t>
-                  </m:r>
-                  <m:r>
-                    <m:t>;</m:t>
-                  </m:r>
-                  <m:r>
-                    <m:t>5</m:t>
-                  </m:r>
-                </m:e>
-              </m:d>
+              <m:r>
+                <m:t>[2;4)</m:t>
+              </m:r>
             </m:oMath>
           </w:p>
         </w:tc>
@@ -3857,9 +4084,25 @@
               <w:t xml:space="preserve">D. </w:t>
             </w:r>
             <m:oMath>
-              <m:r>
-                <m:t>[1;3)</m:t>
-              </m:r>
+              <m:d>
+                <m:dPr>
+                  <m:sepChr m:val=""/>
+                </m:dPr>
+                <m:e>
+                  <m:r>
+                    <m:t>−</m:t>
+                  </m:r>
+                  <m:r>
+                    <m:t>1</m:t>
+                  </m:r>
+                  <m:r>
+                    <m:t>;</m:t>
+                  </m:r>
+                  <m:r>
+                    <m:t>6</m:t>
+                  </m:r>
+                </m:e>
+              </m:d>
             </m:oMath>
           </w:p>
         </w:tc>
@@ -3891,12 +4134,12 @@
           <m:rPr>
             <m:sty m:val="p"/>
           </m:rPr>
-          <m:t>sin</m:t>
+          <m:t>cos</m:t>
         </m:r>
         <m:sSup>
           <m:e>
             <m:r>
-              <m:t>150</m:t>
+              <m:t>135</m:t>
             </m:r>
           </m:e>
           <m:sup>
@@ -3992,17 +4235,22 @@
               <w:t xml:space="preserve">B. </w:t>
             </w:r>
             <m:oMath>
-              <m:r>
-                <m:t>−</m:t>
-              </m:r>
               <m:f>
                 <m:fPr>
                   <m:type m:val="bar"/>
                 </m:fPr>
                 <m:num>
-                  <m:r>
-                    <m:t>1</m:t>
-                  </m:r>
+                  <m:rad>
+                    <m:radPr>
+                      <m:degHide m:val="on"/>
+                    </m:radPr>
+                    <m:deg/>
+                    <m:e>
+                      <m:r>
+                        <m:t>2</m:t>
+                      </m:r>
+                    </m:e>
+                  </m:rad>
                 </m:num>
                 <m:den>
                   <m:r>
@@ -4034,22 +4282,17 @@
               <w:t xml:space="preserve">C. </w:t>
             </w:r>
             <m:oMath>
+              <m:r>
+                <m:t>−</m:t>
+              </m:r>
               <m:f>
                 <m:fPr>
                   <m:type m:val="bar"/>
                 </m:fPr>
                 <m:num>
-                  <m:rad>
-                    <m:radPr>
-                      <m:degHide m:val="on"/>
-                    </m:radPr>
-                    <m:deg/>
-                    <m:e>
-                      <m:r>
-                        <m:t>3</m:t>
-                      </m:r>
-                    </m:e>
-                  </m:rad>
+                  <m:r>
+                    <m:t>1</m:t>
+                  </m:r>
                 </m:num>
                 <m:den>
                   <m:r>
@@ -4079,14 +4322,25 @@
               <w:t xml:space="preserve">D. </w:t>
             </w:r>
             <m:oMath>
+              <m:r>
+                <m:t>−</m:t>
+              </m:r>
               <m:f>
                 <m:fPr>
                   <m:type m:val="bar"/>
                 </m:fPr>
                 <m:num>
-                  <m:r>
-                    <m:t>1</m:t>
-                  </m:r>
+                  <m:rad>
+                    <m:radPr>
+                      <m:degHide m:val="on"/>
+                    </m:radPr>
+                    <m:deg/>
+                    <m:e>
+                      <m:r>
+                        <m:t>2</m:t>
+                      </m:r>
+                    </m:e>
+                  </m:rad>
                 </m:num>
                 <m:den>
                   <m:r>
@@ -4172,12 +4426,12 @@
           </m:fPr>
           <m:num>
             <m:r>
-              <m:t>3</m:t>
+              <m:t>12</m:t>
             </m:r>
           </m:num>
           <m:den>
             <m:r>
-              <m:t>5</m:t>
+              <m:t>13</m:t>
             </m:r>
           </m:den>
         </m:f>
@@ -4240,18 +4494,21 @@
               <w:t xml:space="preserve">A. </w:t>
             </w:r>
             <m:oMath>
+              <m:r>
+                <m:t>−</m:t>
+              </m:r>
               <m:f>
                 <m:fPr>
                   <m:type m:val="bar"/>
                 </m:fPr>
                 <m:num>
                   <m:r>
-                    <m:t>4</m:t>
+                    <m:t>5</m:t>
                   </m:r>
                 </m:num>
                 <m:den>
                   <m:r>
-                    <m:t>5</m:t>
+                    <m:t>13</m:t>
                   </m:r>
                 </m:den>
               </m:f>
@@ -4277,21 +4534,18 @@
               <w:t xml:space="preserve">B. </w:t>
             </w:r>
             <m:oMath>
-              <m:r>
-                <m:t>−</m:t>
-              </m:r>
               <m:f>
                 <m:fPr>
                   <m:type m:val="bar"/>
                 </m:fPr>
                 <m:num>
                   <m:r>
-                    <m:t>4</m:t>
+                    <m:t>5</m:t>
                   </m:r>
                 </m:num>
                 <m:den>
                   <m:r>
-                    <m:t>5</m:t>
+                    <m:t>13</m:t>
                   </m:r>
                 </m:den>
               </m:f>
@@ -4326,12 +4580,12 @@
                 </m:fPr>
                 <m:num>
                   <m:r>
-                    <m:t>3</m:t>
+                    <m:t>12</m:t>
                   </m:r>
                 </m:num>
                 <m:den>
                   <m:r>
-                    <m:t>5</m:t>
+                    <m:t>13</m:t>
                   </m:r>
                 </m:den>
               </m:f>
@@ -4357,18 +4611,21 @@
               <w:t xml:space="preserve">D. </w:t>
             </w:r>
             <m:oMath>
+              <m:r>
+                <m:t>−</m:t>
+              </m:r>
               <m:f>
                 <m:fPr>
                   <m:type m:val="bar"/>
                 </m:fPr>
                 <m:num>
                   <m:r>
-                    <m:t>3</m:t>
+                    <m:t>5</m:t>
                   </m:r>
                 </m:num>
                 <m:den>
                   <m:r>
-                    <m:t>4</m:t>
+                    <m:t>12</m:t>
                   </m:r>
                 </m:den>
               </m:f>
@@ -4412,7 +4669,7 @@
       </w:r>
       <m:oMath>
         <m:r>
-          <m:t>a=6</m:t>
+          <m:t>a=7</m:t>
         </m:r>
       </m:oMath>
       <w:r>
@@ -4423,38 +4680,273 @@
         <w:t xml:space="preserve">, </w:t>
       </w:r>
       <m:oMath>
-        <m:acc>
-          <m:accPr>
-            <m:chr m:val="̂"/>
-          </m:accPr>
-          <m:e>
-            <m:r>
-              <m:t>A</m:t>
-            </m:r>
-          </m:e>
-        </m:acc>
         <m:r>
-          <m:t>=</m:t>
+          <m:t>b=8</m:t>
         </m:r>
-        <m:sSup>
-          <m:e>
-            <m:r>
-              <m:t>30</m:t>
-            </m:r>
-          </m:e>
-          <m:sup>
-            <m:r>
-              <m:t>∘</m:t>
-            </m:r>
-          </m:sup>
-        </m:sSup>
       </m:oMath>
       <w:r>
         <w:rPr>
           <w:rFonts w:ascii="Times New Roman" w:hAnsi="Times New Roman" w:eastAsia="Times New Roman" w:cs="Times New Roman"/>
           <w:sz w:val="24"/>
         </w:rPr>
-        <w:t>. Bán kính đường tròn ngoại tiếp tam giác là</w:t>
+        <w:t xml:space="preserve">, </w:t>
+      </w:r>
+      <m:oMath>
+        <m:r>
+          <m:t>c=5</m:t>
+        </m:r>
+      </m:oMath>
+      <w:r>
+        <w:rPr>
+          <w:rFonts w:ascii="Times New Roman" w:hAnsi="Times New Roman" w:eastAsia="Times New Roman" w:cs="Times New Roman"/>
+          <w:sz w:val="24"/>
+        </w:rPr>
+        <w:t xml:space="preserve">. Số đo góc </w:t>
+      </w:r>
+      <m:oMath>
+        <m:r>
+          <m:t>A</m:t>
+        </m:r>
+      </m:oMath>
+      <w:r>
+        <w:rPr>
+          <w:rFonts w:ascii="Times New Roman" w:hAnsi="Times New Roman" w:eastAsia="Times New Roman" w:cs="Times New Roman"/>
+          <w:sz w:val="24"/>
+        </w:rPr>
+        <w:t xml:space="preserve"> là</w:t>
+      </w:r>
+    </w:p>
+    <w:tbl>
+      <w:tblPr>
+        <w:tblW w:type="auto" w:w="0"/>
+        <w:tblLayout w:type="fixed"/>
+        <w:tblLook w:firstColumn="1" w:firstRow="1" w:lastColumn="0" w:lastRow="0" w:noHBand="0" w:noVBand="1" w:val="04A0"/>
+      </w:tblPr>
+      <w:tblGrid>
+        <w:gridCol w:w="2551"/>
+        <w:gridCol w:w="2551"/>
+        <w:gridCol w:w="2551"/>
+        <w:gridCol w:w="2551"/>
+      </w:tblGrid>
+      <w:tr>
+        <w:tc>
+          <w:tcPr>
+            <w:tcW w:type="dxa" w:w="2551"/>
+          </w:tcPr>
+          <w:p>
+            <w:pPr>
+              <w:spacing w:before="0" w:after="20" w:line="264" w:lineRule="auto"/>
+              <w:jc w:val="both"/>
+            </w:pPr>
+            <w:r>
+              <w:rPr>
+                <w:rFonts w:ascii="Times New Roman" w:hAnsi="Times New Roman" w:eastAsia="Times New Roman" w:cs="Times New Roman"/>
+                <w:b/>
+                <w:color w:val="1F4E79"/>
+                <w:sz w:val="24"/>
+              </w:rPr>
+              <w:t xml:space="preserve">A. </w:t>
+            </w:r>
+            <m:oMath>
+              <m:sSup>
+                <m:e>
+                  <m:r>
+                    <m:t>45</m:t>
+                  </m:r>
+                </m:e>
+                <m:sup>
+                  <m:r>
+                    <m:t>∘</m:t>
+                  </m:r>
+                </m:sup>
+              </m:sSup>
+            </m:oMath>
+          </w:p>
+        </w:tc>
+        <w:tc>
+          <w:tcPr>
+            <w:tcW w:type="dxa" w:w="2551"/>
+          </w:tcPr>
+          <w:p>
+            <w:pPr>
+              <w:spacing w:before="0" w:after="20" w:line="264" w:lineRule="auto"/>
+              <w:jc w:val="both"/>
+            </w:pPr>
+            <w:r>
+              <w:rPr>
+                <w:rFonts w:ascii="Times New Roman" w:hAnsi="Times New Roman" w:eastAsia="Times New Roman" w:cs="Times New Roman"/>
+                <w:b/>
+                <w:color w:val="1F4E79"/>
+                <w:sz w:val="24"/>
+              </w:rPr>
+              <w:t xml:space="preserve">B. </w:t>
+            </w:r>
+            <m:oMath>
+              <m:sSup>
+                <m:e>
+                  <m:r>
+                    <m:t>120</m:t>
+                  </m:r>
+                </m:e>
+                <m:sup>
+                  <m:r>
+                    <m:t>∘</m:t>
+                  </m:r>
+                </m:sup>
+              </m:sSup>
+            </m:oMath>
+          </w:p>
+        </w:tc>
+        <w:tc>
+          <w:tcPr>
+            <w:tcW w:type="dxa" w:w="2551"/>
+          </w:tcPr>
+          <w:p>
+            <w:pPr>
+              <w:spacing w:before="0" w:after="20" w:line="264" w:lineRule="auto"/>
+              <w:jc w:val="both"/>
+            </w:pPr>
+            <w:r>
+              <w:rPr>
+                <w:rFonts w:ascii="Times New Roman" w:hAnsi="Times New Roman" w:eastAsia="Times New Roman" w:cs="Times New Roman"/>
+                <w:b/>
+                <w:color w:val="1F4E79"/>
+                <w:sz w:val="24"/>
+              </w:rPr>
+              <w:t xml:space="preserve">C. </w:t>
+            </w:r>
+            <m:oMath>
+              <m:sSup>
+                <m:e>
+                  <m:r>
+                    <m:t>30</m:t>
+                  </m:r>
+                </m:e>
+                <m:sup>
+                  <m:r>
+                    <m:t>∘</m:t>
+                  </m:r>
+                </m:sup>
+              </m:sSup>
+            </m:oMath>
+          </w:p>
+        </w:tc>
+        <w:tc>
+          <w:tcPr>
+            <w:tcW w:type="dxa" w:w="2551"/>
+          </w:tcPr>
+          <w:p>
+            <w:pPr>
+              <w:spacing w:before="0" w:after="20" w:line="264" w:lineRule="auto"/>
+              <w:jc w:val="both"/>
+            </w:pPr>
+            <w:r>
+              <w:rPr>
+                <w:rFonts w:ascii="Times New Roman" w:hAnsi="Times New Roman" w:eastAsia="Times New Roman" w:cs="Times New Roman"/>
+                <w:b/>
+                <w:color w:val="1F4E79"/>
+                <w:sz w:val="24"/>
+              </w:rPr>
+              <w:t xml:space="preserve">D. </w:t>
+            </w:r>
+            <m:oMath>
+              <m:sSup>
+                <m:e>
+                  <m:r>
+                    <m:t>60</m:t>
+                  </m:r>
+                </m:e>
+                <m:sup>
+                  <m:r>
+                    <m:t>∘</m:t>
+                  </m:r>
+                </m:sup>
+              </m:sSup>
+            </m:oMath>
+          </w:p>
+        </w:tc>
+      </w:tr>
+    </w:tbl>
+    <w:p>
+      <w:pPr>
+        <w:keepNext/>
+        <w:spacing w:before="0" w:after="60" w:line="264" w:lineRule="auto"/>
+        <w:jc w:val="both"/>
+      </w:pPr>
+      <w:r>
+        <w:rPr>
+          <w:rFonts w:ascii="Times New Roman" w:hAnsi="Times New Roman" w:eastAsia="Times New Roman" w:cs="Times New Roman"/>
+          <w:b/>
+          <w:sz w:val="24"/>
+        </w:rPr>
+        <w:t>Câu 6 (Vận dụng).</w:t>
+      </w:r>
+      <w:r>
+        <w:rPr>
+          <w:rFonts w:ascii="Times New Roman" w:hAnsi="Times New Roman" w:eastAsia="Times New Roman" w:cs="Times New Roman"/>
+          <w:sz w:val="24"/>
+        </w:rPr>
+        <w:t xml:space="preserve"> Giá trị lớn nhất của </w:t>
+      </w:r>
+      <m:oMath>
+        <m:r>
+          <m:t>F=x+2y</m:t>
+        </m:r>
+      </m:oMath>
+      <w:r>
+        <w:rPr>
+          <w:rFonts w:ascii="Times New Roman" w:hAnsi="Times New Roman" w:eastAsia="Times New Roman" w:cs="Times New Roman"/>
+          <w:sz w:val="24"/>
+        </w:rPr>
+        <w:t xml:space="preserve"> trên miền nghiệm của hệ </w:t>
+      </w:r>
+      <m:oMath>
+        <m:r>
+          <m:t>x≥0</m:t>
+        </m:r>
+      </m:oMath>
+      <w:r>
+        <w:rPr>
+          <w:rFonts w:ascii="Times New Roman" w:hAnsi="Times New Roman" w:eastAsia="Times New Roman" w:cs="Times New Roman"/>
+          <w:sz w:val="24"/>
+        </w:rPr>
+        <w:t xml:space="preserve">, </w:t>
+      </w:r>
+      <m:oMath>
+        <m:r>
+          <m:t>y≥0</m:t>
+        </m:r>
+      </m:oMath>
+      <w:r>
+        <w:rPr>
+          <w:rFonts w:ascii="Times New Roman" w:hAnsi="Times New Roman" w:eastAsia="Times New Roman" w:cs="Times New Roman"/>
+          <w:sz w:val="24"/>
+        </w:rPr>
+        <w:t xml:space="preserve">, </w:t>
+      </w:r>
+      <m:oMath>
+        <m:r>
+          <m:t>x+y≤5</m:t>
+        </m:r>
+      </m:oMath>
+      <w:r>
+        <w:rPr>
+          <w:rFonts w:ascii="Times New Roman" w:hAnsi="Times New Roman" w:eastAsia="Times New Roman" w:cs="Times New Roman"/>
+          <w:sz w:val="24"/>
+        </w:rPr>
+        <w:t xml:space="preserve">, </w:t>
+      </w:r>
+      <m:oMath>
+        <m:r>
+          <m:t>x+3y≤9</m:t>
+        </m:r>
+      </m:oMath>
+      <w:r>
+        <w:rPr>
+          <w:rFonts w:ascii="Times New Roman" w:hAnsi="Times New Roman" w:eastAsia="Times New Roman" w:cs="Times New Roman"/>
+          <w:sz w:val="24"/>
+        </w:rPr>
+        <w:t xml:space="preserve"> là</w:t>
       </w:r>
     </w:p>
     <w:tbl>
@@ -4492,17 +4984,6 @@
               <m:r>
                 <m:t>6</m:t>
               </m:r>
-              <m:rad>
-                <m:radPr>
-                  <m:degHide m:val="on"/>
-                </m:radPr>
-                <m:deg/>
-                <m:e>
-                  <m:r>
-                    <m:t>3</m:t>
-                  </m:r>
-                </m:e>
-              </m:rad>
             </m:oMath>
           </w:p>
         </w:tc>
@@ -4526,7 +5007,7 @@
             </w:r>
             <m:oMath>
               <m:r>
-                <m:t>3</m:t>
+                <m:t>7</m:t>
               </m:r>
             </m:oMath>
           </w:p>
@@ -4551,7 +5032,7 @@
             </w:r>
             <m:oMath>
               <m:r>
-                <m:t>12</m:t>
+                <m:t>5</m:t>
               </m:r>
             </m:oMath>
           </w:p>
@@ -4576,204 +5057,7 @@
             </w:r>
             <m:oMath>
               <m:r>
-                <m:t>6</m:t>
-              </m:r>
-            </m:oMath>
-          </w:p>
-        </w:tc>
-      </w:tr>
-    </w:tbl>
-    <w:p>
-      <w:pPr>
-        <w:keepNext/>
-        <w:spacing w:before="0" w:after="60" w:line="264" w:lineRule="auto"/>
-        <w:jc w:val="both"/>
-      </w:pPr>
-      <w:r>
-        <w:rPr>
-          <w:rFonts w:ascii="Times New Roman" w:hAnsi="Times New Roman" w:eastAsia="Times New Roman" w:cs="Times New Roman"/>
-          <w:b/>
-          <w:sz w:val="24"/>
-        </w:rPr>
-        <w:t>Câu 6 (Vận dụng).</w:t>
-      </w:r>
-      <w:r>
-        <w:rPr>
-          <w:rFonts w:ascii="Times New Roman" w:hAnsi="Times New Roman" w:eastAsia="Times New Roman" w:cs="Times New Roman"/>
-          <w:sz w:val="24"/>
-        </w:rPr>
-        <w:t xml:space="preserve"> Giá trị lớn nhất của </w:t>
-      </w:r>
-      <m:oMath>
-        <m:r>
-          <m:t>F=3x+4y</m:t>
-        </m:r>
-      </m:oMath>
-      <w:r>
-        <w:rPr>
-          <w:rFonts w:ascii="Times New Roman" w:hAnsi="Times New Roman" w:eastAsia="Times New Roman" w:cs="Times New Roman"/>
-          <w:sz w:val="24"/>
-        </w:rPr>
-        <w:t xml:space="preserve"> trên miền nghiệm của hệ </w:t>
-      </w:r>
-      <m:oMath>
-        <m:r>
-          <m:t>x≥0</m:t>
-        </m:r>
-      </m:oMath>
-      <w:r>
-        <w:rPr>
-          <w:rFonts w:ascii="Times New Roman" w:hAnsi="Times New Roman" w:eastAsia="Times New Roman" w:cs="Times New Roman"/>
-          <w:sz w:val="24"/>
-        </w:rPr>
-        <w:t xml:space="preserve">, </w:t>
-      </w:r>
-      <m:oMath>
-        <m:r>
-          <m:t>y≥0</m:t>
-        </m:r>
-      </m:oMath>
-      <w:r>
-        <w:rPr>
-          <w:rFonts w:ascii="Times New Roman" w:hAnsi="Times New Roman" w:eastAsia="Times New Roman" w:cs="Times New Roman"/>
-          <w:sz w:val="24"/>
-        </w:rPr>
-        <w:t xml:space="preserve">, </w:t>
-      </w:r>
-      <m:oMath>
-        <m:r>
-          <m:t>x+y≤6</m:t>
-        </m:r>
-      </m:oMath>
-      <w:r>
-        <w:rPr>
-          <w:rFonts w:ascii="Times New Roman" w:hAnsi="Times New Roman" w:eastAsia="Times New Roman" w:cs="Times New Roman"/>
-          <w:sz w:val="24"/>
-        </w:rPr>
-        <w:t xml:space="preserve">, </w:t>
-      </w:r>
-      <m:oMath>
-        <m:r>
-          <m:t>x+2y≤8</m:t>
-        </m:r>
-      </m:oMath>
-      <w:r>
-        <w:rPr>
-          <w:rFonts w:ascii="Times New Roman" w:hAnsi="Times New Roman" w:eastAsia="Times New Roman" w:cs="Times New Roman"/>
-          <w:sz w:val="24"/>
-        </w:rPr>
-        <w:t xml:space="preserve"> là</w:t>
-      </w:r>
-    </w:p>
-    <w:tbl>
-      <w:tblPr>
-        <w:tblW w:type="auto" w:w="0"/>
-        <w:tblLayout w:type="fixed"/>
-        <w:tblLook w:firstColumn="1" w:firstRow="1" w:lastColumn="0" w:lastRow="0" w:noHBand="0" w:noVBand="1" w:val="04A0"/>
-      </w:tblPr>
-      <w:tblGrid>
-        <w:gridCol w:w="2551"/>
-        <w:gridCol w:w="2551"/>
-        <w:gridCol w:w="2551"/>
-        <w:gridCol w:w="2551"/>
-      </w:tblGrid>
-      <w:tr>
-        <w:tc>
-          <w:tcPr>
-            <w:tcW w:type="dxa" w:w="2551"/>
-          </w:tcPr>
-          <w:p>
-            <w:pPr>
-              <w:spacing w:before="0" w:after="20" w:line="264" w:lineRule="auto"/>
-              <w:jc w:val="both"/>
-            </w:pPr>
-            <w:r>
-              <w:rPr>
-                <w:rFonts w:ascii="Times New Roman" w:hAnsi="Times New Roman" w:eastAsia="Times New Roman" w:cs="Times New Roman"/>
-                <w:b/>
-                <w:color w:val="1F4E79"/>
-                <w:sz w:val="24"/>
-              </w:rPr>
-              <w:t xml:space="preserve">A. </w:t>
-            </w:r>
-            <m:oMath>
-              <m:r>
-                <m:t>20</m:t>
-              </m:r>
-            </m:oMath>
-          </w:p>
-        </w:tc>
-        <w:tc>
-          <w:tcPr>
-            <w:tcW w:type="dxa" w:w="2551"/>
-          </w:tcPr>
-          <w:p>
-            <w:pPr>
-              <w:spacing w:before="0" w:after="20" w:line="264" w:lineRule="auto"/>
-              <w:jc w:val="both"/>
-            </w:pPr>
-            <w:r>
-              <w:rPr>
-                <w:rFonts w:ascii="Times New Roman" w:hAnsi="Times New Roman" w:eastAsia="Times New Roman" w:cs="Times New Roman"/>
-                <w:b/>
-                <w:color w:val="1F4E79"/>
-                <w:sz w:val="24"/>
-              </w:rPr>
-              <w:t xml:space="preserve">B. </w:t>
-            </w:r>
-            <m:oMath>
-              <m:r>
-                <m:t>18</m:t>
-              </m:r>
-            </m:oMath>
-          </w:p>
-        </w:tc>
-        <w:tc>
-          <w:tcPr>
-            <w:tcW w:type="dxa" w:w="2551"/>
-          </w:tcPr>
-          <w:p>
-            <w:pPr>
-              <w:spacing w:before="0" w:after="20" w:line="264" w:lineRule="auto"/>
-              <w:jc w:val="both"/>
-            </w:pPr>
-            <w:r>
-              <w:rPr>
-                <w:rFonts w:ascii="Times New Roman" w:hAnsi="Times New Roman" w:eastAsia="Times New Roman" w:cs="Times New Roman"/>
-                <w:b/>
-                <w:color w:val="1F4E79"/>
-                <w:sz w:val="24"/>
-              </w:rPr>
-              <w:t xml:space="preserve">C. </w:t>
-            </w:r>
-            <m:oMath>
-              <m:r>
-                <m:t>16</m:t>
-              </m:r>
-            </m:oMath>
-          </w:p>
-        </w:tc>
-        <w:tc>
-          <w:tcPr>
-            <w:tcW w:type="dxa" w:w="2551"/>
-          </w:tcPr>
-          <w:p>
-            <w:pPr>
-              <w:spacing w:before="0" w:after="20" w:line="264" w:lineRule="auto"/>
-              <w:jc w:val="both"/>
-            </w:pPr>
-            <w:r>
-              <w:rPr>
-                <w:rFonts w:ascii="Times New Roman" w:hAnsi="Times New Roman" w:eastAsia="Times New Roman" w:cs="Times New Roman"/>
-                <w:b/>
-                <w:color w:val="1F4E79"/>
-                <w:sz w:val="24"/>
-              </w:rPr>
-              <w:t xml:space="preserve">D. </w:t>
-            </w:r>
-            <m:oMath>
-              <m:r>
-                <m:t>24</m:t>
+                <m:t>10</m:t>
               </m:r>
             </m:oMath>
           </w:p>
@@ -4812,7 +5096,19 @@
           <w:rFonts w:ascii="Times New Roman" w:hAnsi="Times New Roman" w:eastAsia="Times New Roman" w:cs="Times New Roman"/>
           <w:sz w:val="24"/>
         </w:rPr>
-        <w:t xml:space="preserve"> Lớp 10A ở Vĩnh Thạnh có </w:t>
+        <w:t xml:space="preserve"> Một hộ gia đình ở Vĩnh Thạnh có không quá </w:t>
+      </w:r>
+      <m:oMath>
+        <m:r>
+          <m:t>6</m:t>
+        </m:r>
+      </m:oMath>
+      <w:r>
+        <w:rPr>
+          <w:rFonts w:ascii="Times New Roman" w:hAnsi="Times New Roman" w:eastAsia="Times New Roman" w:cs="Times New Roman"/>
+          <w:sz w:val="24"/>
+        </w:rPr>
+        <w:t xml:space="preserve"> ha đất để trồng cà phê và hồ tiêu. Mỗi ha cà phê cần </w:t>
       </w:r>
       <m:oMath>
         <m:r>
@@ -4824,11 +5120,11 @@
           <w:rFonts w:ascii="Times New Roman" w:hAnsi="Times New Roman" w:eastAsia="Times New Roman" w:cs="Times New Roman"/>
           <w:sz w:val="24"/>
         </w:rPr>
-        <w:t xml:space="preserve"> học sinh, trong đó </w:t>
+        <w:t xml:space="preserve"> ngày công, lãi </w:t>
       </w:r>
       <m:oMath>
         <m:r>
-          <m:t>24</m:t>
+          <m:t>50</m:t>
         </m:r>
       </m:oMath>
       <w:r>
@@ -4836,11 +5132,11 @@
           <w:rFonts w:ascii="Times New Roman" w:hAnsi="Times New Roman" w:eastAsia="Times New Roman" w:cs="Times New Roman"/>
           <w:sz w:val="24"/>
         </w:rPr>
-        <w:t xml:space="preserve"> bạn tham gia câu lạc bộ bóng đá, </w:t>
+        <w:t xml:space="preserve"> triệu đồng; mỗi ha hồ tiêu cần </w:t>
       </w:r>
       <m:oMath>
         <m:r>
-          <m:t>15</m:t>
+          <m:t>60</m:t>
         </m:r>
       </m:oMath>
       <w:r>
@@ -4848,11 +5144,11 @@
           <w:rFonts w:ascii="Times New Roman" w:hAnsi="Times New Roman" w:eastAsia="Times New Roman" w:cs="Times New Roman"/>
           <w:sz w:val="24"/>
         </w:rPr>
-        <w:t xml:space="preserve"> bạn tham gia câu lạc bộ cầu lông, </w:t>
+        <w:t xml:space="preserve"> ngày công, lãi </w:t>
       </w:r>
       <m:oMath>
         <m:r>
-          <m:t>7</m:t>
+          <m:t>70</m:t>
         </m:r>
       </m:oMath>
       <w:r>
@@ -4860,7 +5156,55 @@
           <w:rFonts w:ascii="Times New Roman" w:hAnsi="Times New Roman" w:eastAsia="Times New Roman" w:cs="Times New Roman"/>
           <w:sz w:val="24"/>
         </w:rPr>
-        <w:t xml:space="preserve"> bạn tham gia cả hai câu lạc bộ. Xét tính đúng, sai:</w:t>
+        <w:t xml:space="preserve"> triệu đồng. Tổng số ngày công không quá </w:t>
+      </w:r>
+      <m:oMath>
+        <m:r>
+          <m:t>300</m:t>
+        </m:r>
+      </m:oMath>
+      <w:r>
+        <w:rPr>
+          <w:rFonts w:ascii="Times New Roman" w:hAnsi="Times New Roman" w:eastAsia="Times New Roman" w:cs="Times New Roman"/>
+          <w:sz w:val="24"/>
+        </w:rPr>
+        <w:t xml:space="preserve">. Gọi </w:t>
+      </w:r>
+      <m:oMath>
+        <m:r>
+          <m:t>x</m:t>
+        </m:r>
+      </m:oMath>
+      <w:r>
+        <w:rPr>
+          <w:rFonts w:ascii="Times New Roman" w:hAnsi="Times New Roman" w:eastAsia="Times New Roman" w:cs="Times New Roman"/>
+          <w:sz w:val="24"/>
+        </w:rPr>
+        <w:t xml:space="preserve">, </w:t>
+      </w:r>
+      <m:oMath>
+        <m:r>
+          <m:t>y</m:t>
+        </m:r>
+      </m:oMath>
+      <w:r>
+        <w:rPr>
+          <w:rFonts w:ascii="Times New Roman" w:hAnsi="Times New Roman" w:eastAsia="Times New Roman" w:cs="Times New Roman"/>
+          <w:sz w:val="24"/>
+        </w:rPr>
+        <w:t xml:space="preserve"> (ha) lần lượt là diện tích trồng cà phê, hồ tiêu (</w:t>
+      </w:r>
+      <m:oMath>
+        <m:r>
+          <m:t>x,y≥0</m:t>
+        </m:r>
+      </m:oMath>
+      <w:r>
+        <w:rPr>
+          <w:rFonts w:ascii="Times New Roman" w:hAnsi="Times New Roman" w:eastAsia="Times New Roman" w:cs="Times New Roman"/>
+          <w:sz w:val="24"/>
+        </w:rPr>
+        <w:t>). Xét tính đúng, sai:</w:t>
       </w:r>
     </w:p>
     <w:p>
@@ -4874,19 +5218,32 @@
           <w:rFonts w:ascii="Times New Roman" w:hAnsi="Times New Roman" w:eastAsia="Times New Roman" w:cs="Times New Roman"/>
           <w:sz w:val="24"/>
         </w:rPr>
-        <w:t xml:space="preserve">a) Số học sinh tham gia ít nhất một câu lạc bộ là </w:t>
+        <w:t xml:space="preserve">a) Cặp số </w:t>
       </w:r>
       <m:oMath>
-        <m:r>
-          <m:t>32</m:t>
-        </m:r>
+        <m:d>
+          <m:dPr>
+            <m:sepChr m:val=""/>
+          </m:dPr>
+          <m:e>
+            <m:r>
+              <m:t>2</m:t>
+            </m:r>
+            <m:r>
+              <m:t>;</m:t>
+            </m:r>
+            <m:r>
+              <m:t>3</m:t>
+            </m:r>
+          </m:e>
+        </m:d>
       </m:oMath>
       <w:r>
         <w:rPr>
           <w:rFonts w:ascii="Times New Roman" w:hAnsi="Times New Roman" w:eastAsia="Times New Roman" w:cs="Times New Roman"/>
           <w:sz w:val="24"/>
         </w:rPr>
-        <w:t>.</w:t>
+        <w:t xml:space="preserve"> thoả mãn mọi điều kiện của bài toán.</w:t>
       </w:r>
     </w:p>
     <w:p>
@@ -4900,11 +5257,11 @@
           <w:rFonts w:ascii="Times New Roman" w:hAnsi="Times New Roman" w:eastAsia="Times New Roman" w:cs="Times New Roman"/>
           <w:sz w:val="24"/>
         </w:rPr>
-        <w:t xml:space="preserve">b) Số học sinh chỉ tham gia câu lạc bộ bóng đá là </w:t>
+        <w:t xml:space="preserve">b) Điều kiện về ngày công là </w:t>
       </w:r>
       <m:oMath>
         <m:r>
-          <m:t>17</m:t>
+          <m:t>40x+60y≥300</m:t>
         </m:r>
       </m:oMath>
       <w:r>
@@ -4926,12 +5283,25 @@
           <w:rFonts w:ascii="Times New Roman" w:hAnsi="Times New Roman" w:eastAsia="Times New Roman" w:cs="Times New Roman"/>
           <w:sz w:val="24"/>
         </w:rPr>
-        <w:t xml:space="preserve">c) Số học sinh không tham gia câu lạc bộ nào là </w:t>
+        <w:t xml:space="preserve">c) Miền nghiệm của hệ điều kiện có một đỉnh là </w:t>
       </w:r>
       <m:oMath>
-        <m:r>
-          <m:t>10</m:t>
-        </m:r>
+        <m:d>
+          <m:dPr>
+            <m:sepChr m:val=""/>
+          </m:dPr>
+          <m:e>
+            <m:r>
+              <m:t>3</m:t>
+            </m:r>
+            <m:r>
+              <m:t>;</m:t>
+            </m:r>
+            <m:r>
+              <m:t>3</m:t>
+            </m:r>
+          </m:e>
+        </m:d>
       </m:oMath>
       <w:r>
         <w:rPr>
@@ -4952,11 +5322,11 @@
           <w:rFonts w:ascii="Times New Roman" w:hAnsi="Times New Roman" w:eastAsia="Times New Roman" w:cs="Times New Roman"/>
           <w:sz w:val="24"/>
         </w:rPr>
-        <w:t xml:space="preserve">d) Số học sinh tham gia đúng một câu lạc bộ là </w:t>
+        <w:t xml:space="preserve">d) Tiền lãi lớn nhất hộ gia đình có thể đạt được là </w:t>
       </w:r>
       <m:oMath>
         <m:r>
-          <m:t>25</m:t>
+          <m:t>350</m:t>
         </m:r>
       </m:oMath>
       <w:r>
@@ -4964,7 +5334,7 @@
           <w:rFonts w:ascii="Times New Roman" w:hAnsi="Times New Roman" w:eastAsia="Times New Roman" w:cs="Times New Roman"/>
           <w:sz w:val="24"/>
         </w:rPr>
-        <w:t>.</w:t>
+        <w:t xml:space="preserve"> triệu đồng.</w:t>
       </w:r>
     </w:p>
     <w:p>
@@ -5237,6 +5607,44 @@
                 <w:rFonts w:ascii="Times New Roman" w:hAnsi="Times New Roman" w:eastAsia="Times New Roman" w:cs="Times New Roman"/>
                 <w:sz w:val="24"/>
               </w:rPr>
+              <w:t>B</w:t>
+            </w:r>
+          </w:p>
+        </w:tc>
+        <w:tc>
+          <w:tcPr>
+            <w:tcW w:type="dxa" w:w="1020"/>
+            <w:vAlign w:val="center"/>
+          </w:tcPr>
+          <w:p>
+            <w:pPr>
+              <w:spacing w:before="0" w:after="20" w:line="264" w:lineRule="auto"/>
+              <w:jc w:val="center"/>
+            </w:pPr>
+            <w:r>
+              <w:rPr>
+                <w:rFonts w:ascii="Times New Roman" w:hAnsi="Times New Roman" w:eastAsia="Times New Roman" w:cs="Times New Roman"/>
+                <w:sz w:val="24"/>
+              </w:rPr>
+              <w:t>D</w:t>
+            </w:r>
+          </w:p>
+        </w:tc>
+        <w:tc>
+          <w:tcPr>
+            <w:tcW w:type="dxa" w:w="1020"/>
+            <w:vAlign w:val="center"/>
+          </w:tcPr>
+          <w:p>
+            <w:pPr>
+              <w:spacing w:before="0" w:after="20" w:line="264" w:lineRule="auto"/>
+              <w:jc w:val="center"/>
+            </w:pPr>
+            <w:r>
+              <w:rPr>
+                <w:rFonts w:ascii="Times New Roman" w:hAnsi="Times New Roman" w:eastAsia="Times New Roman" w:cs="Times New Roman"/>
+                <w:sz w:val="24"/>
+              </w:rPr>
               <w:t>A</w:t>
             </w:r>
           </w:p>
@@ -5281,44 +5689,6 @@
         </w:tc>
         <w:tc>
           <w:tcPr>
-            <w:tcW w:type="dxa" w:w="1020"/>
-            <w:vAlign w:val="center"/>
-          </w:tcPr>
-          <w:p>
-            <w:pPr>
-              <w:spacing w:before="0" w:after="20" w:line="264" w:lineRule="auto"/>
-              <w:jc w:val="center"/>
-            </w:pPr>
-            <w:r>
-              <w:rPr>
-                <w:rFonts w:ascii="Times New Roman" w:hAnsi="Times New Roman" w:eastAsia="Times New Roman" w:cs="Times New Roman"/>
-                <w:sz w:val="24"/>
-              </w:rPr>
-              <w:t>D</w:t>
-            </w:r>
-          </w:p>
-        </w:tc>
-        <w:tc>
-          <w:tcPr>
-            <w:tcW w:type="dxa" w:w="1020"/>
-            <w:vAlign w:val="center"/>
-          </w:tcPr>
-          <w:p>
-            <w:pPr>
-              <w:spacing w:before="0" w:after="20" w:line="264" w:lineRule="auto"/>
-              <w:jc w:val="center"/>
-            </w:pPr>
-            <w:r>
-              <w:rPr>
-                <w:rFonts w:ascii="Times New Roman" w:hAnsi="Times New Roman" w:eastAsia="Times New Roman" w:cs="Times New Roman"/>
-                <w:sz w:val="24"/>
-              </w:rPr>
-              <w:t>A</w:t>
-            </w:r>
-          </w:p>
-        </w:tc>
-        <w:tc>
-          <w:tcPr>
             <w:tcW w:type="dxa" w:w="1701"/>
             <w:vAlign w:val="center"/>
           </w:tcPr>
@@ -5345,7 +5715,7 @@
                 <w:rFonts w:ascii="Times New Roman" w:hAnsi="Times New Roman" w:eastAsia="Times New Roman" w:cs="Times New Roman"/>
                 <w:sz w:val="24"/>
               </w:rPr>
-              <w:t>b) Đ</w:t>
+              <w:t>b) S</w:t>
             </w:r>
           </w:p>
           <w:p>
@@ -5358,7 +5728,7 @@
                 <w:rFonts w:ascii="Times New Roman" w:hAnsi="Times New Roman" w:eastAsia="Times New Roman" w:cs="Times New Roman"/>
                 <w:sz w:val="24"/>
               </w:rPr>
-              <w:t>c) S</w:t>
+              <w:t>c) Đ</w:t>
             </w:r>
           </w:p>
           <w:p>
@@ -5371,7 +5741,7 @@
                 <w:rFonts w:ascii="Times New Roman" w:hAnsi="Times New Roman" w:eastAsia="Times New Roman" w:cs="Times New Roman"/>
                 <w:sz w:val="24"/>
               </w:rPr>
-              <w:t>d) Đ</w:t>
+              <w:t>d) S</w:t>
             </w:r>
           </w:p>
         </w:tc>
@@ -5395,11 +5765,11 @@
           <w:rFonts w:ascii="Times New Roman" w:hAnsi="Times New Roman" w:eastAsia="Times New Roman" w:cs="Times New Roman"/>
           <w:sz w:val="24"/>
         </w:rPr>
-        <w:t xml:space="preserve"> Mệnh đề là câu khẳng định có tính đúng hoặc sai xác định; “</w:t>
+        <w:t xml:space="preserve"> Đổi </w:t>
       </w:r>
       <m:oMath>
         <m:r>
-          <m:t>x+2&gt;5</m:t>
+          <m:t>∀</m:t>
         </m:r>
       </m:oMath>
       <w:r>
@@ -5407,7 +5777,43 @@
           <w:rFonts w:ascii="Times New Roman" w:hAnsi="Times New Roman" w:eastAsia="Times New Roman" w:cs="Times New Roman"/>
           <w:sz w:val="24"/>
         </w:rPr>
-        <w:t>” là mệnh đề chứa biến.</w:t>
+        <w:t xml:space="preserve"> thành </w:t>
+      </w:r>
+      <m:oMath>
+        <m:r>
+          <m:t>∃</m:t>
+        </m:r>
+      </m:oMath>
+      <w:r>
+        <w:rPr>
+          <w:rFonts w:ascii="Times New Roman" w:hAnsi="Times New Roman" w:eastAsia="Times New Roman" w:cs="Times New Roman"/>
+          <w:sz w:val="24"/>
+        </w:rPr>
+        <w:t xml:space="preserve"> và \"</w:t>
+      </w:r>
+      <m:oMath>
+        <m:r>
+          <m:t>&gt;</m:t>
+        </m:r>
+      </m:oMath>
+      <w:r>
+        <w:rPr>
+          <w:rFonts w:ascii="Times New Roman" w:hAnsi="Times New Roman" w:eastAsia="Times New Roman" w:cs="Times New Roman"/>
+          <w:sz w:val="24"/>
+        </w:rPr>
+        <w:t>\" thành \"</w:t>
+      </w:r>
+      <m:oMath>
+        <m:r>
+          <m:t>≤</m:t>
+        </m:r>
+      </m:oMath>
+      <w:r>
+        <w:rPr>
+          <w:rFonts w:ascii="Times New Roman" w:hAnsi="Times New Roman" w:eastAsia="Times New Roman" w:cs="Times New Roman"/>
+          <w:sz w:val="24"/>
+        </w:rPr>
+        <w:t>\".</w:t>
       </w:r>
     </w:p>
     <w:p>
@@ -5428,7 +5834,7 @@
           <w:rFonts w:ascii="Times New Roman" w:hAnsi="Times New Roman" w:eastAsia="Times New Roman" w:cs="Times New Roman"/>
           <w:sz w:val="24"/>
         </w:rPr>
-        <w:t xml:space="preserve"> Phần chung của hai khoảng trên trục số: </w:t>
+        <w:t xml:space="preserve"> Phần chung trên trục số: </w:t>
       </w:r>
       <m:oMath>
         <m:d>
@@ -5439,13 +5845,13 @@
           </m:dPr>
           <m:e>
             <m:r>
-              <m:t>1</m:t>
+              <m:t>2</m:t>
             </m:r>
             <m:r>
               <m:t>;</m:t>
             </m:r>
             <m:r>
-              <m:t>3</m:t>
+              <m:t>4</m:t>
             </m:r>
           </m:e>
         </m:d>
@@ -5455,7 +5861,31 @@
           <w:rFonts w:ascii="Times New Roman" w:hAnsi="Times New Roman" w:eastAsia="Times New Roman" w:cs="Times New Roman"/>
           <w:sz w:val="24"/>
         </w:rPr>
-        <w:t>.</w:t>
+        <w:t xml:space="preserve"> (lấy cả </w:t>
+      </w:r>
+      <m:oMath>
+        <m:r>
+          <m:t>2</m:t>
+        </m:r>
+      </m:oMath>
+      <w:r>
+        <w:rPr>
+          <w:rFonts w:ascii="Times New Roman" w:hAnsi="Times New Roman" w:eastAsia="Times New Roman" w:cs="Times New Roman"/>
+          <w:sz w:val="24"/>
+        </w:rPr>
+        <w:t xml:space="preserve"> và </w:t>
+      </w:r>
+      <m:oMath>
+        <m:r>
+          <m:t>4</m:t>
+        </m:r>
+      </m:oMath>
+      <w:r>
+        <w:rPr>
+          <w:rFonts w:ascii="Times New Roman" w:hAnsi="Times New Roman" w:eastAsia="Times New Roman" w:cs="Times New Roman"/>
+          <w:sz w:val="24"/>
+        </w:rPr>
+        <w:t>).</w:t>
       </w:r>
     </w:p>
     <w:p>
@@ -5483,12 +5913,12 @@
           <m:rPr>
             <m:sty m:val="p"/>
           </m:rPr>
-          <m:t>sin</m:t>
+          <m:t>cos</m:t>
         </m:r>
         <m:sSup>
           <m:e>
             <m:r>
-              <m:t>150</m:t>
+              <m:t>135</m:t>
             </m:r>
           </m:e>
           <m:sup>
@@ -5498,18 +5928,18 @@
           </m:sup>
         </m:sSup>
         <m:r>
-          <m:t>=</m:t>
+          <m:t>=−</m:t>
         </m:r>
         <m:r>
           <m:rPr>
             <m:sty m:val="p"/>
           </m:rPr>
-          <m:t>sin</m:t>
+          <m:t>cos</m:t>
         </m:r>
         <m:sSup>
           <m:e>
             <m:r>
-              <m:t>30</m:t>
+              <m:t>45</m:t>
             </m:r>
           </m:e>
           <m:sup>
@@ -5519,16 +5949,24 @@
           </m:sup>
         </m:sSup>
         <m:r>
-          <m:t>=</m:t>
+          <m:t>=−</m:t>
         </m:r>
         <m:f>
           <m:fPr>
             <m:type m:val="bar"/>
           </m:fPr>
           <m:num>
-            <m:r>
-              <m:t>1</m:t>
-            </m:r>
+            <m:rad>
+              <m:radPr>
+                <m:degHide m:val="on"/>
+              </m:radPr>
+              <m:deg/>
+              <m:e>
+                <m:r>
+                  <m:t>2</m:t>
+                </m:r>
+              </m:e>
+            </m:rad>
           </m:num>
           <m:den>
             <m:r>
@@ -5590,12 +6028,12 @@
           </m:fPr>
           <m:num>
             <m:r>
-              <m:t>9</m:t>
+              <m:t>144</m:t>
             </m:r>
           </m:num>
           <m:den>
             <m:r>
-              <m:t>25</m:t>
+              <m:t>169</m:t>
             </m:r>
           </m:den>
         </m:f>
@@ -5608,12 +6046,12 @@
           </m:fPr>
           <m:num>
             <m:r>
-              <m:t>16</m:t>
+              <m:t>25</m:t>
             </m:r>
           </m:num>
           <m:den>
             <m:r>
-              <m:t>25</m:t>
+              <m:t>169</m:t>
             </m:r>
           </m:den>
         </m:f>
@@ -5641,12 +6079,12 @@
           </m:fPr>
           <m:num>
             <m:r>
-              <m:t>4</m:t>
+              <m:t>5</m:t>
             </m:r>
           </m:num>
           <m:den>
             <m:r>
-              <m:t>5</m:t>
+              <m:t>13</m:t>
             </m:r>
           </m:den>
         </m:f>
@@ -5681,7 +6119,13 @@
       </w:r>
       <m:oMath>
         <m:r>
-          <m:t>R=</m:t>
+          <m:rPr>
+            <m:sty m:val="p"/>
+          </m:rPr>
+          <m:t>cos</m:t>
+        </m:r>
+        <m:r>
+          <m:t>A=</m:t>
         </m:r>
         <m:f>
           <m:fPr>
@@ -5689,21 +6133,12 @@
           </m:fPr>
           <m:num>
             <m:r>
-              <m:t>a</m:t>
+              <m:t>64+25−49</m:t>
             </m:r>
           </m:num>
           <m:den>
             <m:r>
-              <m:t>2</m:t>
-            </m:r>
-            <m:r>
-              <m:rPr>
-                <m:sty m:val="p"/>
-              </m:rPr>
-              <m:t>sin</m:t>
-            </m:r>
-            <m:r>
-              <m:t>A</m:t>
+              <m:t>2·8·5</m:t>
             </m:r>
           </m:den>
         </m:f>
@@ -5716,33 +6151,49 @@
           </m:fPr>
           <m:num>
             <m:r>
-              <m:t>6</m:t>
+              <m:t>1</m:t>
             </m:r>
           </m:num>
           <m:den>
             <m:r>
-              <m:t>2·</m:t>
+              <m:t>2</m:t>
             </m:r>
-            <m:f>
-              <m:fPr>
-                <m:type m:val="bar"/>
-              </m:fPr>
-              <m:num>
-                <m:r>
-                  <m:t>1</m:t>
-                </m:r>
-              </m:num>
-              <m:den>
-                <m:r>
-                  <m:t>2</m:t>
-                </m:r>
-              </m:den>
-            </m:f>
           </m:den>
         </m:f>
+      </m:oMath>
+      <w:r>
+        <w:rPr>
+          <w:rFonts w:ascii="Times New Roman" w:hAnsi="Times New Roman" w:eastAsia="Times New Roman" w:cs="Times New Roman"/>
+          <w:sz w:val="24"/>
+        </w:rPr>
+        <w:t xml:space="preserve"> nên </w:t>
+      </w:r>
+      <m:oMath>
+        <m:acc>
+          <m:accPr>
+            <m:chr m:val="̂"/>
+          </m:accPr>
+          <m:e>
+            <m:r>
+              <m:t>A</m:t>
+            </m:r>
+          </m:e>
+        </m:acc>
         <m:r>
-          <m:t>=6</m:t>
+          <m:t>=</m:t>
         </m:r>
+        <m:sSup>
+          <m:e>
+            <m:r>
+              <m:t>60</m:t>
+            </m:r>
+          </m:e>
+          <m:sup>
+            <m:r>
+              <m:t>∘</m:t>
+            </m:r>
+          </m:sup>
+        </m:sSup>
       </m:oMath>
       <w:r>
         <w:rPr>
@@ -5804,7 +6255,7 @@
           </m:dPr>
           <m:e>
             <m:r>
-              <m:t>6</m:t>
+              <m:t>5</m:t>
             </m:r>
             <m:r>
               <m:t>;</m:t>
@@ -5829,7 +6280,7 @@
           </m:dPr>
           <m:e>
             <m:r>
-              <m:t>4</m:t>
+              <m:t>3</m:t>
             </m:r>
             <m:r>
               <m:t>;</m:t>
@@ -5860,7 +6311,7 @@
               <m:t>;</m:t>
             </m:r>
             <m:r>
-              <m:t>4</m:t>
+              <m:t>3</m:t>
             </m:r>
           </m:e>
         </m:d>
@@ -5898,7 +6349,7 @@
       </w:r>
       <m:oMath>
         <m:r>
-          <m:t>18</m:t>
+          <m:t>5</m:t>
         </m:r>
       </m:oMath>
       <w:r>
@@ -5910,7 +6361,7 @@
       </w:r>
       <m:oMath>
         <m:r>
-          <m:t>20</m:t>
+          <m:t>7</m:t>
         </m:r>
       </m:oMath>
       <w:r>
@@ -5922,7 +6373,7 @@
       </w:r>
       <m:oMath>
         <m:r>
-          <m:t>16</m:t>
+          <m:t>6</m:t>
         </m:r>
       </m:oMath>
       <w:r>
@@ -5977,7 +6428,19 @@
       </w:r>
       <m:oMath>
         <m:r>
-          <m:t>24+15−7=32</m:t>
+          <m:t>2+3≤6</m:t>
+        </m:r>
+      </m:oMath>
+      <w:r>
+        <w:rPr>
+          <w:rFonts w:ascii="Times New Roman" w:hAnsi="Times New Roman" w:eastAsia="Times New Roman" w:cs="Times New Roman"/>
+          <w:sz w:val="24"/>
+        </w:rPr>
+        <w:t xml:space="preserve"> và </w:t>
+      </w:r>
+      <m:oMath>
+        <m:r>
+          <m:t>40·2+60·3=260≤300</m:t>
         </m:r>
       </m:oMath>
       <w:r>
@@ -6007,18 +6470,42 @@
           <w:b/>
           <w:sz w:val="24"/>
         </w:rPr>
-        <w:t>Đúng.</w:t>
-      </w:r>
-      <w:r>
-        <w:rPr>
-          <w:rFonts w:ascii="Times New Roman" w:hAnsi="Times New Roman" w:eastAsia="Times New Roman" w:cs="Times New Roman"/>
-          <w:sz w:val="24"/>
-        </w:rPr>
-        <w:t xml:space="preserve"> </w:t>
+        <w:t>Sai.</w:t>
+      </w:r>
+      <w:r>
+        <w:rPr>
+          <w:rFonts w:ascii="Times New Roman" w:hAnsi="Times New Roman" w:eastAsia="Times New Roman" w:cs="Times New Roman"/>
+          <w:sz w:val="24"/>
+        </w:rPr>
+        <w:t xml:space="preserve"> Không quá </w:t>
       </w:r>
       <m:oMath>
         <m:r>
-          <m:t>24−7=17</m:t>
+          <m:t>300</m:t>
+        </m:r>
+      </m:oMath>
+      <w:r>
+        <w:rPr>
+          <w:rFonts w:ascii="Times New Roman" w:hAnsi="Times New Roman" w:eastAsia="Times New Roman" w:cs="Times New Roman"/>
+          <w:sz w:val="24"/>
+        </w:rPr>
+        <w:t xml:space="preserve"> ngày công: </w:t>
+      </w:r>
+      <m:oMath>
+        <m:r>
+          <m:t>40x+60y≤300</m:t>
+        </m:r>
+      </m:oMath>
+      <w:r>
+        <w:rPr>
+          <w:rFonts w:ascii="Times New Roman" w:hAnsi="Times New Roman" w:eastAsia="Times New Roman" w:cs="Times New Roman"/>
+          <w:sz w:val="24"/>
+        </w:rPr>
+        <w:t xml:space="preserve">, tức </w:t>
+      </w:r>
+      <m:oMath>
+        <m:r>
+          <m:t>2x+3y≤15</m:t>
         </m:r>
       </m:oMath>
       <w:r>
@@ -6048,19 +6535,56 @@
           <w:b/>
           <w:sz w:val="24"/>
         </w:rPr>
-        <w:t>Sai.</w:t>
-      </w:r>
-      <w:r>
-        <w:rPr>
-          <w:rFonts w:ascii="Times New Roman" w:hAnsi="Times New Roman" w:eastAsia="Times New Roman" w:cs="Times New Roman"/>
-          <w:sz w:val="24"/>
-        </w:rPr>
-        <w:t xml:space="preserve"> </w:t>
+        <w:t>Đúng.</w:t>
+      </w:r>
+      <w:r>
+        <w:rPr>
+          <w:rFonts w:ascii="Times New Roman" w:hAnsi="Times New Roman" w:eastAsia="Times New Roman" w:cs="Times New Roman"/>
+          <w:sz w:val="24"/>
+        </w:rPr>
+        <w:t xml:space="preserve"> Giao của </w:t>
       </w:r>
       <m:oMath>
         <m:r>
-          <m:t>40−32=8</m:t>
+          <m:t>x+y=6</m:t>
         </m:r>
+      </m:oMath>
+      <w:r>
+        <w:rPr>
+          <w:rFonts w:ascii="Times New Roman" w:hAnsi="Times New Roman" w:eastAsia="Times New Roman" w:cs="Times New Roman"/>
+          <w:sz w:val="24"/>
+        </w:rPr>
+        <w:t xml:space="preserve"> và </w:t>
+      </w:r>
+      <m:oMath>
+        <m:r>
+          <m:t>2x+3y=15</m:t>
+        </m:r>
+      </m:oMath>
+      <w:r>
+        <w:rPr>
+          <w:rFonts w:ascii="Times New Roman" w:hAnsi="Times New Roman" w:eastAsia="Times New Roman" w:cs="Times New Roman"/>
+          <w:sz w:val="24"/>
+        </w:rPr>
+        <w:t xml:space="preserve"> là </w:t>
+      </w:r>
+      <m:oMath>
+        <m:d>
+          <m:dPr>
+            <m:sepChr m:val=""/>
+          </m:dPr>
+          <m:e>
+            <m:r>
+              <m:t>3</m:t>
+            </m:r>
+            <m:r>
+              <m:t>;</m:t>
+            </m:r>
+            <m:r>
+              <m:t>3</m:t>
+            </m:r>
+          </m:e>
+        </m:d>
       </m:oMath>
       <w:r>
         <w:rPr>
@@ -6089,7 +6613,7 @@
           <w:b/>
           <w:sz w:val="24"/>
         </w:rPr>
-        <w:t>Đúng.</w:t>
+        <w:t>Sai.</w:t>
       </w:r>
       <w:r>
         <w:rPr>
@@ -6100,7 +6624,7 @@
       </w:r>
       <m:oMath>
         <m:r>
-          <m:t>17+(15−7)=25</m:t>
+          <m:t>F=50x+70y</m:t>
         </m:r>
       </m:oMath>
       <w:r>
@@ -6108,7 +6632,167 @@
           <w:rFonts w:ascii="Times New Roman" w:hAnsi="Times New Roman" w:eastAsia="Times New Roman" w:cs="Times New Roman"/>
           <w:sz w:val="24"/>
         </w:rPr>
-        <w:t>.</w:t>
+        <w:t xml:space="preserve"> tại </w:t>
+      </w:r>
+      <m:oMath>
+        <m:d>
+          <m:dPr>
+            <m:sepChr m:val=""/>
+          </m:dPr>
+          <m:e>
+            <m:r>
+              <m:t>0</m:t>
+            </m:r>
+            <m:r>
+              <m:t>;</m:t>
+            </m:r>
+            <m:r>
+              <m:t>0</m:t>
+            </m:r>
+          </m:e>
+        </m:d>
+      </m:oMath>
+      <w:r>
+        <w:rPr>
+          <w:rFonts w:ascii="Times New Roman" w:hAnsi="Times New Roman" w:eastAsia="Times New Roman" w:cs="Times New Roman"/>
+          <w:sz w:val="24"/>
+        </w:rPr>
+        <w:t xml:space="preserve">, </w:t>
+      </w:r>
+      <m:oMath>
+        <m:d>
+          <m:dPr>
+            <m:sepChr m:val=""/>
+          </m:dPr>
+          <m:e>
+            <m:r>
+              <m:t>6</m:t>
+            </m:r>
+            <m:r>
+              <m:t>;</m:t>
+            </m:r>
+            <m:r>
+              <m:t>0</m:t>
+            </m:r>
+          </m:e>
+        </m:d>
+      </m:oMath>
+      <w:r>
+        <w:rPr>
+          <w:rFonts w:ascii="Times New Roman" w:hAnsi="Times New Roman" w:eastAsia="Times New Roman" w:cs="Times New Roman"/>
+          <w:sz w:val="24"/>
+        </w:rPr>
+        <w:t xml:space="preserve">, </w:t>
+      </w:r>
+      <m:oMath>
+        <m:d>
+          <m:dPr>
+            <m:sepChr m:val=""/>
+          </m:dPr>
+          <m:e>
+            <m:r>
+              <m:t>3</m:t>
+            </m:r>
+            <m:r>
+              <m:t>;</m:t>
+            </m:r>
+            <m:r>
+              <m:t>3</m:t>
+            </m:r>
+          </m:e>
+        </m:d>
+      </m:oMath>
+      <w:r>
+        <w:rPr>
+          <w:rFonts w:ascii="Times New Roman" w:hAnsi="Times New Roman" w:eastAsia="Times New Roman" w:cs="Times New Roman"/>
+          <w:sz w:val="24"/>
+        </w:rPr>
+        <w:t xml:space="preserve">, </w:t>
+      </w:r>
+      <m:oMath>
+        <m:d>
+          <m:dPr>
+            <m:sepChr m:val=""/>
+          </m:dPr>
+          <m:e>
+            <m:r>
+              <m:t>0</m:t>
+            </m:r>
+            <m:r>
+              <m:t>;</m:t>
+            </m:r>
+            <m:r>
+              <m:t>5</m:t>
+            </m:r>
+          </m:e>
+        </m:d>
+      </m:oMath>
+      <w:r>
+        <w:rPr>
+          <w:rFonts w:ascii="Times New Roman" w:hAnsi="Times New Roman" w:eastAsia="Times New Roman" w:cs="Times New Roman"/>
+          <w:sz w:val="24"/>
+        </w:rPr>
+        <w:t xml:space="preserve"> là </w:t>
+      </w:r>
+      <m:oMath>
+        <m:r>
+          <m:t>0</m:t>
+        </m:r>
+      </m:oMath>
+      <w:r>
+        <w:rPr>
+          <w:rFonts w:ascii="Times New Roman" w:hAnsi="Times New Roman" w:eastAsia="Times New Roman" w:cs="Times New Roman"/>
+          <w:sz w:val="24"/>
+        </w:rPr>
+        <w:t xml:space="preserve">, </w:t>
+      </w:r>
+      <m:oMath>
+        <m:r>
+          <m:t>300</m:t>
+        </m:r>
+      </m:oMath>
+      <w:r>
+        <w:rPr>
+          <w:rFonts w:ascii="Times New Roman" w:hAnsi="Times New Roman" w:eastAsia="Times New Roman" w:cs="Times New Roman"/>
+          <w:sz w:val="24"/>
+        </w:rPr>
+        <w:t xml:space="preserve">, </w:t>
+      </w:r>
+      <m:oMath>
+        <m:r>
+          <m:t>360</m:t>
+        </m:r>
+      </m:oMath>
+      <w:r>
+        <w:rPr>
+          <w:rFonts w:ascii="Times New Roman" w:hAnsi="Times New Roman" w:eastAsia="Times New Roman" w:cs="Times New Roman"/>
+          <w:sz w:val="24"/>
+        </w:rPr>
+        <w:t xml:space="preserve">, </w:t>
+      </w:r>
+      <m:oMath>
+        <m:r>
+          <m:t>350</m:t>
+        </m:r>
+      </m:oMath>
+      <w:r>
+        <w:rPr>
+          <w:rFonts w:ascii="Times New Roman" w:hAnsi="Times New Roman" w:eastAsia="Times New Roman" w:cs="Times New Roman"/>
+          <w:sz w:val="24"/>
+        </w:rPr>
+        <w:t xml:space="preserve">; lớn nhất </w:t>
+      </w:r>
+      <m:oMath>
+        <m:r>
+          <m:t>360</m:t>
+        </m:r>
+      </m:oMath>
+      <w:r>
+        <w:rPr>
+          <w:rFonts w:ascii="Times New Roman" w:hAnsi="Times New Roman" w:eastAsia="Times New Roman" w:cs="Times New Roman"/>
+          <w:sz w:val="24"/>
+        </w:rPr>
+        <w:t xml:space="preserve"> triệu đồng.</w:t>
       </w:r>
     </w:p>
     <w:p>
@@ -6144,7 +6828,7 @@
           <w:rFonts w:ascii="Times New Roman" w:hAnsi="Times New Roman" w:eastAsia="Times New Roman" w:cs="Times New Roman"/>
           <w:sz w:val="24"/>
         </w:rPr>
-        <w:t xml:space="preserve"> (PPCT: T24, T25 – 90 phút). HS ôn theo sơ đồ tư duy và phiếu luyện tập; mang máy tính cầm tay, thước kẻ, bút chì.</w:t>
+        <w:t xml:space="preserve"> (PPCT: T24, T25 – 90 phút). HS ôn theo sơ đồ tư duy và đề cương ôn tập; mang máy tính cầm tay, thước kẻ, bút chì.</w:t>
       </w:r>
     </w:p>
     <w:p>
@@ -6413,7 +7097,7 @@
                 <w:rFonts w:ascii="Times New Roman" w:hAnsi="Times New Roman" w:eastAsia="Times New Roman" w:cs="Times New Roman"/>
                 <w:sz w:val="24"/>
               </w:rPr>
-              <w:t>Đúng ≥ 6/8 câu</w:t>
+              <w:t>Đúng ≥ 9/12 câu</w:t>
             </w:r>
           </w:p>
         </w:tc>
@@ -7232,14 +7916,398 @@
           <w:b/>
           <w:sz w:val="24"/>
         </w:rPr>
-        <w:t>Câu 1 (Bài 1 – Biết).</w:t>
-      </w:r>
-      <w:r>
-        <w:rPr>
-          <w:rFonts w:ascii="Times New Roman" w:hAnsi="Times New Roman" w:eastAsia="Times New Roman" w:cs="Times New Roman"/>
-          <w:sz w:val="24"/>
-        </w:rPr>
-        <w:t xml:space="preserve"> Câu nào sau đây là mệnh đề?</w:t>
+        <w:t>Câu 1 (ĐC I.2 – Bài 1, Biết).</w:t>
+      </w:r>
+      <w:r>
+        <w:rPr>
+          <w:rFonts w:ascii="Times New Roman" w:hAnsi="Times New Roman" w:eastAsia="Times New Roman" w:cs="Times New Roman"/>
+          <w:sz w:val="24"/>
+        </w:rPr>
+        <w:t xml:space="preserve"> Mệnh đề phủ định của mệnh đề "</w:t>
+      </w:r>
+      <m:oMath>
+        <m:r>
+          <m:t>5&gt;3</m:t>
+        </m:r>
+      </m:oMath>
+      <w:r>
+        <w:rPr>
+          <w:rFonts w:ascii="Times New Roman" w:hAnsi="Times New Roman" w:eastAsia="Times New Roman" w:cs="Times New Roman"/>
+          <w:sz w:val="24"/>
+        </w:rPr>
+        <w:t>" là</w:t>
+      </w:r>
+    </w:p>
+    <w:tbl>
+      <w:tblPr>
+        <w:tblW w:type="auto" w:w="0"/>
+        <w:tblLayout w:type="fixed"/>
+        <w:tblLook w:firstColumn="1" w:firstRow="1" w:lastColumn="0" w:lastRow="0" w:noHBand="0" w:noVBand="1" w:val="04A0"/>
+      </w:tblPr>
+      <w:tblGrid>
+        <w:gridCol w:w="2551"/>
+        <w:gridCol w:w="2551"/>
+        <w:gridCol w:w="2551"/>
+        <w:gridCol w:w="2551"/>
+      </w:tblGrid>
+      <w:tr>
+        <w:tc>
+          <w:tcPr>
+            <w:tcW w:type="dxa" w:w="2551"/>
+          </w:tcPr>
+          <w:p>
+            <w:pPr>
+              <w:spacing w:before="0" w:after="20" w:line="264" w:lineRule="auto"/>
+              <w:jc w:val="both"/>
+            </w:pPr>
+            <w:r>
+              <w:rPr>
+                <w:rFonts w:ascii="Times New Roman" w:hAnsi="Times New Roman" w:eastAsia="Times New Roman" w:cs="Times New Roman"/>
+                <w:b/>
+                <w:color w:val="1F4E79"/>
+                <w:sz w:val="24"/>
+              </w:rPr>
+              <w:t xml:space="preserve">A. </w:t>
+            </w:r>
+            <w:r>
+              <w:rPr>
+                <w:rFonts w:ascii="Times New Roman" w:hAnsi="Times New Roman" w:eastAsia="Times New Roman" w:cs="Times New Roman"/>
+                <w:sz w:val="24"/>
+              </w:rPr>
+              <w:t>"</w:t>
+            </w:r>
+            <m:oMath>
+              <m:r>
+                <m:t>5&lt;3</m:t>
+              </m:r>
+            </m:oMath>
+            <w:r>
+              <w:rPr>
+                <w:rFonts w:ascii="Times New Roman" w:hAnsi="Times New Roman" w:eastAsia="Times New Roman" w:cs="Times New Roman"/>
+                <w:sz w:val="24"/>
+              </w:rPr>
+              <w:t>".</w:t>
+            </w:r>
+          </w:p>
+        </w:tc>
+        <w:tc>
+          <w:tcPr>
+            <w:tcW w:type="dxa" w:w="2551"/>
+          </w:tcPr>
+          <w:p>
+            <w:pPr>
+              <w:spacing w:before="0" w:after="20" w:line="264" w:lineRule="auto"/>
+              <w:jc w:val="both"/>
+            </w:pPr>
+            <w:r>
+              <w:rPr>
+                <w:rFonts w:ascii="Times New Roman" w:hAnsi="Times New Roman" w:eastAsia="Times New Roman" w:cs="Times New Roman"/>
+                <w:b/>
+                <w:color w:val="1F4E79"/>
+                <w:sz w:val="24"/>
+              </w:rPr>
+              <w:t xml:space="preserve">B. </w:t>
+            </w:r>
+            <w:r>
+              <w:rPr>
+                <w:rFonts w:ascii="Times New Roman" w:hAnsi="Times New Roman" w:eastAsia="Times New Roman" w:cs="Times New Roman"/>
+                <w:sz w:val="24"/>
+              </w:rPr>
+              <w:t>"</w:t>
+            </w:r>
+            <m:oMath>
+              <m:r>
+                <m:t>5≤3</m:t>
+              </m:r>
+            </m:oMath>
+            <w:r>
+              <w:rPr>
+                <w:rFonts w:ascii="Times New Roman" w:hAnsi="Times New Roman" w:eastAsia="Times New Roman" w:cs="Times New Roman"/>
+                <w:sz w:val="24"/>
+              </w:rPr>
+              <w:t>".</w:t>
+            </w:r>
+          </w:p>
+        </w:tc>
+        <w:tc>
+          <w:tcPr>
+            <w:tcW w:type="dxa" w:w="2551"/>
+          </w:tcPr>
+          <w:p>
+            <w:pPr>
+              <w:spacing w:before="0" w:after="20" w:line="264" w:lineRule="auto"/>
+              <w:jc w:val="both"/>
+            </w:pPr>
+            <w:r>
+              <w:rPr>
+                <w:rFonts w:ascii="Times New Roman" w:hAnsi="Times New Roman" w:eastAsia="Times New Roman" w:cs="Times New Roman"/>
+                <w:b/>
+                <w:color w:val="1F4E79"/>
+                <w:sz w:val="24"/>
+              </w:rPr>
+              <w:t xml:space="preserve">C. </w:t>
+            </w:r>
+            <w:r>
+              <w:rPr>
+                <w:rFonts w:ascii="Times New Roman" w:hAnsi="Times New Roman" w:eastAsia="Times New Roman" w:cs="Times New Roman"/>
+                <w:sz w:val="24"/>
+              </w:rPr>
+              <w:t>"</w:t>
+            </w:r>
+            <m:oMath>
+              <m:r>
+                <m:t>5≥3</m:t>
+              </m:r>
+            </m:oMath>
+            <w:r>
+              <w:rPr>
+                <w:rFonts w:ascii="Times New Roman" w:hAnsi="Times New Roman" w:eastAsia="Times New Roman" w:cs="Times New Roman"/>
+                <w:sz w:val="24"/>
+              </w:rPr>
+              <w:t>".</w:t>
+            </w:r>
+          </w:p>
+        </w:tc>
+        <w:tc>
+          <w:tcPr>
+            <w:tcW w:type="dxa" w:w="2551"/>
+          </w:tcPr>
+          <w:p>
+            <w:pPr>
+              <w:spacing w:before="0" w:after="20" w:line="264" w:lineRule="auto"/>
+              <w:jc w:val="both"/>
+            </w:pPr>
+            <w:r>
+              <w:rPr>
+                <w:rFonts w:ascii="Times New Roman" w:hAnsi="Times New Roman" w:eastAsia="Times New Roman" w:cs="Times New Roman"/>
+                <w:b/>
+                <w:color w:val="1F4E79"/>
+                <w:sz w:val="24"/>
+              </w:rPr>
+              <w:t xml:space="preserve">D. </w:t>
+            </w:r>
+            <w:r>
+              <w:rPr>
+                <w:rFonts w:ascii="Times New Roman" w:hAnsi="Times New Roman" w:eastAsia="Times New Roman" w:cs="Times New Roman"/>
+                <w:sz w:val="24"/>
+              </w:rPr>
+              <w:t>"</w:t>
+            </w:r>
+            <m:oMath>
+              <m:r>
+                <m:t>5≠3</m:t>
+              </m:r>
+            </m:oMath>
+            <w:r>
+              <w:rPr>
+                <w:rFonts w:ascii="Times New Roman" w:hAnsi="Times New Roman" w:eastAsia="Times New Roman" w:cs="Times New Roman"/>
+                <w:sz w:val="24"/>
+              </w:rPr>
+              <w:t>".</w:t>
+            </w:r>
+          </w:p>
+        </w:tc>
+      </w:tr>
+    </w:tbl>
+    <w:p>
+      <w:pPr>
+        <w:spacing w:before="0" w:after="60" w:line="264" w:lineRule="auto"/>
+        <w:jc w:val="both"/>
+      </w:pPr>
+      <w:r>
+        <w:rPr>
+          <w:rFonts w:ascii="Times New Roman" w:hAnsi="Times New Roman" w:eastAsia="Times New Roman" w:cs="Times New Roman"/>
+          <w:b/>
+          <w:sz w:val="24"/>
+        </w:rPr>
+        <w:t>Câu 2 (ĐC I.3 – Bài 1, Hiểu).</w:t>
+      </w:r>
+      <w:r>
+        <w:rPr>
+          <w:rFonts w:ascii="Times New Roman" w:hAnsi="Times New Roman" w:eastAsia="Times New Roman" w:cs="Times New Roman"/>
+          <w:sz w:val="24"/>
+        </w:rPr>
+        <w:t xml:space="preserve"> Cho mệnh đề "Nếu một số tự nhiên chia hết cho 10 thì số đó chia hết cho 5". Khẳng định nào sau đây đúng?</w:t>
+      </w:r>
+    </w:p>
+    <w:tbl>
+      <w:tblPr>
+        <w:tblW w:type="auto" w:w="0"/>
+        <w:tblLayout w:type="fixed"/>
+        <w:tblLook w:firstColumn="1" w:firstRow="1" w:lastColumn="0" w:lastRow="0" w:noHBand="0" w:noVBand="1" w:val="04A0"/>
+      </w:tblPr>
+      <w:tblGrid>
+        <w:gridCol w:w="10206"/>
+      </w:tblGrid>
+      <w:tr>
+        <w:tc>
+          <w:tcPr>
+            <w:tcW w:type="dxa" w:w="10205"/>
+          </w:tcPr>
+          <w:p>
+            <w:pPr>
+              <w:spacing w:before="0" w:after="20" w:line="264" w:lineRule="auto"/>
+              <w:jc w:val="both"/>
+            </w:pPr>
+            <w:r>
+              <w:rPr>
+                <w:rFonts w:ascii="Times New Roman" w:hAnsi="Times New Roman" w:eastAsia="Times New Roman" w:cs="Times New Roman"/>
+                <w:b/>
+                <w:color w:val="1F4E79"/>
+                <w:sz w:val="24"/>
+              </w:rPr>
+              <w:t xml:space="preserve">A. </w:t>
+            </w:r>
+            <w:r>
+              <w:rPr>
+                <w:rFonts w:ascii="Times New Roman" w:hAnsi="Times New Roman" w:eastAsia="Times New Roman" w:cs="Times New Roman"/>
+                <w:sz w:val="24"/>
+              </w:rPr>
+              <w:t>Một số tự nhiên chia hết cho 10 là điều kiện đủ để số đó chia hết cho 5.</w:t>
+            </w:r>
+          </w:p>
+        </w:tc>
+      </w:tr>
+      <w:tr>
+        <w:tc>
+          <w:tcPr>
+            <w:tcW w:type="dxa" w:w="10205"/>
+          </w:tcPr>
+          <w:p>
+            <w:pPr>
+              <w:spacing w:before="0" w:after="20" w:line="264" w:lineRule="auto"/>
+              <w:jc w:val="both"/>
+            </w:pPr>
+            <w:r>
+              <w:rPr>
+                <w:rFonts w:ascii="Times New Roman" w:hAnsi="Times New Roman" w:eastAsia="Times New Roman" w:cs="Times New Roman"/>
+                <w:b/>
+                <w:color w:val="1F4E79"/>
+                <w:sz w:val="24"/>
+              </w:rPr>
+              <w:t xml:space="preserve">B. </w:t>
+            </w:r>
+            <w:r>
+              <w:rPr>
+                <w:rFonts w:ascii="Times New Roman" w:hAnsi="Times New Roman" w:eastAsia="Times New Roman" w:cs="Times New Roman"/>
+                <w:sz w:val="24"/>
+              </w:rPr>
+              <w:t>Một số tự nhiên chia hết cho 10 là điều kiện cần để số đó chia hết cho 5.</w:t>
+            </w:r>
+          </w:p>
+        </w:tc>
+      </w:tr>
+      <w:tr>
+        <w:tc>
+          <w:tcPr>
+            <w:tcW w:type="dxa" w:w="10205"/>
+          </w:tcPr>
+          <w:p>
+            <w:pPr>
+              <w:spacing w:before="0" w:after="20" w:line="264" w:lineRule="auto"/>
+              <w:jc w:val="both"/>
+            </w:pPr>
+            <w:r>
+              <w:rPr>
+                <w:rFonts w:ascii="Times New Roman" w:hAnsi="Times New Roman" w:eastAsia="Times New Roman" w:cs="Times New Roman"/>
+                <w:b/>
+                <w:color w:val="1F4E79"/>
+                <w:sz w:val="24"/>
+              </w:rPr>
+              <w:t xml:space="preserve">C. </w:t>
+            </w:r>
+            <w:r>
+              <w:rPr>
+                <w:rFonts w:ascii="Times New Roman" w:hAnsi="Times New Roman" w:eastAsia="Times New Roman" w:cs="Times New Roman"/>
+                <w:sz w:val="24"/>
+              </w:rPr>
+              <w:t>Một số tự nhiên chia hết cho 5 là điều kiện đủ để số đó chia hết cho 10.</w:t>
+            </w:r>
+          </w:p>
+        </w:tc>
+      </w:tr>
+      <w:tr>
+        <w:tc>
+          <w:tcPr>
+            <w:tcW w:type="dxa" w:w="10205"/>
+          </w:tcPr>
+          <w:p>
+            <w:pPr>
+              <w:spacing w:before="0" w:after="20" w:line="264" w:lineRule="auto"/>
+              <w:jc w:val="both"/>
+            </w:pPr>
+            <w:r>
+              <w:rPr>
+                <w:rFonts w:ascii="Times New Roman" w:hAnsi="Times New Roman" w:eastAsia="Times New Roman" w:cs="Times New Roman"/>
+                <w:b/>
+                <w:color w:val="1F4E79"/>
+                <w:sz w:val="24"/>
+              </w:rPr>
+              <w:t xml:space="preserve">D. </w:t>
+            </w:r>
+            <w:r>
+              <w:rPr>
+                <w:rFonts w:ascii="Times New Roman" w:hAnsi="Times New Roman" w:eastAsia="Times New Roman" w:cs="Times New Roman"/>
+                <w:sz w:val="24"/>
+              </w:rPr>
+              <w:t>Một số tự nhiên chia hết cho 5 là điều kiện cần và đủ để số đó chia hết cho 10.</w:t>
+            </w:r>
+          </w:p>
+        </w:tc>
+      </w:tr>
+    </w:tbl>
+    <w:p>
+      <w:pPr>
+        <w:spacing w:before="0" w:after="60" w:line="264" w:lineRule="auto"/>
+        <w:jc w:val="both"/>
+      </w:pPr>
+      <w:r>
+        <w:rPr>
+          <w:rFonts w:ascii="Times New Roman" w:hAnsi="Times New Roman" w:eastAsia="Times New Roman" w:cs="Times New Roman"/>
+          <w:b/>
+          <w:sz w:val="24"/>
+        </w:rPr>
+        <w:t>Câu 3 (ĐC I.4 – Bài 1, Hiểu).</w:t>
+      </w:r>
+      <w:r>
+        <w:rPr>
+          <w:rFonts w:ascii="Times New Roman" w:hAnsi="Times New Roman" w:eastAsia="Times New Roman" w:cs="Times New Roman"/>
+          <w:sz w:val="24"/>
+        </w:rPr>
+        <w:t xml:space="preserve"> Mệnh đề phủ định của mệnh đề "</w:t>
+      </w:r>
+      <m:oMath>
+        <m:r>
+          <m:t>∃x∈ℝ,</m:t>
+        </m:r>
+        <m:r>
+          <m:rPr>
+            <m:sty m:val="p"/>
+          </m:rPr>
+          <m:t> </m:t>
+        </m:r>
+        <m:sSup>
+          <m:e>
+            <m:r>
+              <m:t>x</m:t>
+            </m:r>
+          </m:e>
+          <m:sup>
+            <m:r>
+              <m:t>2</m:t>
+            </m:r>
+          </m:sup>
+        </m:sSup>
+        <m:r>
+          <m:t>−2x+3=0</m:t>
+        </m:r>
+      </m:oMath>
+      <w:r>
+        <w:rPr>
+          <w:rFonts w:ascii="Times New Roman" w:hAnsi="Times New Roman" w:eastAsia="Times New Roman" w:cs="Times New Roman"/>
+          <w:sz w:val="24"/>
+        </w:rPr>
+        <w:t>" là</w:t>
       </w:r>
     </w:p>
     <w:tbl>
@@ -7276,7 +8344,40 @@
                 <w:rFonts w:ascii="Times New Roman" w:hAnsi="Times New Roman" w:eastAsia="Times New Roman" w:cs="Times New Roman"/>
                 <w:sz w:val="24"/>
               </w:rPr>
-              <w:t>“Hôm nay trời đẹp quá!”</w:t>
+              <w:t>"</w:t>
+            </w:r>
+            <m:oMath>
+              <m:r>
+                <m:t>∃x∈ℝ,</m:t>
+              </m:r>
+              <m:r>
+                <m:rPr>
+                  <m:sty m:val="p"/>
+                </m:rPr>
+                <m:t> </m:t>
+              </m:r>
+              <m:sSup>
+                <m:e>
+                  <m:r>
+                    <m:t>x</m:t>
+                  </m:r>
+                </m:e>
+                <m:sup>
+                  <m:r>
+                    <m:t>2</m:t>
+                  </m:r>
+                </m:sup>
+              </m:sSup>
+              <m:r>
+                <m:t>−2x+3≠0</m:t>
+              </m:r>
+            </m:oMath>
+            <w:r>
+              <w:rPr>
+                <w:rFonts w:ascii="Times New Roman" w:hAnsi="Times New Roman" w:eastAsia="Times New Roman" w:cs="Times New Roman"/>
+                <w:sz w:val="24"/>
+              </w:rPr>
+              <w:t>".</w:t>
             </w:r>
           </w:p>
         </w:tc>
@@ -7303,7 +8404,40 @@
                 <w:rFonts w:ascii="Times New Roman" w:hAnsi="Times New Roman" w:eastAsia="Times New Roman" w:cs="Times New Roman"/>
                 <w:sz w:val="24"/>
               </w:rPr>
-              <w:t>“Bạn học lớp mấy?”</w:t>
+              <w:t>"</w:t>
+            </w:r>
+            <m:oMath>
+              <m:r>
+                <m:t>∀x∈ℝ,</m:t>
+              </m:r>
+              <m:r>
+                <m:rPr>
+                  <m:sty m:val="p"/>
+                </m:rPr>
+                <m:t> </m:t>
+              </m:r>
+              <m:sSup>
+                <m:e>
+                  <m:r>
+                    <m:t>x</m:t>
+                  </m:r>
+                </m:e>
+                <m:sup>
+                  <m:r>
+                    <m:t>2</m:t>
+                  </m:r>
+                </m:sup>
+              </m:sSup>
+              <m:r>
+                <m:t>−2x+3=0</m:t>
+              </m:r>
+            </m:oMath>
+            <w:r>
+              <w:rPr>
+                <w:rFonts w:ascii="Times New Roman" w:hAnsi="Times New Roman" w:eastAsia="Times New Roman" w:cs="Times New Roman"/>
+                <w:sz w:val="24"/>
+              </w:rPr>
+              <w:t>".</w:t>
             </w:r>
           </w:p>
         </w:tc>
@@ -7332,7 +8466,40 @@
                 <w:rFonts w:ascii="Times New Roman" w:hAnsi="Times New Roman" w:eastAsia="Times New Roman" w:cs="Times New Roman"/>
                 <w:sz w:val="24"/>
               </w:rPr>
-              <w:t>“Số 7 là số nguyên tố.”</w:t>
+              <w:t>"</w:t>
+            </w:r>
+            <m:oMath>
+              <m:r>
+                <m:t>∃x∈ℝ,</m:t>
+              </m:r>
+              <m:r>
+                <m:rPr>
+                  <m:sty m:val="p"/>
+                </m:rPr>
+                <m:t> </m:t>
+              </m:r>
+              <m:sSup>
+                <m:e>
+                  <m:r>
+                    <m:t>x</m:t>
+                  </m:r>
+                </m:e>
+                <m:sup>
+                  <m:r>
+                    <m:t>2</m:t>
+                  </m:r>
+                </m:sup>
+              </m:sSup>
+              <m:r>
+                <m:t>−2x+3&gt;0</m:t>
+              </m:r>
+            </m:oMath>
+            <w:r>
+              <w:rPr>
+                <w:rFonts w:ascii="Times New Roman" w:hAnsi="Times New Roman" w:eastAsia="Times New Roman" w:cs="Times New Roman"/>
+                <w:sz w:val="24"/>
+              </w:rPr>
+              <w:t>".</w:t>
             </w:r>
           </w:p>
         </w:tc>
@@ -7359,11 +8526,32 @@
                 <w:rFonts w:ascii="Times New Roman" w:hAnsi="Times New Roman" w:eastAsia="Times New Roman" w:cs="Times New Roman"/>
                 <w:sz w:val="24"/>
               </w:rPr>
-              <w:t>“</w:t>
+              <w:t>"</w:t>
             </w:r>
             <m:oMath>
               <m:r>
-                <m:t>x+2&gt;5</m:t>
+                <m:t>∀x∈ℝ,</m:t>
+              </m:r>
+              <m:r>
+                <m:rPr>
+                  <m:sty m:val="p"/>
+                </m:rPr>
+                <m:t> </m:t>
+              </m:r>
+              <m:sSup>
+                <m:e>
+                  <m:r>
+                    <m:t>x</m:t>
+                  </m:r>
+                </m:e>
+                <m:sup>
+                  <m:r>
+                    <m:t>2</m:t>
+                  </m:r>
+                </m:sup>
+              </m:sSup>
+              <m:r>
+                <m:t>−2x+3≠0</m:t>
               </m:r>
             </m:oMath>
             <w:r>
@@ -7371,7 +8559,7 @@
                 <w:rFonts w:ascii="Times New Roman" w:hAnsi="Times New Roman" w:eastAsia="Times New Roman" w:cs="Times New Roman"/>
                 <w:sz w:val="24"/>
               </w:rPr>
-              <w:t>.”</w:t>
+              <w:t>".</w:t>
             </w:r>
           </w:p>
         </w:tc>
@@ -7388,18 +8576,18 @@
           <w:b/>
           <w:sz w:val="24"/>
         </w:rPr>
-        <w:t>Câu 2 (Bài 2 – Biết).</w:t>
-      </w:r>
-      <w:r>
-        <w:rPr>
-          <w:rFonts w:ascii="Times New Roman" w:hAnsi="Times New Roman" w:eastAsia="Times New Roman" w:cs="Times New Roman"/>
-          <w:sz w:val="24"/>
-        </w:rPr>
-        <w:t xml:space="preserve"> Cho </w:t>
+        <w:t>Câu 4 (ĐC I.6 – Bài 2, Biết).</w:t>
+      </w:r>
+      <w:r>
+        <w:rPr>
+          <w:rFonts w:ascii="Times New Roman" w:hAnsi="Times New Roman" w:eastAsia="Times New Roman" w:cs="Times New Roman"/>
+          <w:sz w:val="24"/>
+        </w:rPr>
+        <w:t xml:space="preserve"> Tập hợp </w:t>
       </w:r>
       <m:oMath>
         <m:r>
-          <m:t>A={x∈ℕ∣x&lt;4}</m:t>
+          <m:t>A={a;b;c}</m:t>
         </m:r>
       </m:oMath>
       <w:r>
@@ -7407,11 +8595,229 @@
           <w:rFonts w:ascii="Times New Roman" w:hAnsi="Times New Roman" w:eastAsia="Times New Roman" w:cs="Times New Roman"/>
           <w:sz w:val="24"/>
         </w:rPr>
-        <w:t xml:space="preserve">. Tập </w:t>
+        <w:t xml:space="preserve"> có bao nhiêu tập con?</w:t>
+      </w:r>
+    </w:p>
+    <w:tbl>
+      <w:tblPr>
+        <w:tblW w:type="auto" w:w="0"/>
+        <w:tblLayout w:type="fixed"/>
+        <w:tblLook w:firstColumn="1" w:firstRow="1" w:lastColumn="0" w:lastRow="0" w:noHBand="0" w:noVBand="1" w:val="04A0"/>
+      </w:tblPr>
+      <w:tblGrid>
+        <w:gridCol w:w="2551"/>
+        <w:gridCol w:w="2551"/>
+        <w:gridCol w:w="2551"/>
+        <w:gridCol w:w="2551"/>
+      </w:tblGrid>
+      <w:tr>
+        <w:tc>
+          <w:tcPr>
+            <w:tcW w:type="dxa" w:w="2551"/>
+          </w:tcPr>
+          <w:p>
+            <w:pPr>
+              <w:spacing w:before="0" w:after="20" w:line="264" w:lineRule="auto"/>
+              <w:jc w:val="both"/>
+            </w:pPr>
+            <w:r>
+              <w:rPr>
+                <w:rFonts w:ascii="Times New Roman" w:hAnsi="Times New Roman" w:eastAsia="Times New Roman" w:cs="Times New Roman"/>
+                <w:b/>
+                <w:color w:val="1F4E79"/>
+                <w:sz w:val="24"/>
+              </w:rPr>
+              <w:t xml:space="preserve">A. </w:t>
+            </w:r>
+            <w:r>
+              <w:rPr>
+                <w:rFonts w:ascii="Times New Roman" w:hAnsi="Times New Roman" w:eastAsia="Times New Roman" w:cs="Times New Roman"/>
+                <w:sz w:val="24"/>
+              </w:rPr>
+              <w:t>3.</w:t>
+            </w:r>
+          </w:p>
+        </w:tc>
+        <w:tc>
+          <w:tcPr>
+            <w:tcW w:type="dxa" w:w="2551"/>
+          </w:tcPr>
+          <w:p>
+            <w:pPr>
+              <w:spacing w:before="0" w:after="20" w:line="264" w:lineRule="auto"/>
+              <w:jc w:val="both"/>
+            </w:pPr>
+            <w:r>
+              <w:rPr>
+                <w:rFonts w:ascii="Times New Roman" w:hAnsi="Times New Roman" w:eastAsia="Times New Roman" w:cs="Times New Roman"/>
+                <w:b/>
+                <w:color w:val="1F4E79"/>
+                <w:sz w:val="24"/>
+              </w:rPr>
+              <w:t xml:space="preserve">B. </w:t>
+            </w:r>
+            <w:r>
+              <w:rPr>
+                <w:rFonts w:ascii="Times New Roman" w:hAnsi="Times New Roman" w:eastAsia="Times New Roman" w:cs="Times New Roman"/>
+                <w:sz w:val="24"/>
+              </w:rPr>
+              <w:t>6.</w:t>
+            </w:r>
+          </w:p>
+        </w:tc>
+        <w:tc>
+          <w:tcPr>
+            <w:tcW w:type="dxa" w:w="2551"/>
+          </w:tcPr>
+          <w:p>
+            <w:pPr>
+              <w:spacing w:before="0" w:after="20" w:line="264" w:lineRule="auto"/>
+              <w:jc w:val="both"/>
+            </w:pPr>
+            <w:r>
+              <w:rPr>
+                <w:rFonts w:ascii="Times New Roman" w:hAnsi="Times New Roman" w:eastAsia="Times New Roman" w:cs="Times New Roman"/>
+                <w:b/>
+                <w:color w:val="1F4E79"/>
+                <w:sz w:val="24"/>
+              </w:rPr>
+              <w:t xml:space="preserve">C. </w:t>
+            </w:r>
+            <w:r>
+              <w:rPr>
+                <w:rFonts w:ascii="Times New Roman" w:hAnsi="Times New Roman" w:eastAsia="Times New Roman" w:cs="Times New Roman"/>
+                <w:sz w:val="24"/>
+              </w:rPr>
+              <w:t>7.</w:t>
+            </w:r>
+          </w:p>
+        </w:tc>
+        <w:tc>
+          <w:tcPr>
+            <w:tcW w:type="dxa" w:w="2551"/>
+          </w:tcPr>
+          <w:p>
+            <w:pPr>
+              <w:spacing w:before="0" w:after="20" w:line="264" w:lineRule="auto"/>
+              <w:jc w:val="both"/>
+            </w:pPr>
+            <w:r>
+              <w:rPr>
+                <w:rFonts w:ascii="Times New Roman" w:hAnsi="Times New Roman" w:eastAsia="Times New Roman" w:cs="Times New Roman"/>
+                <w:b/>
+                <w:color w:val="1F4E79"/>
+                <w:sz w:val="24"/>
+              </w:rPr>
+              <w:t xml:space="preserve">D. </w:t>
+            </w:r>
+            <w:r>
+              <w:rPr>
+                <w:rFonts w:ascii="Times New Roman" w:hAnsi="Times New Roman" w:eastAsia="Times New Roman" w:cs="Times New Roman"/>
+                <w:sz w:val="24"/>
+              </w:rPr>
+              <w:t>8.</w:t>
+            </w:r>
+          </w:p>
+        </w:tc>
+      </w:tr>
+    </w:tbl>
+    <w:p>
+      <w:pPr>
+        <w:spacing w:before="0" w:after="60" w:line="264" w:lineRule="auto"/>
+        <w:jc w:val="both"/>
+      </w:pPr>
+      <w:r>
+        <w:rPr>
+          <w:rFonts w:ascii="Times New Roman" w:hAnsi="Times New Roman" w:eastAsia="Times New Roman" w:cs="Times New Roman"/>
+          <w:b/>
+          <w:sz w:val="24"/>
+        </w:rPr>
+        <w:t>Câu 5 (ĐC I.8 – Bài 2, Hiểu).</w:t>
+      </w:r>
+      <w:r>
+        <w:rPr>
+          <w:rFonts w:ascii="Times New Roman" w:hAnsi="Times New Roman" w:eastAsia="Times New Roman" w:cs="Times New Roman"/>
+          <w:sz w:val="24"/>
+        </w:rPr>
+        <w:t xml:space="preserve"> Cho </w:t>
+      </w:r>
+      <m:oMath>
+        <m:d>
+          <m:dPr>
+            <m:begChr m:val=""/>
+            <m:sepChr m:val=""/>
+            <m:endChr m:val="]"/>
+          </m:dPr>
+          <m:e>
+            <m:r>
+              <m:t>A</m:t>
+            </m:r>
+            <m:r>
+              <m:t>=</m:t>
+            </m:r>
+            <m:r>
+              <m:t>(</m:t>
+            </m:r>
+            <m:r>
+              <m:t>−</m:t>
+            </m:r>
+            <m:r>
+              <m:t>3</m:t>
+            </m:r>
+            <m:r>
+              <m:t>;</m:t>
+            </m:r>
+            <m:r>
+              <m:t>2</m:t>
+            </m:r>
+          </m:e>
+        </m:d>
+      </m:oMath>
+      <w:r>
+        <w:rPr>
+          <w:rFonts w:ascii="Times New Roman" w:hAnsi="Times New Roman" w:eastAsia="Times New Roman" w:cs="Times New Roman"/>
+          <w:sz w:val="24"/>
+        </w:rPr>
+        <w:t xml:space="preserve"> và </w:t>
+      </w:r>
+      <m:oMath>
+        <m:d>
+          <m:dPr>
+            <m:begChr m:val=""/>
+            <m:sepChr m:val=""/>
+          </m:dPr>
+          <m:e>
+            <m:r>
+              <m:t>B</m:t>
+            </m:r>
+            <m:r>
+              <m:t>=</m:t>
+            </m:r>
+            <m:r>
+              <m:t>[</m:t>
+            </m:r>
+            <m:r>
+              <m:t>0</m:t>
+            </m:r>
+            <m:r>
+              <m:t>;</m:t>
+            </m:r>
+            <m:r>
+              <m:t>5</m:t>
+            </m:r>
+          </m:e>
+        </m:d>
+      </m:oMath>
+      <w:r>
+        <w:rPr>
+          <w:rFonts w:ascii="Times New Roman" w:hAnsi="Times New Roman" w:eastAsia="Times New Roman" w:cs="Times New Roman"/>
+          <w:sz w:val="24"/>
+        </w:rPr>
+        <w:t xml:space="preserve">. Tập hợp </w:t>
       </w:r>
       <m:oMath>
         <m:r>
-          <m:t>A</m:t>
+          <m:t>A∪B</m:t>
         </m:r>
       </m:oMath>
       <w:r>
@@ -7419,7 +8825,7 @@
           <w:rFonts w:ascii="Times New Roman" w:hAnsi="Times New Roman" w:eastAsia="Times New Roman" w:cs="Times New Roman"/>
           <w:sz w:val="24"/>
         </w:rPr>
-        <w:t xml:space="preserve"> viết dưới dạng liệt kê các phần tử là</w:t>
+        <w:t xml:space="preserve"> là</w:t>
       </w:r>
     </w:p>
     <w:tbl>
@@ -7456,31 +8862,20 @@
             <m:oMath>
               <m:d>
                 <m:dPr>
-                  <m:begChr m:val="{"/>
                   <m:sepChr m:val=""/>
-                  <m:endChr m:val="}"/>
                 </m:dPr>
                 <m:e>
                   <m:r>
-                    <m:t>0</m:t>
+                    <m:t>−</m:t>
+                  </m:r>
+                  <m:r>
+                    <m:t>3</m:t>
                   </m:r>
                   <m:r>
                     <m:t>;</m:t>
                   </m:r>
                   <m:r>
-                    <m:t>1</m:t>
-                  </m:r>
-                  <m:r>
-                    <m:t>;</m:t>
-                  </m:r>
-                  <m:r>
-                    <m:t>2</m:t>
-                  </m:r>
-                  <m:r>
-                    <m:t>;</m:t>
-                  </m:r>
-                  <m:r>
-                    <m:t>3</m:t>
+                    <m:t>5</m:t>
                   </m:r>
                 </m:e>
               </m:d>
@@ -7515,25 +8910,19 @@
             <m:oMath>
               <m:d>
                 <m:dPr>
-                  <m:begChr m:val="{"/>
+                  <m:begChr m:val="["/>
                   <m:sepChr m:val=""/>
-                  <m:endChr m:val="}"/>
+                  <m:endChr m:val="]"/>
                 </m:dPr>
                 <m:e>
                   <m:r>
-                    <m:t>1</m:t>
+                    <m:t>0</m:t>
                   </m:r>
                   <m:r>
                     <m:t>;</m:t>
                   </m:r>
                   <m:r>
                     <m:t>2</m:t>
-                  </m:r>
-                  <m:r>
-                    <m:t>;</m:t>
-                  </m:r>
-                  <m:r>
-                    <m:t>3</m:t>
                   </m:r>
                 </m:e>
               </m:d>
@@ -7566,42 +8955,15 @@
               <w:t xml:space="preserve">C. </w:t>
             </w:r>
             <m:oMath>
-              <m:d>
-                <m:dPr>
-                  <m:begChr m:val="{"/>
-                  <m:sepChr m:val=""/>
-                  <m:endChr m:val="}"/>
-                </m:dPr>
-                <m:e>
-                  <m:r>
-                    <m:t>0</m:t>
-                  </m:r>
-                  <m:r>
-                    <m:t>;</m:t>
-                  </m:r>
-                  <m:r>
-                    <m:t>1</m:t>
-                  </m:r>
-                  <m:r>
-                    <m:t>;</m:t>
-                  </m:r>
-                  <m:r>
-                    <m:t>2</m:t>
-                  </m:r>
-                  <m:r>
-                    <m:t>;</m:t>
-                  </m:r>
-                  <m:r>
-                    <m:t>3</m:t>
-                  </m:r>
-                  <m:r>
-                    <m:t>;</m:t>
-                  </m:r>
-                  <m:r>
-                    <m:t>4</m:t>
-                  </m:r>
-                </m:e>
-              </m:d>
+              <m:r>
+                <m:t>(</m:t>
+              </m:r>
+              <m:r>
+                <m:t>−</m:t>
+              </m:r>
+              <m:r>
+                <m:t>3;5]</m:t>
+              </m:r>
             </m:oMath>
             <w:r>
               <w:rPr>
@@ -7631,36 +8993,15 @@
               <w:t xml:space="preserve">D. </w:t>
             </w:r>
             <m:oMath>
-              <m:d>
-                <m:dPr>
-                  <m:begChr m:val="{"/>
-                  <m:sepChr m:val=""/>
-                  <m:endChr m:val="}"/>
-                </m:dPr>
-                <m:e>
-                  <m:r>
-                    <m:t>1</m:t>
-                  </m:r>
-                  <m:r>
-                    <m:t>;</m:t>
-                  </m:r>
-                  <m:r>
-                    <m:t>2</m:t>
-                  </m:r>
-                  <m:r>
-                    <m:t>;</m:t>
-                  </m:r>
-                  <m:r>
-                    <m:t>3</m:t>
-                  </m:r>
-                  <m:r>
-                    <m:t>;</m:t>
-                  </m:r>
-                  <m:r>
-                    <m:t>4</m:t>
-                  </m:r>
-                </m:e>
-              </m:d>
+              <m:r>
+                <m:t>[</m:t>
+              </m:r>
+              <m:r>
+                <m:t>−</m:t>
+              </m:r>
+              <m:r>
+                <m:t>3;5)</m:t>
+              </m:r>
             </m:oMath>
             <w:r>
               <w:rPr>
@@ -7684,7 +9025,7 @@
           <w:b/>
           <w:sz w:val="24"/>
         </w:rPr>
-        <w:t>Câu 3 (Bài 2 – Hiểu).</w:t>
+        <w:t>Câu 6 (ĐC I.9 – Bài 2, Hiểu).</w:t>
       </w:r>
       <w:r>
         <w:rPr>
@@ -7692,45 +9033,6 @@
           <w:sz w:val="24"/>
         </w:rPr>
         <w:t xml:space="preserve"> Cho </w:t>
-      </w:r>
-      <m:oMath>
-        <m:d>
-          <m:dPr>
-            <m:begChr m:val=""/>
-            <m:sepChr m:val=""/>
-            <m:endChr m:val="]"/>
-          </m:dPr>
-          <m:e>
-            <m:r>
-              <m:t>A</m:t>
-            </m:r>
-            <m:r>
-              <m:t>=</m:t>
-            </m:r>
-            <m:r>
-              <m:t>(</m:t>
-            </m:r>
-            <m:r>
-              <m:t>−</m:t>
-            </m:r>
-            <m:r>
-              <m:t>2</m:t>
-            </m:r>
-            <m:r>
-              <m:t>;</m:t>
-            </m:r>
-            <m:r>
-              <m:t>3</m:t>
-            </m:r>
-          </m:e>
-        </m:d>
-      </m:oMath>
-      <w:r>
-        <w:rPr>
-          <w:rFonts w:ascii="Times New Roman" w:hAnsi="Times New Roman" w:eastAsia="Times New Roman" w:cs="Times New Roman"/>
-          <w:sz w:val="24"/>
-        </w:rPr>
-        <w:t xml:space="preserve">, </w:t>
       </w:r>
       <m:oMath>
         <m:d>
@@ -7740,7 +9042,7 @@
           </m:dPr>
           <m:e>
             <m:r>
-              <m:t>B</m:t>
+              <m:t>A</m:t>
             </m:r>
             <m:r>
               <m:t>=</m:t>
@@ -7755,7 +9057,7 @@
               <m:t>;</m:t>
             </m:r>
             <m:r>
-              <m:t>5</m:t>
+              <m:t>6</m:t>
             </m:r>
           </m:e>
         </m:d>
@@ -7765,11 +9067,47 @@
           <w:rFonts w:ascii="Times New Roman" w:hAnsi="Times New Roman" w:eastAsia="Times New Roman" w:cs="Times New Roman"/>
           <w:sz w:val="24"/>
         </w:rPr>
-        <w:t xml:space="preserve">. Tập </w:t>
+        <w:t xml:space="preserve"> và </w:t>
+      </w:r>
+      <m:oMath>
+        <m:d>
+          <m:dPr>
+            <m:begChr m:val=""/>
+            <m:sepChr m:val=""/>
+            <m:endChr m:val="]"/>
+          </m:dPr>
+          <m:e>
+            <m:r>
+              <m:t>B</m:t>
+            </m:r>
+            <m:r>
+              <m:t>=</m:t>
+            </m:r>
+            <m:r>
+              <m:t>(</m:t>
+            </m:r>
+            <m:r>
+              <m:t>3</m:t>
+            </m:r>
+            <m:r>
+              <m:t>;</m:t>
+            </m:r>
+            <m:r>
+              <m:t>8</m:t>
+            </m:r>
+          </m:e>
+        </m:d>
+      </m:oMath>
+      <w:r>
+        <w:rPr>
+          <w:rFonts w:ascii="Times New Roman" w:hAnsi="Times New Roman" w:eastAsia="Times New Roman" w:cs="Times New Roman"/>
+          <w:sz w:val="24"/>
+        </w:rPr>
+        <w:t xml:space="preserve">. Tập hợp </w:t>
       </w:r>
       <m:oMath>
         <m:r>
-          <m:t>A∩B</m:t>
+          <m:t>A⧵B</m:t>
         </m:r>
       </m:oMath>
       <w:r>
@@ -7846,7 +9184,9 @@
             <m:oMath>
               <m:d>
                 <m:dPr>
+                  <m:begChr m:val="["/>
                   <m:sepChr m:val=""/>
+                  <m:endChr m:val="]"/>
                 </m:dPr>
                 <m:e>
                   <m:r>
@@ -7895,16 +9235,13 @@
                 </m:dPr>
                 <m:e>
                   <m:r>
-                    <m:t>−</m:t>
-                  </m:r>
-                  <m:r>
-                    <m:t>2</m:t>
+                    <m:t>3</m:t>
                   </m:r>
                   <m:r>
                     <m:t>;</m:t>
                   </m:r>
                   <m:r>
-                    <m:t>5</m:t>
+                    <m:t>6</m:t>
                   </m:r>
                 </m:e>
               </m:d>
@@ -7945,13 +9282,13 @@
                 </m:dPr>
                 <m:e>
                   <m:r>
-                    <m:t>1</m:t>
+                    <m:t>6</m:t>
                   </m:r>
                   <m:r>
                     <m:t>;</m:t>
                   </m:r>
                   <m:r>
-                    <m:t>3</m:t>
+                    <m:t>8</m:t>
                   </m:r>
                 </m:e>
               </m:d>
@@ -7978,233 +9315,18 @@
           <w:b/>
           <w:sz w:val="24"/>
         </w:rPr>
-        <w:t>Câu 4 (Bài 3 – Biết).</w:t>
-      </w:r>
-      <w:r>
-        <w:rPr>
-          <w:rFonts w:ascii="Times New Roman" w:hAnsi="Times New Roman" w:eastAsia="Times New Roman" w:cs="Times New Roman"/>
-          <w:sz w:val="24"/>
-        </w:rPr>
-        <w:t xml:space="preserve"> Bất phương trình nào sau đây là bất phương trình bậc nhất hai ẩn?</w:t>
-      </w:r>
-    </w:p>
-    <w:tbl>
-      <w:tblPr>
-        <w:tblW w:type="auto" w:w="0"/>
-        <w:tblLayout w:type="fixed"/>
-        <w:tblLook w:firstColumn="1" w:firstRow="1" w:lastColumn="0" w:lastRow="0" w:noHBand="0" w:noVBand="1" w:val="04A0"/>
-      </w:tblPr>
-      <w:tblGrid>
-        <w:gridCol w:w="2551"/>
-        <w:gridCol w:w="2551"/>
-        <w:gridCol w:w="2551"/>
-        <w:gridCol w:w="2551"/>
-      </w:tblGrid>
-      <w:tr>
-        <w:tc>
-          <w:tcPr>
-            <w:tcW w:type="dxa" w:w="2551"/>
-          </w:tcPr>
-          <w:p>
-            <w:pPr>
-              <w:spacing w:before="0" w:after="20" w:line="264" w:lineRule="auto"/>
-              <w:jc w:val="both"/>
-            </w:pPr>
-            <w:r>
-              <w:rPr>
-                <w:rFonts w:ascii="Times New Roman" w:hAnsi="Times New Roman" w:eastAsia="Times New Roman" w:cs="Times New Roman"/>
-                <w:b/>
-                <w:color w:val="1F4E79"/>
-                <w:sz w:val="24"/>
-              </w:rPr>
-              <w:t xml:space="preserve">A. </w:t>
-            </w:r>
-            <m:oMath>
-              <m:sSup>
-                <m:e>
-                  <m:r>
-                    <m:t>x</m:t>
-                  </m:r>
-                </m:e>
-                <m:sup>
-                  <m:r>
-                    <m:t>2</m:t>
-                  </m:r>
-                </m:sup>
-              </m:sSup>
-              <m:r>
-                <m:t>+y&lt;2</m:t>
-              </m:r>
-            </m:oMath>
-            <w:r>
-              <w:rPr>
-                <w:rFonts w:ascii="Times New Roman" w:hAnsi="Times New Roman" w:eastAsia="Times New Roman" w:cs="Times New Roman"/>
-                <w:sz w:val="24"/>
-              </w:rPr>
-              <w:t>.</w:t>
-            </w:r>
-          </w:p>
-        </w:tc>
-        <w:tc>
-          <w:tcPr>
-            <w:tcW w:type="dxa" w:w="2551"/>
-          </w:tcPr>
-          <w:p>
-            <w:pPr>
-              <w:spacing w:before="0" w:after="20" w:line="264" w:lineRule="auto"/>
-              <w:jc w:val="both"/>
-            </w:pPr>
-            <w:r>
-              <w:rPr>
-                <w:rFonts w:ascii="Times New Roman" w:hAnsi="Times New Roman" w:eastAsia="Times New Roman" w:cs="Times New Roman"/>
-                <w:b/>
-                <w:color w:val="1F4E79"/>
-                <w:sz w:val="24"/>
-              </w:rPr>
-              <w:t xml:space="preserve">B. </w:t>
-            </w:r>
-            <m:oMath>
-              <m:r>
-                <m:t>2x−3y+1&gt;0</m:t>
-              </m:r>
-            </m:oMath>
-            <w:r>
-              <w:rPr>
-                <w:rFonts w:ascii="Times New Roman" w:hAnsi="Times New Roman" w:eastAsia="Times New Roman" w:cs="Times New Roman"/>
-                <w:sz w:val="24"/>
-              </w:rPr>
-              <w:t>.</w:t>
-            </w:r>
-          </w:p>
-        </w:tc>
-        <w:tc>
-          <w:tcPr>
-            <w:tcW w:type="dxa" w:w="2551"/>
-          </w:tcPr>
-          <w:p>
-            <w:pPr>
-              <w:spacing w:before="0" w:after="20" w:line="264" w:lineRule="auto"/>
-              <w:jc w:val="both"/>
-            </w:pPr>
-            <w:r>
-              <w:rPr>
-                <w:rFonts w:ascii="Times New Roman" w:hAnsi="Times New Roman" w:eastAsia="Times New Roman" w:cs="Times New Roman"/>
-                <w:b/>
-                <w:color w:val="1F4E79"/>
-                <w:sz w:val="24"/>
-              </w:rPr>
-              <w:t xml:space="preserve">C. </w:t>
-            </w:r>
-            <m:oMath>
-              <m:r>
-                <m:t>2x+3</m:t>
-              </m:r>
-              <m:sSup>
-                <m:e>
-                  <m:r>
-                    <m:t>y</m:t>
-                  </m:r>
-                </m:e>
-                <m:sup>
-                  <m:r>
-                    <m:t>2</m:t>
-                  </m:r>
-                </m:sup>
-              </m:sSup>
-              <m:r>
-                <m:t>≥1</m:t>
-              </m:r>
-            </m:oMath>
-            <w:r>
-              <w:rPr>
-                <w:rFonts w:ascii="Times New Roman" w:hAnsi="Times New Roman" w:eastAsia="Times New Roman" w:cs="Times New Roman"/>
-                <w:sz w:val="24"/>
-              </w:rPr>
-              <w:t>.</w:t>
-            </w:r>
-          </w:p>
-        </w:tc>
-        <w:tc>
-          <w:tcPr>
-            <w:tcW w:type="dxa" w:w="2551"/>
-          </w:tcPr>
-          <w:p>
-            <w:pPr>
-              <w:spacing w:before="0" w:after="20" w:line="264" w:lineRule="auto"/>
-              <w:jc w:val="both"/>
-            </w:pPr>
-            <w:r>
-              <w:rPr>
-                <w:rFonts w:ascii="Times New Roman" w:hAnsi="Times New Roman" w:eastAsia="Times New Roman" w:cs="Times New Roman"/>
-                <w:b/>
-                <w:color w:val="1F4E79"/>
-                <w:sz w:val="24"/>
-              </w:rPr>
-              <w:t xml:space="preserve">D. </w:t>
-            </w:r>
-            <m:oMath>
-              <m:r>
-                <m:t>xy−y&lt;0</m:t>
-              </m:r>
-            </m:oMath>
-            <w:r>
-              <w:rPr>
-                <w:rFonts w:ascii="Times New Roman" w:hAnsi="Times New Roman" w:eastAsia="Times New Roman" w:cs="Times New Roman"/>
-                <w:sz w:val="24"/>
-              </w:rPr>
-              <w:t>.</w:t>
-            </w:r>
-          </w:p>
-        </w:tc>
-      </w:tr>
-    </w:tbl>
-    <w:p>
-      <w:pPr>
-        <w:spacing w:before="0" w:after="60" w:line="264" w:lineRule="auto"/>
-        <w:jc w:val="both"/>
-      </w:pPr>
-      <w:r>
-        <w:rPr>
-          <w:rFonts w:ascii="Times New Roman" w:hAnsi="Times New Roman" w:eastAsia="Times New Roman" w:cs="Times New Roman"/>
-          <w:b/>
-          <w:sz w:val="24"/>
-        </w:rPr>
-        <w:t>Câu 5 (Bài 4 – Biết).</w:t>
-      </w:r>
-      <w:r>
-        <w:rPr>
-          <w:rFonts w:ascii="Times New Roman" w:hAnsi="Times New Roman" w:eastAsia="Times New Roman" w:cs="Times New Roman"/>
-          <w:sz w:val="24"/>
-        </w:rPr>
-        <w:t xml:space="preserve"> Điểm nào sau đây thuộc miền nghiệm của hệ </w:t>
+        <w:t>Câu 7 (ĐC I.11 – Bài 3, Biết).</w:t>
+      </w:r>
+      <w:r>
+        <w:rPr>
+          <w:rFonts w:ascii="Times New Roman" w:hAnsi="Times New Roman" w:eastAsia="Times New Roman" w:cs="Times New Roman"/>
+          <w:sz w:val="24"/>
+        </w:rPr>
+        <w:t xml:space="preserve"> Điểm nào sau đây thuộc miền nghiệm của bất phương trình </w:t>
       </w:r>
       <m:oMath>
         <m:r>
-          <m:t>x≥0</m:t>
-        </m:r>
-      </m:oMath>
-      <w:r>
-        <w:rPr>
-          <w:rFonts w:ascii="Times New Roman" w:hAnsi="Times New Roman" w:eastAsia="Times New Roman" w:cs="Times New Roman"/>
-          <w:sz w:val="24"/>
-        </w:rPr>
-        <w:t xml:space="preserve">, </w:t>
-      </w:r>
-      <m:oMath>
-        <m:r>
-          <m:t>y≥0</m:t>
-        </m:r>
-      </m:oMath>
-      <w:r>
-        <w:rPr>
-          <w:rFonts w:ascii="Times New Roman" w:hAnsi="Times New Roman" w:eastAsia="Times New Roman" w:cs="Times New Roman"/>
-          <w:sz w:val="24"/>
-        </w:rPr>
-        <w:t xml:space="preserve">, </w:t>
-      </w:r>
-      <m:oMath>
-        <m:r>
-          <m:t>2x+y≤4</m:t>
+          <m:t>2x+y&lt;4</m:t>
         </m:r>
       </m:oMath>
       <w:r>
@@ -8253,13 +9375,13 @@
                 </m:dPr>
                 <m:e>
                   <m:r>
-                    <m:t>2</m:t>
+                    <m:t>1</m:t>
                   </m:r>
                   <m:r>
                     <m:t>;</m:t>
                   </m:r>
                   <m:r>
-                    <m:t>1</m:t>
+                    <m:t>3</m:t>
                   </m:r>
                 </m:e>
               </m:d>
@@ -8298,13 +9420,13 @@
                 </m:dPr>
                 <m:e>
                   <m:r>
-                    <m:t>1</m:t>
+                    <m:t>2</m:t>
                   </m:r>
                   <m:r>
                     <m:t>;</m:t>
                   </m:r>
                   <m:r>
-                    <m:t>1</m:t>
+                    <m:t>0</m:t>
                   </m:r>
                 </m:e>
               </m:d>
@@ -8343,16 +9465,16 @@
                 </m:dPr>
                 <m:e>
                   <m:r>
-                    <m:t>−</m:t>
-                  </m:r>
-                  <m:r>
-                    <m:t>1</m:t>
+                    <m:t>3</m:t>
                   </m:r>
                   <m:r>
                     <m:t>;</m:t>
                   </m:r>
                   <m:r>
-                    <m:t>2</m:t>
+                    <m:t>−</m:t>
+                  </m:r>
+                  <m:r>
+                    <m:t>1</m:t>
                   </m:r>
                 </m:e>
               </m:d>
@@ -8397,7 +9519,7 @@
                     <m:t>;</m:t>
                   </m:r>
                   <m:r>
-                    <m:t>5</m:t>
+                    <m:t>3</m:t>
                   </m:r>
                 </m:e>
               </m:d>
@@ -8424,41 +9546,49 @@
           <w:b/>
           <w:sz w:val="24"/>
         </w:rPr>
-        <w:t>Câu 6 (Bài 5 – Biết).</w:t>
-      </w:r>
-      <w:r>
-        <w:rPr>
-          <w:rFonts w:ascii="Times New Roman" w:hAnsi="Times New Roman" w:eastAsia="Times New Roman" w:cs="Times New Roman"/>
-          <w:sz w:val="24"/>
-        </w:rPr>
-        <w:t xml:space="preserve"> Giá trị </w:t>
+        <w:t>Câu 8 (ĐC I.14 – Bài 4, Hiểu).</w:t>
+      </w:r>
+      <w:r>
+        <w:rPr>
+          <w:rFonts w:ascii="Times New Roman" w:hAnsi="Times New Roman" w:eastAsia="Times New Roman" w:cs="Times New Roman"/>
+          <w:sz w:val="24"/>
+        </w:rPr>
+        <w:t xml:space="preserve"> Miền nghiệm của hệ </w:t>
       </w:r>
       <m:oMath>
-        <m:r>
-          <m:rPr>
-            <m:sty m:val="p"/>
-          </m:rPr>
-          <m:t>sin</m:t>
-        </m:r>
-        <m:sSup>
+        <m:d>
+          <m:dPr>
+            <m:begChr m:val="{"/>
+            <m:sepChr m:val=""/>
+            <m:endChr m:val=""/>
+          </m:dPr>
           <m:e>
-            <m:r>
-              <m:t>150</m:t>
-            </m:r>
+            <m:eqArr>
+              <m:e>
+                <m:r>
+                  <m:t>x≥0</m:t>
+                </m:r>
+              </m:e>
+              <m:e>
+                <m:r>
+                  <m:t>y≥0</m:t>
+                </m:r>
+              </m:e>
+              <m:e>
+                <m:r>
+                  <m:t>x+y≤3</m:t>
+                </m:r>
+              </m:e>
+            </m:eqArr>
           </m:e>
-          <m:sup>
-            <m:r>
-              <m:t>∘</m:t>
-            </m:r>
-          </m:sup>
-        </m:sSup>
+        </m:d>
       </m:oMath>
       <w:r>
         <w:rPr>
           <w:rFonts w:ascii="Times New Roman" w:hAnsi="Times New Roman" w:eastAsia="Times New Roman" w:cs="Times New Roman"/>
           <w:sz w:val="24"/>
         </w:rPr>
-        <w:t xml:space="preserve"> bằng</w:t>
+        <w:t xml:space="preserve"> là một tam giác có diện tích bằng</w:t>
       </w:r>
     </w:p>
     <w:tbl>
@@ -8493,25 +9623,14 @@
               <w:t xml:space="preserve">A. </w:t>
             </w:r>
             <m:oMath>
-              <m:r>
-                <m:t>−</m:t>
-              </m:r>
               <m:f>
                 <m:fPr>
                   <m:type m:val="bar"/>
                 </m:fPr>
                 <m:num>
-                  <m:rad>
-                    <m:radPr>
-                      <m:degHide m:val="on"/>
-                    </m:radPr>
-                    <m:deg/>
-                    <m:e>
-                      <m:r>
-                        <m:t>3</m:t>
-                      </m:r>
-                    </m:e>
-                  </m:rad>
+                  <m:r>
+                    <m:t>9</m:t>
+                  </m:r>
                 </m:num>
                 <m:den>
                   <m:r>
@@ -8549,23 +9668,8 @@
             </w:r>
             <m:oMath>
               <m:r>
-                <m:t>−</m:t>
+                <m:t>9</m:t>
               </m:r>
-              <m:f>
-                <m:fPr>
-                  <m:type m:val="bar"/>
-                </m:fPr>
-                <m:num>
-                  <m:r>
-                    <m:t>1</m:t>
-                  </m:r>
-                </m:num>
-                <m:den>
-                  <m:r>
-                    <m:t>2</m:t>
-                  </m:r>
-                </m:den>
-              </m:f>
             </m:oMath>
             <w:r>
               <w:rPr>
@@ -8595,29 +9699,9 @@
               <w:t xml:space="preserve">C. </w:t>
             </w:r>
             <m:oMath>
-              <m:f>
-                <m:fPr>
-                  <m:type m:val="bar"/>
-                </m:fPr>
-                <m:num>
-                  <m:rad>
-                    <m:radPr>
-                      <m:degHide m:val="on"/>
-                    </m:radPr>
-                    <m:deg/>
-                    <m:e>
-                      <m:r>
-                        <m:t>3</m:t>
-                      </m:r>
-                    </m:e>
-                  </m:rad>
-                </m:num>
-                <m:den>
-                  <m:r>
-                    <m:t>2</m:t>
-                  </m:r>
-                </m:den>
-              </m:f>
+              <m:r>
+                <m:t>3</m:t>
+              </m:r>
             </m:oMath>
             <w:r>
               <w:rPr>
@@ -8647,21 +9731,9 @@
               <w:t xml:space="preserve">D. </w:t>
             </w:r>
             <m:oMath>
-              <m:f>
-                <m:fPr>
-                  <m:type m:val="bar"/>
-                </m:fPr>
-                <m:num>
-                  <m:r>
-                    <m:t>1</m:t>
-                  </m:r>
-                </m:num>
-                <m:den>
-                  <m:r>
-                    <m:t>2</m:t>
-                  </m:r>
-                </m:den>
-              </m:f>
+              <m:r>
+                <m:t>6</m:t>
+              </m:r>
             </m:oMath>
             <w:r>
               <w:rPr>
@@ -8685,14 +9757,218 @@
           <w:b/>
           <w:sz w:val="24"/>
         </w:rPr>
-        <w:t>Câu 7 (Bài 5 – Hiểu).</w:t>
-      </w:r>
-      <w:r>
-        <w:rPr>
-          <w:rFonts w:ascii="Times New Roman" w:hAnsi="Times New Roman" w:eastAsia="Times New Roman" w:cs="Times New Roman"/>
-          <w:sz w:val="24"/>
-        </w:rPr>
-        <w:t xml:space="preserve"> Cho </w:t>
+        <w:t>Câu 9 (ĐC I.15 – Bài 4, Vận dụng).</w:t>
+      </w:r>
+      <w:r>
+        <w:rPr>
+          <w:rFonts w:ascii="Times New Roman" w:hAnsi="Times New Roman" w:eastAsia="Times New Roman" w:cs="Times New Roman"/>
+          <w:sz w:val="24"/>
+        </w:rPr>
+        <w:t xml:space="preserve"> Miền nghiệm của một hệ bất phương trình là tam giác có các đỉnh </w:t>
+      </w:r>
+      <m:oMath>
+        <m:r>
+          <m:t>O(0;0)</m:t>
+        </m:r>
+      </m:oMath>
+      <w:r>
+        <w:rPr>
+          <w:rFonts w:ascii="Times New Roman" w:hAnsi="Times New Roman" w:eastAsia="Times New Roman" w:cs="Times New Roman"/>
+          <w:sz w:val="24"/>
+        </w:rPr>
+        <w:t xml:space="preserve">, </w:t>
+      </w:r>
+      <m:oMath>
+        <m:r>
+          <m:t>A(4;0)</m:t>
+        </m:r>
+      </m:oMath>
+      <w:r>
+        <w:rPr>
+          <w:rFonts w:ascii="Times New Roman" w:hAnsi="Times New Roman" w:eastAsia="Times New Roman" w:cs="Times New Roman"/>
+          <w:sz w:val="24"/>
+        </w:rPr>
+        <w:t xml:space="preserve">, </w:t>
+      </w:r>
+      <m:oMath>
+        <m:r>
+          <m:t>B(1;3)</m:t>
+        </m:r>
+      </m:oMath>
+      <w:r>
+        <w:rPr>
+          <w:rFonts w:ascii="Times New Roman" w:hAnsi="Times New Roman" w:eastAsia="Times New Roman" w:cs="Times New Roman"/>
+          <w:sz w:val="24"/>
+        </w:rPr>
+        <w:t xml:space="preserve">. Giá trị lớn nhất của </w:t>
+      </w:r>
+      <m:oMath>
+        <m:r>
+          <m:t>F=2x+y</m:t>
+        </m:r>
+      </m:oMath>
+      <w:r>
+        <w:rPr>
+          <w:rFonts w:ascii="Times New Roman" w:hAnsi="Times New Roman" w:eastAsia="Times New Roman" w:cs="Times New Roman"/>
+          <w:sz w:val="24"/>
+        </w:rPr>
+        <w:t xml:space="preserve"> trên miền đó là</w:t>
+      </w:r>
+    </w:p>
+    <w:tbl>
+      <w:tblPr>
+        <w:tblW w:type="auto" w:w="0"/>
+        <w:tblLayout w:type="fixed"/>
+        <w:tblLook w:firstColumn="1" w:firstRow="1" w:lastColumn="0" w:lastRow="0" w:noHBand="0" w:noVBand="1" w:val="04A0"/>
+      </w:tblPr>
+      <w:tblGrid>
+        <w:gridCol w:w="2551"/>
+        <w:gridCol w:w="2551"/>
+        <w:gridCol w:w="2551"/>
+        <w:gridCol w:w="2551"/>
+      </w:tblGrid>
+      <w:tr>
+        <w:tc>
+          <w:tcPr>
+            <w:tcW w:type="dxa" w:w="2551"/>
+          </w:tcPr>
+          <w:p>
+            <w:pPr>
+              <w:spacing w:before="0" w:after="20" w:line="264" w:lineRule="auto"/>
+              <w:jc w:val="both"/>
+            </w:pPr>
+            <w:r>
+              <w:rPr>
+                <w:rFonts w:ascii="Times New Roman" w:hAnsi="Times New Roman" w:eastAsia="Times New Roman" w:cs="Times New Roman"/>
+                <w:b/>
+                <w:color w:val="1F4E79"/>
+                <w:sz w:val="24"/>
+              </w:rPr>
+              <w:t xml:space="preserve">A. </w:t>
+            </w:r>
+            <w:r>
+              <w:rPr>
+                <w:rFonts w:ascii="Times New Roman" w:hAnsi="Times New Roman" w:eastAsia="Times New Roman" w:cs="Times New Roman"/>
+                <w:sz w:val="24"/>
+              </w:rPr>
+              <w:t>5.</w:t>
+            </w:r>
+          </w:p>
+        </w:tc>
+        <w:tc>
+          <w:tcPr>
+            <w:tcW w:type="dxa" w:w="2551"/>
+          </w:tcPr>
+          <w:p>
+            <w:pPr>
+              <w:spacing w:before="0" w:after="20" w:line="264" w:lineRule="auto"/>
+              <w:jc w:val="both"/>
+            </w:pPr>
+            <w:r>
+              <w:rPr>
+                <w:rFonts w:ascii="Times New Roman" w:hAnsi="Times New Roman" w:eastAsia="Times New Roman" w:cs="Times New Roman"/>
+                <w:b/>
+                <w:color w:val="1F4E79"/>
+                <w:sz w:val="24"/>
+              </w:rPr>
+              <w:t xml:space="preserve">B. </w:t>
+            </w:r>
+            <w:r>
+              <w:rPr>
+                <w:rFonts w:ascii="Times New Roman" w:hAnsi="Times New Roman" w:eastAsia="Times New Roman" w:cs="Times New Roman"/>
+                <w:sz w:val="24"/>
+              </w:rPr>
+              <w:t>7.</w:t>
+            </w:r>
+          </w:p>
+        </w:tc>
+        <w:tc>
+          <w:tcPr>
+            <w:tcW w:type="dxa" w:w="2551"/>
+          </w:tcPr>
+          <w:p>
+            <w:pPr>
+              <w:spacing w:before="0" w:after="20" w:line="264" w:lineRule="auto"/>
+              <w:jc w:val="both"/>
+            </w:pPr>
+            <w:r>
+              <w:rPr>
+                <w:rFonts w:ascii="Times New Roman" w:hAnsi="Times New Roman" w:eastAsia="Times New Roman" w:cs="Times New Roman"/>
+                <w:b/>
+                <w:color w:val="1F4E79"/>
+                <w:sz w:val="24"/>
+              </w:rPr>
+              <w:t xml:space="preserve">C. </w:t>
+            </w:r>
+            <w:r>
+              <w:rPr>
+                <w:rFonts w:ascii="Times New Roman" w:hAnsi="Times New Roman" w:eastAsia="Times New Roman" w:cs="Times New Roman"/>
+                <w:sz w:val="24"/>
+              </w:rPr>
+              <w:t>6.</w:t>
+            </w:r>
+          </w:p>
+        </w:tc>
+        <w:tc>
+          <w:tcPr>
+            <w:tcW w:type="dxa" w:w="2551"/>
+          </w:tcPr>
+          <w:p>
+            <w:pPr>
+              <w:spacing w:before="0" w:after="20" w:line="264" w:lineRule="auto"/>
+              <w:jc w:val="both"/>
+            </w:pPr>
+            <w:r>
+              <w:rPr>
+                <w:rFonts w:ascii="Times New Roman" w:hAnsi="Times New Roman" w:eastAsia="Times New Roman" w:cs="Times New Roman"/>
+                <w:b/>
+                <w:color w:val="1F4E79"/>
+                <w:sz w:val="24"/>
+              </w:rPr>
+              <w:t xml:space="preserve">D. </w:t>
+            </w:r>
+            <w:r>
+              <w:rPr>
+                <w:rFonts w:ascii="Times New Roman" w:hAnsi="Times New Roman" w:eastAsia="Times New Roman" w:cs="Times New Roman"/>
+                <w:sz w:val="24"/>
+              </w:rPr>
+              <w:t>8.</w:t>
+            </w:r>
+          </w:p>
+        </w:tc>
+      </w:tr>
+    </w:tbl>
+    <w:p>
+      <w:pPr>
+        <w:spacing w:before="0" w:after="60" w:line="264" w:lineRule="auto"/>
+        <w:jc w:val="both"/>
+      </w:pPr>
+      <w:r>
+        <w:rPr>
+          <w:rFonts w:ascii="Times New Roman" w:hAnsi="Times New Roman" w:eastAsia="Times New Roman" w:cs="Times New Roman"/>
+          <w:b/>
+          <w:sz w:val="24"/>
+        </w:rPr>
+        <w:t>Câu 10 (ĐC I.18 – Bài 5, Hiểu).</w:t>
+      </w:r>
+      <w:r>
+        <w:rPr>
+          <w:rFonts w:ascii="Times New Roman" w:hAnsi="Times New Roman" w:eastAsia="Times New Roman" w:cs="Times New Roman"/>
+          <w:sz w:val="24"/>
+        </w:rPr>
+        <w:t xml:space="preserve"> Cho góc </w:t>
+      </w:r>
+      <m:oMath>
+        <m:r>
+          <m:t>α</m:t>
+        </m:r>
+      </m:oMath>
+      <w:r>
+        <w:rPr>
+          <w:rFonts w:ascii="Times New Roman" w:hAnsi="Times New Roman" w:eastAsia="Times New Roman" w:cs="Times New Roman"/>
+          <w:sz w:val="24"/>
+        </w:rPr>
+        <w:t xml:space="preserve"> với </w:t>
       </w:r>
       <m:oMath>
         <m:sSup>
@@ -8728,58 +10004,7 @@
           <w:rFonts w:ascii="Times New Roman" w:hAnsi="Times New Roman" w:eastAsia="Times New Roman" w:cs="Times New Roman"/>
           <w:sz w:val="24"/>
         </w:rPr>
-        <w:t xml:space="preserve"> và </w:t>
-      </w:r>
-      <m:oMath>
-        <m:r>
-          <m:rPr>
-            <m:sty m:val="p"/>
-          </m:rPr>
-          <m:t>sin</m:t>
-        </m:r>
-        <m:r>
-          <m:t>α=</m:t>
-        </m:r>
-        <m:f>
-          <m:fPr>
-            <m:type m:val="bar"/>
-          </m:fPr>
-          <m:num>
-            <m:r>
-              <m:t>3</m:t>
-            </m:r>
-          </m:num>
-          <m:den>
-            <m:r>
-              <m:t>5</m:t>
-            </m:r>
-          </m:den>
-        </m:f>
-      </m:oMath>
-      <w:r>
-        <w:rPr>
-          <w:rFonts w:ascii="Times New Roman" w:hAnsi="Times New Roman" w:eastAsia="Times New Roman" w:cs="Times New Roman"/>
-          <w:sz w:val="24"/>
-        </w:rPr>
-        <w:t xml:space="preserve">. Giá trị </w:t>
-      </w:r>
-      <m:oMath>
-        <m:r>
-          <m:rPr>
-            <m:sty m:val="p"/>
-          </m:rPr>
-          <m:t>cos</m:t>
-        </m:r>
-        <m:r>
-          <m:t>α</m:t>
-        </m:r>
-      </m:oMath>
-      <w:r>
-        <w:rPr>
-          <w:rFonts w:ascii="Times New Roman" w:hAnsi="Times New Roman" w:eastAsia="Times New Roman" w:cs="Times New Roman"/>
-          <w:sz w:val="24"/>
-        </w:rPr>
-        <w:t xml:space="preserve"> bằng</w:t>
+        <w:t>. Khẳng định nào sau đây đúng?</w:t>
       </w:r>
     </w:p>
     <w:tbl>
@@ -8815,23 +10040,14 @@
             </w:r>
             <m:oMath>
               <m:r>
-                <m:t>−</m:t>
+                <m:rPr>
+                  <m:sty m:val="p"/>
+                </m:rPr>
+                <m:t>sin</m:t>
               </m:r>
-              <m:f>
-                <m:fPr>
-                  <m:type m:val="bar"/>
-                </m:fPr>
-                <m:num>
-                  <m:r>
-                    <m:t>4</m:t>
-                  </m:r>
-                </m:num>
-                <m:den>
-                  <m:r>
-                    <m:t>5</m:t>
-                  </m:r>
-                </m:den>
-              </m:f>
+              <m:r>
+                <m:t>α&lt;0</m:t>
+              </m:r>
             </m:oMath>
             <w:r>
               <w:rPr>
@@ -8861,21 +10077,15 @@
               <w:t xml:space="preserve">B. </w:t>
             </w:r>
             <m:oMath>
-              <m:f>
-                <m:fPr>
-                  <m:type m:val="bar"/>
-                </m:fPr>
-                <m:num>
-                  <m:r>
-                    <m:t>4</m:t>
-                  </m:r>
-                </m:num>
-                <m:den>
-                  <m:r>
-                    <m:t>5</m:t>
-                  </m:r>
-                </m:den>
-              </m:f>
+              <m:r>
+                <m:rPr>
+                  <m:sty m:val="p"/>
+                </m:rPr>
+                <m:t>cos</m:t>
+              </m:r>
+              <m:r>
+                <m:t>α&gt;0</m:t>
+              </m:r>
             </m:oMath>
             <w:r>
               <w:rPr>
@@ -8906,23 +10116,14 @@
             </w:r>
             <m:oMath>
               <m:r>
-                <m:t>−</m:t>
+                <m:rPr>
+                  <m:sty m:val="p"/>
+                </m:rPr>
+                <m:t>tan</m:t>
               </m:r>
-              <m:f>
-                <m:fPr>
-                  <m:type m:val="bar"/>
-                </m:fPr>
-                <m:num>
-                  <m:r>
-                    <m:t>3</m:t>
-                  </m:r>
-                </m:num>
-                <m:den>
-                  <m:r>
-                    <m:t>5</m:t>
-                  </m:r>
-                </m:den>
-              </m:f>
+              <m:r>
+                <m:t>α&lt;0</m:t>
+              </m:r>
             </m:oMath>
             <w:r>
               <w:rPr>
@@ -8952,21 +10153,15 @@
               <w:t xml:space="preserve">D. </w:t>
             </w:r>
             <m:oMath>
-              <m:f>
-                <m:fPr>
-                  <m:type m:val="bar"/>
-                </m:fPr>
-                <m:num>
-                  <m:r>
-                    <m:t>3</m:t>
-                  </m:r>
-                </m:num>
-                <m:den>
-                  <m:r>
-                    <m:t>4</m:t>
-                  </m:r>
-                </m:den>
-              </m:f>
+              <m:r>
+                <m:rPr>
+                  <m:sty m:val="p"/>
+                </m:rPr>
+                <m:t>cot</m:t>
+              </m:r>
+              <m:r>
+                <m:t>α&gt;0</m:t>
+              </m:r>
             </m:oMath>
             <w:r>
               <w:rPr>
@@ -8990,7 +10185,7 @@
           <w:b/>
           <w:sz w:val="24"/>
         </w:rPr>
-        <w:t>Câu 8 (Bài 6 – Hiểu).</w:t>
+        <w:t>Câu 11 (ĐC I.23 – Bài 6, Hiểu).</w:t>
       </w:r>
       <w:r>
         <w:rPr>
@@ -9013,7 +10208,7 @@
       </w:r>
       <m:oMath>
         <m:r>
-          <m:t>a=6</m:t>
+          <m:t>a=7</m:t>
         </m:r>
       </m:oMath>
       <w:r>
@@ -9024,42 +10219,32 @@
         <w:t xml:space="preserve">, </w:t>
       </w:r>
       <m:oMath>
-        <m:acc>
-          <m:accPr>
-            <m:chr m:val="̂"/>
-          </m:accPr>
-          <m:e>
-            <m:r>
-              <m:t>A</m:t>
-            </m:r>
-          </m:e>
-        </m:acc>
         <m:r>
-          <m:t>=</m:t>
+          <m:t>b=5</m:t>
         </m:r>
-        <m:sSup>
-          <m:e>
-            <m:r>
-              <m:t>30</m:t>
-            </m:r>
-          </m:e>
-          <m:sup>
-            <m:r>
-              <m:t>∘</m:t>
-            </m:r>
-          </m:sup>
-        </m:sSup>
       </m:oMath>
       <w:r>
         <w:rPr>
           <w:rFonts w:ascii="Times New Roman" w:hAnsi="Times New Roman" w:eastAsia="Times New Roman" w:cs="Times New Roman"/>
           <w:sz w:val="24"/>
         </w:rPr>
-        <w:t xml:space="preserve">. Bán kính đường tròn ngoại tiếp tam giác </w:t>
+        <w:t xml:space="preserve">, </w:t>
       </w:r>
       <m:oMath>
         <m:r>
-          <m:t>ABC</m:t>
+          <m:t>c=3</m:t>
+        </m:r>
+      </m:oMath>
+      <w:r>
+        <w:rPr>
+          <w:rFonts w:ascii="Times New Roman" w:hAnsi="Times New Roman" w:eastAsia="Times New Roman" w:cs="Times New Roman"/>
+          <w:sz w:val="24"/>
+        </w:rPr>
+        <w:t xml:space="preserve">. Số đo góc </w:t>
+      </w:r>
+      <m:oMath>
+        <m:r>
+          <m:t>A</m:t>
         </m:r>
       </m:oMath>
       <w:r>
@@ -9102,9 +10287,18 @@
               <w:t xml:space="preserve">A. </w:t>
             </w:r>
             <m:oMath>
-              <m:r>
-                <m:t>12</m:t>
-              </m:r>
+              <m:sSup>
+                <m:e>
+                  <m:r>
+                    <m:t>60</m:t>
+                  </m:r>
+                </m:e>
+                <m:sup>
+                  <m:r>
+                    <m:t>∘</m:t>
+                  </m:r>
+                </m:sup>
+              </m:sSup>
             </m:oMath>
             <w:r>
               <w:rPr>
@@ -9134,9 +10328,18 @@
               <w:t xml:space="preserve">B. </w:t>
             </w:r>
             <m:oMath>
-              <m:r>
-                <m:t>3</m:t>
-              </m:r>
+              <m:sSup>
+                <m:e>
+                  <m:r>
+                    <m:t>150</m:t>
+                  </m:r>
+                </m:e>
+                <m:sup>
+                  <m:r>
+                    <m:t>∘</m:t>
+                  </m:r>
+                </m:sup>
+              </m:sSup>
             </m:oMath>
             <w:r>
               <w:rPr>
@@ -9166,9 +10369,18 @@
               <w:t xml:space="preserve">C. </w:t>
             </w:r>
             <m:oMath>
-              <m:r>
-                <m:t>6</m:t>
-              </m:r>
+              <m:sSup>
+                <m:e>
+                  <m:r>
+                    <m:t>120</m:t>
+                  </m:r>
+                </m:e>
+                <m:sup>
+                  <m:r>
+                    <m:t>∘</m:t>
+                  </m:r>
+                </m:sup>
+              </m:sSup>
             </m:oMath>
             <w:r>
               <w:rPr>
@@ -9198,20 +10410,18 @@
               <w:t xml:space="preserve">D. </w:t>
             </w:r>
             <m:oMath>
-              <m:r>
-                <m:t>6</m:t>
-              </m:r>
-              <m:rad>
-                <m:radPr>
-                  <m:degHide m:val="on"/>
-                </m:radPr>
-                <m:deg/>
+              <m:sSup>
                 <m:e>
                   <m:r>
-                    <m:t>3</m:t>
+                    <m:t>135</m:t>
                   </m:r>
                 </m:e>
-              </m:rad>
+                <m:sup>
+                  <m:r>
+                    <m:t>∘</m:t>
+                  </m:r>
+                </m:sup>
+              </m:sSup>
             </m:oMath>
             <w:r>
               <w:rPr>
@@ -9226,6 +10436,245 @@
     </w:tbl>
     <w:p>
       <w:pPr>
+        <w:spacing w:before="0" w:after="60" w:line="264" w:lineRule="auto"/>
+        <w:jc w:val="both"/>
+      </w:pPr>
+      <w:r>
+        <w:rPr>
+          <w:rFonts w:ascii="Times New Roman" w:hAnsi="Times New Roman" w:eastAsia="Times New Roman" w:cs="Times New Roman"/>
+          <w:b/>
+          <w:sz w:val="24"/>
+        </w:rPr>
+        <w:t>Câu 12 (ĐC I.24 – Bài 6, Hiểu).</w:t>
+      </w:r>
+      <w:r>
+        <w:rPr>
+          <w:rFonts w:ascii="Times New Roman" w:hAnsi="Times New Roman" w:eastAsia="Times New Roman" w:cs="Times New Roman"/>
+          <w:sz w:val="24"/>
+        </w:rPr>
+        <w:t xml:space="preserve"> Tam giác </w:t>
+      </w:r>
+      <m:oMath>
+        <m:r>
+          <m:t>ABC</m:t>
+        </m:r>
+      </m:oMath>
+      <w:r>
+        <w:rPr>
+          <w:rFonts w:ascii="Times New Roman" w:hAnsi="Times New Roman" w:eastAsia="Times New Roman" w:cs="Times New Roman"/>
+          <w:sz w:val="24"/>
+        </w:rPr>
+        <w:t xml:space="preserve"> có </w:t>
+      </w:r>
+      <m:oMath>
+        <m:r>
+          <m:t>BC=10</m:t>
+        </m:r>
+      </m:oMath>
+      <w:r>
+        <w:rPr>
+          <w:rFonts w:ascii="Times New Roman" w:hAnsi="Times New Roman" w:eastAsia="Times New Roman" w:cs="Times New Roman"/>
+          <w:sz w:val="24"/>
+        </w:rPr>
+        <w:t xml:space="preserve"> và </w:t>
+      </w:r>
+      <m:oMath>
+        <m:acc>
+          <m:accPr>
+            <m:chr m:val="̂"/>
+          </m:accPr>
+          <m:e>
+            <m:r>
+              <m:t>A</m:t>
+            </m:r>
+          </m:e>
+        </m:acc>
+        <m:r>
+          <m:t>=</m:t>
+        </m:r>
+        <m:sSup>
+          <m:e>
+            <m:r>
+              <m:t>30</m:t>
+            </m:r>
+          </m:e>
+          <m:sup>
+            <m:r>
+              <m:t>∘</m:t>
+            </m:r>
+          </m:sup>
+        </m:sSup>
+      </m:oMath>
+      <w:r>
+        <w:rPr>
+          <w:rFonts w:ascii="Times New Roman" w:hAnsi="Times New Roman" w:eastAsia="Times New Roman" w:cs="Times New Roman"/>
+          <w:sz w:val="24"/>
+        </w:rPr>
+        <w:t xml:space="preserve">. Bán kính </w:t>
+      </w:r>
+      <m:oMath>
+        <m:r>
+          <m:t>R</m:t>
+        </m:r>
+      </m:oMath>
+      <w:r>
+        <w:rPr>
+          <w:rFonts w:ascii="Times New Roman" w:hAnsi="Times New Roman" w:eastAsia="Times New Roman" w:cs="Times New Roman"/>
+          <w:sz w:val="24"/>
+        </w:rPr>
+        <w:t xml:space="preserve"> của đường tròn ngoại tiếp tam giác là</w:t>
+      </w:r>
+    </w:p>
+    <w:tbl>
+      <w:tblPr>
+        <w:tblW w:type="auto" w:w="0"/>
+        <w:tblLayout w:type="fixed"/>
+        <w:tblLook w:firstColumn="1" w:firstRow="1" w:lastColumn="0" w:lastRow="0" w:noHBand="0" w:noVBand="1" w:val="04A0"/>
+      </w:tblPr>
+      <w:tblGrid>
+        <w:gridCol w:w="2551"/>
+        <w:gridCol w:w="2551"/>
+        <w:gridCol w:w="2551"/>
+        <w:gridCol w:w="2551"/>
+      </w:tblGrid>
+      <w:tr>
+        <w:tc>
+          <w:tcPr>
+            <w:tcW w:type="dxa" w:w="2551"/>
+          </w:tcPr>
+          <w:p>
+            <w:pPr>
+              <w:spacing w:before="0" w:after="20" w:line="264" w:lineRule="auto"/>
+              <w:jc w:val="both"/>
+            </w:pPr>
+            <w:r>
+              <w:rPr>
+                <w:rFonts w:ascii="Times New Roman" w:hAnsi="Times New Roman" w:eastAsia="Times New Roman" w:cs="Times New Roman"/>
+                <w:b/>
+                <w:color w:val="1F4E79"/>
+                <w:sz w:val="24"/>
+              </w:rPr>
+              <w:t xml:space="preserve">A. </w:t>
+            </w:r>
+            <w:r>
+              <w:rPr>
+                <w:rFonts w:ascii="Times New Roman" w:hAnsi="Times New Roman" w:eastAsia="Times New Roman" w:cs="Times New Roman"/>
+                <w:sz w:val="24"/>
+              </w:rPr>
+              <w:t>5.</w:t>
+            </w:r>
+          </w:p>
+        </w:tc>
+        <w:tc>
+          <w:tcPr>
+            <w:tcW w:type="dxa" w:w="2551"/>
+          </w:tcPr>
+          <w:p>
+            <w:pPr>
+              <w:spacing w:before="0" w:after="20" w:line="264" w:lineRule="auto"/>
+              <w:jc w:val="both"/>
+            </w:pPr>
+            <w:r>
+              <w:rPr>
+                <w:rFonts w:ascii="Times New Roman" w:hAnsi="Times New Roman" w:eastAsia="Times New Roman" w:cs="Times New Roman"/>
+                <w:b/>
+                <w:color w:val="1F4E79"/>
+                <w:sz w:val="24"/>
+              </w:rPr>
+              <w:t xml:space="preserve">B. </w:t>
+            </w:r>
+            <w:r>
+              <w:rPr>
+                <w:rFonts w:ascii="Times New Roman" w:hAnsi="Times New Roman" w:eastAsia="Times New Roman" w:cs="Times New Roman"/>
+                <w:sz w:val="24"/>
+              </w:rPr>
+              <w:t>20.</w:t>
+            </w:r>
+          </w:p>
+        </w:tc>
+        <w:tc>
+          <w:tcPr>
+            <w:tcW w:type="dxa" w:w="2551"/>
+          </w:tcPr>
+          <w:p>
+            <w:pPr>
+              <w:spacing w:before="0" w:after="20" w:line="264" w:lineRule="auto"/>
+              <w:jc w:val="both"/>
+            </w:pPr>
+            <w:r>
+              <w:rPr>
+                <w:rFonts w:ascii="Times New Roman" w:hAnsi="Times New Roman" w:eastAsia="Times New Roman" w:cs="Times New Roman"/>
+                <w:b/>
+                <w:color w:val="1F4E79"/>
+                <w:sz w:val="24"/>
+              </w:rPr>
+              <w:t xml:space="preserve">C. </w:t>
+            </w:r>
+            <m:oMath>
+              <m:f>
+                <m:fPr>
+                  <m:type m:val="bar"/>
+                </m:fPr>
+                <m:num>
+                  <m:r>
+                    <m:t>10</m:t>
+                  </m:r>
+                </m:num>
+                <m:den>
+                  <m:rad>
+                    <m:radPr>
+                      <m:degHide m:val="on"/>
+                    </m:radPr>
+                    <m:deg/>
+                    <m:e>
+                      <m:r>
+                        <m:t>3</m:t>
+                      </m:r>
+                    </m:e>
+                  </m:rad>
+                </m:den>
+              </m:f>
+            </m:oMath>
+            <w:r>
+              <w:rPr>
+                <w:rFonts w:ascii="Times New Roman" w:hAnsi="Times New Roman" w:eastAsia="Times New Roman" w:cs="Times New Roman"/>
+                <w:sz w:val="24"/>
+              </w:rPr>
+              <w:t>.</w:t>
+            </w:r>
+          </w:p>
+        </w:tc>
+        <w:tc>
+          <w:tcPr>
+            <w:tcW w:type="dxa" w:w="2551"/>
+          </w:tcPr>
+          <w:p>
+            <w:pPr>
+              <w:spacing w:before="0" w:after="20" w:line="264" w:lineRule="auto"/>
+              <w:jc w:val="both"/>
+            </w:pPr>
+            <w:r>
+              <w:rPr>
+                <w:rFonts w:ascii="Times New Roman" w:hAnsi="Times New Roman" w:eastAsia="Times New Roman" w:cs="Times New Roman"/>
+                <w:b/>
+                <w:color w:val="1F4E79"/>
+                <w:sz w:val="24"/>
+              </w:rPr>
+              <w:t xml:space="preserve">D. </w:t>
+            </w:r>
+            <w:r>
+              <w:rPr>
+                <w:rFonts w:ascii="Times New Roman" w:hAnsi="Times New Roman" w:eastAsia="Times New Roman" w:cs="Times New Roman"/>
+                <w:sz w:val="24"/>
+              </w:rPr>
+              <w:t>10.</w:t>
+            </w:r>
+          </w:p>
+        </w:tc>
+      </w:tr>
+    </w:tbl>
+    <w:p>
+      <w:pPr>
         <w:keepNext/>
         <w:spacing w:before="0" w:after="60" w:line="264" w:lineRule="auto"/>
         <w:jc w:val="both"/>
@@ -9250,7 +10699,7 @@
           <w:b/>
           <w:sz w:val="24"/>
         </w:rPr>
-        <w:t>Câu 9 (Chương I – mệnh đề).</w:t>
+        <w:t>Câu 13 (ĐC II.2 – Chương I, mệnh đề).</w:t>
       </w:r>
       <w:r>
         <w:rPr>
@@ -9269,22 +10718,642 @@
           <w:rFonts w:ascii="Times New Roman" w:hAnsi="Times New Roman" w:eastAsia="Times New Roman" w:cs="Times New Roman"/>
           <w:sz w:val="24"/>
         </w:rPr>
-        <w:t>: "</w:t>
+        <w:t xml:space="preserve">: "Nếu tứ giác </w:t>
       </w:r>
       <m:oMath>
         <m:r>
-          <m:t>∀x∈ℝ,</m:t>
+          <m:t>ABCD</m:t>
+        </m:r>
+      </m:oMath>
+      <w:r>
+        <w:rPr>
+          <w:rFonts w:ascii="Times New Roman" w:hAnsi="Times New Roman" w:eastAsia="Times New Roman" w:cs="Times New Roman"/>
+          <w:sz w:val="24"/>
+        </w:rPr>
+        <w:t xml:space="preserve"> là hình vuông thì </w:t>
+      </w:r>
+      <m:oMath>
+        <m:r>
+          <m:t>ABCD</m:t>
+        </m:r>
+      </m:oMath>
+      <w:r>
+        <w:rPr>
+          <w:rFonts w:ascii="Times New Roman" w:hAnsi="Times New Roman" w:eastAsia="Times New Roman" w:cs="Times New Roman"/>
+          <w:sz w:val="24"/>
+        </w:rPr>
+        <w:t xml:space="preserve"> là hình chữ nhật". Xét tính đúng, sai:</w:t>
+      </w:r>
+    </w:p>
+    <w:p>
+      <w:pPr>
+        <w:spacing w:before="0" w:after="60" w:line="264" w:lineRule="auto"/>
+        <w:jc w:val="both"/>
+      </w:pPr>
+      <w:r>
+        <w:rPr>
+          <w:rFonts w:ascii="Times New Roman" w:hAnsi="Times New Roman" w:eastAsia="Times New Roman" w:cs="Times New Roman"/>
+          <w:sz w:val="24"/>
+        </w:rPr>
+        <w:t xml:space="preserve">a) </w:t>
+      </w:r>
+      <m:oMath>
+        <m:r>
+          <m:t>P</m:t>
+        </m:r>
+      </m:oMath>
+      <w:r>
+        <w:rPr>
+          <w:rFonts w:ascii="Times New Roman" w:hAnsi="Times New Roman" w:eastAsia="Times New Roman" w:cs="Times New Roman"/>
+          <w:sz w:val="24"/>
+        </w:rPr>
+        <w:t xml:space="preserve"> là mệnh đề đúng.</w:t>
+      </w:r>
+    </w:p>
+    <w:p>
+      <w:pPr>
+        <w:spacing w:before="0" w:after="60" w:line="264" w:lineRule="auto"/>
+        <w:jc w:val="both"/>
+      </w:pPr>
+      <w:r>
+        <w:rPr>
+          <w:rFonts w:ascii="Times New Roman" w:hAnsi="Times New Roman" w:eastAsia="Times New Roman" w:cs="Times New Roman"/>
+          <w:sz w:val="24"/>
+        </w:rPr>
+        <w:t xml:space="preserve">b) Mệnh đề đảo của </w:t>
+      </w:r>
+      <m:oMath>
+        <m:r>
+          <m:t>P</m:t>
+        </m:r>
+      </m:oMath>
+      <w:r>
+        <w:rPr>
+          <w:rFonts w:ascii="Times New Roman" w:hAnsi="Times New Roman" w:eastAsia="Times New Roman" w:cs="Times New Roman"/>
+          <w:sz w:val="24"/>
+        </w:rPr>
+        <w:t xml:space="preserve"> là mệnh đề đúng.</w:t>
+      </w:r>
+    </w:p>
+    <w:p>
+      <w:pPr>
+        <w:spacing w:before="0" w:after="60" w:line="264" w:lineRule="auto"/>
+        <w:jc w:val="both"/>
+      </w:pPr>
+      <w:r>
+        <w:rPr>
+          <w:rFonts w:ascii="Times New Roman" w:hAnsi="Times New Roman" w:eastAsia="Times New Roman" w:cs="Times New Roman"/>
+          <w:sz w:val="24"/>
+        </w:rPr>
+        <w:t>c) "</w:t>
+      </w:r>
+      <m:oMath>
+        <m:r>
+          <m:t>ABCD</m:t>
+        </m:r>
+      </m:oMath>
+      <w:r>
+        <w:rPr>
+          <w:rFonts w:ascii="Times New Roman" w:hAnsi="Times New Roman" w:eastAsia="Times New Roman" w:cs="Times New Roman"/>
+          <w:sz w:val="24"/>
+        </w:rPr>
+        <w:t xml:space="preserve"> là hình chữ nhật" là điều kiện cần để "</w:t>
+      </w:r>
+      <m:oMath>
+        <m:r>
+          <m:t>ABCD</m:t>
+        </m:r>
+      </m:oMath>
+      <w:r>
+        <w:rPr>
+          <w:rFonts w:ascii="Times New Roman" w:hAnsi="Times New Roman" w:eastAsia="Times New Roman" w:cs="Times New Roman"/>
+          <w:sz w:val="24"/>
+        </w:rPr>
+        <w:t xml:space="preserve"> là hình vuông".</w:t>
+      </w:r>
+    </w:p>
+    <w:p>
+      <w:pPr>
+        <w:spacing w:before="0" w:after="60" w:line="264" w:lineRule="auto"/>
+        <w:jc w:val="both"/>
+      </w:pPr>
+      <w:r>
+        <w:rPr>
+          <w:rFonts w:ascii="Times New Roman" w:hAnsi="Times New Roman" w:eastAsia="Times New Roman" w:cs="Times New Roman"/>
+          <w:sz w:val="24"/>
+        </w:rPr>
+        <w:t>d) Mệnh đề "</w:t>
+      </w:r>
+      <m:oMath>
+        <m:r>
+          <m:t>ABCD</m:t>
+        </m:r>
+      </m:oMath>
+      <w:r>
+        <w:rPr>
+          <w:rFonts w:ascii="Times New Roman" w:hAnsi="Times New Roman" w:eastAsia="Times New Roman" w:cs="Times New Roman"/>
+          <w:sz w:val="24"/>
+        </w:rPr>
+        <w:t xml:space="preserve"> là hình vuông khi và chỉ khi </w:t>
+      </w:r>
+      <m:oMath>
+        <m:r>
+          <m:t>ABCD</m:t>
+        </m:r>
+      </m:oMath>
+      <w:r>
+        <w:rPr>
+          <w:rFonts w:ascii="Times New Roman" w:hAnsi="Times New Roman" w:eastAsia="Times New Roman" w:cs="Times New Roman"/>
+          <w:sz w:val="24"/>
+        </w:rPr>
+        <w:t xml:space="preserve"> là hình chữ nhật có hai đường chéo vuông góc" là mệnh đề đúng.</w:t>
+      </w:r>
+    </w:p>
+    <w:p>
+      <w:pPr>
+        <w:spacing w:before="0" w:after="60" w:line="264" w:lineRule="auto"/>
+        <w:jc w:val="both"/>
+      </w:pPr>
+      <w:r>
+        <w:rPr>
+          <w:rFonts w:ascii="Times New Roman" w:hAnsi="Times New Roman" w:eastAsia="Times New Roman" w:cs="Times New Roman"/>
+          <w:b/>
+          <w:sz w:val="24"/>
+        </w:rPr>
+        <w:t>Câu 14 (ĐC II.3 – Chương I, tập hợp).</w:t>
+      </w:r>
+      <w:r>
+        <w:rPr>
+          <w:rFonts w:ascii="Times New Roman" w:hAnsi="Times New Roman" w:eastAsia="Times New Roman" w:cs="Times New Roman"/>
+          <w:sz w:val="24"/>
+        </w:rPr>
+        <w:t xml:space="preserve"> Cho hai tập hợp </w:t>
+      </w:r>
+      <m:oMath>
+        <m:r>
+          <m:t>A={x∈ℝ∣−1≤x≤3}</m:t>
+        </m:r>
+      </m:oMath>
+      <w:r>
+        <w:rPr>
+          <w:rFonts w:ascii="Times New Roman" w:hAnsi="Times New Roman" w:eastAsia="Times New Roman" w:cs="Times New Roman"/>
+          <w:sz w:val="24"/>
+        </w:rPr>
+        <w:t xml:space="preserve"> và </w:t>
+      </w:r>
+      <m:oMath>
+        <m:r>
+          <m:t>B=(1;5)</m:t>
+        </m:r>
+      </m:oMath>
+      <w:r>
+        <w:rPr>
+          <w:rFonts w:ascii="Times New Roman" w:hAnsi="Times New Roman" w:eastAsia="Times New Roman" w:cs="Times New Roman"/>
+          <w:sz w:val="24"/>
+        </w:rPr>
+        <w:t>. Xét tính đúng, sai:</w:t>
+      </w:r>
+    </w:p>
+    <w:p>
+      <w:pPr>
+        <w:spacing w:before="0" w:after="60" w:line="264" w:lineRule="auto"/>
+        <w:jc w:val="both"/>
+      </w:pPr>
+      <w:r>
+        <w:rPr>
+          <w:rFonts w:ascii="Times New Roman" w:hAnsi="Times New Roman" w:eastAsia="Times New Roman" w:cs="Times New Roman"/>
+          <w:sz w:val="24"/>
+        </w:rPr>
+        <w:t xml:space="preserve">a) </w:t>
+      </w:r>
+      <m:oMath>
+        <m:r>
+          <m:t>A=[</m:t>
         </m:r>
         <m:r>
-          <m:rPr>
-            <m:sty m:val="p"/>
-          </m:rPr>
-          <m:t> </m:t>
+          <m:t>−</m:t>
+        </m:r>
+        <m:r>
+          <m:t>1;3]</m:t>
+        </m:r>
+      </m:oMath>
+      <w:r>
+        <w:rPr>
+          <w:rFonts w:ascii="Times New Roman" w:hAnsi="Times New Roman" w:eastAsia="Times New Roman" w:cs="Times New Roman"/>
+          <w:sz w:val="24"/>
+        </w:rPr>
+        <w:t>.</w:t>
+      </w:r>
+    </w:p>
+    <w:p>
+      <w:pPr>
+        <w:spacing w:before="0" w:after="60" w:line="264" w:lineRule="auto"/>
+        <w:jc w:val="both"/>
+      </w:pPr>
+      <w:r>
+        <w:rPr>
+          <w:rFonts w:ascii="Times New Roman" w:hAnsi="Times New Roman" w:eastAsia="Times New Roman" w:cs="Times New Roman"/>
+          <w:sz w:val="24"/>
+        </w:rPr>
+        <w:t xml:space="preserve">b) </w:t>
+      </w:r>
+      <m:oMath>
+        <m:d>
+          <m:dPr>
+            <m:begChr m:val=""/>
+            <m:sepChr m:val=""/>
+            <m:endChr m:val="]"/>
+          </m:dPr>
+          <m:e>
+            <m:r>
+              <m:t>A</m:t>
+            </m:r>
+            <m:r>
+              <m:t>∩</m:t>
+            </m:r>
+            <m:r>
+              <m:t>B</m:t>
+            </m:r>
+            <m:r>
+              <m:t>=</m:t>
+            </m:r>
+            <m:r>
+              <m:t>(</m:t>
+            </m:r>
+            <m:r>
+              <m:t>1</m:t>
+            </m:r>
+            <m:r>
+              <m:t>;</m:t>
+            </m:r>
+            <m:r>
+              <m:t>3</m:t>
+            </m:r>
+          </m:e>
+        </m:d>
+      </m:oMath>
+      <w:r>
+        <w:rPr>
+          <w:rFonts w:ascii="Times New Roman" w:hAnsi="Times New Roman" w:eastAsia="Times New Roman" w:cs="Times New Roman"/>
+          <w:sz w:val="24"/>
+        </w:rPr>
+        <w:t>.</w:t>
+      </w:r>
+    </w:p>
+    <w:p>
+      <w:pPr>
+        <w:spacing w:before="0" w:after="60" w:line="264" w:lineRule="auto"/>
+        <w:jc w:val="both"/>
+      </w:pPr>
+      <w:r>
+        <w:rPr>
+          <w:rFonts w:ascii="Times New Roman" w:hAnsi="Times New Roman" w:eastAsia="Times New Roman" w:cs="Times New Roman"/>
+          <w:sz w:val="24"/>
+        </w:rPr>
+        <w:t xml:space="preserve">c) </w:t>
+      </w:r>
+      <m:oMath>
+        <m:r>
+          <m:t>A∪B=[</m:t>
+        </m:r>
+        <m:r>
+          <m:t>−</m:t>
+        </m:r>
+        <m:r>
+          <m:t>1;5]</m:t>
+        </m:r>
+      </m:oMath>
+      <w:r>
+        <w:rPr>
+          <w:rFonts w:ascii="Times New Roman" w:hAnsi="Times New Roman" w:eastAsia="Times New Roman" w:cs="Times New Roman"/>
+          <w:sz w:val="24"/>
+        </w:rPr>
+        <w:t>.</w:t>
+      </w:r>
+    </w:p>
+    <w:p>
+      <w:pPr>
+        <w:spacing w:before="0" w:after="60" w:line="264" w:lineRule="auto"/>
+        <w:jc w:val="both"/>
+      </w:pPr>
+      <w:r>
+        <w:rPr>
+          <w:rFonts w:ascii="Times New Roman" w:hAnsi="Times New Roman" w:eastAsia="Times New Roman" w:cs="Times New Roman"/>
+          <w:sz w:val="24"/>
+        </w:rPr>
+        <w:t xml:space="preserve">d) </w:t>
+      </w:r>
+      <m:oMath>
+        <m:sSub>
+          <m:e>
+            <m:r>
+              <m:t>C</m:t>
+            </m:r>
+          </m:e>
+          <m:sub>
+            <m:r>
+              <m:t>ℝ</m:t>
+            </m:r>
+          </m:sub>
+        </m:sSub>
+        <m:r>
+          <m:t>A=(−∞;</m:t>
+        </m:r>
+        <m:r>
+          <m:t>−</m:t>
+        </m:r>
+        <m:r>
+          <m:t>1)∪(3;+∞)</m:t>
+        </m:r>
+      </m:oMath>
+      <w:r>
+        <w:rPr>
+          <w:rFonts w:ascii="Times New Roman" w:hAnsi="Times New Roman" w:eastAsia="Times New Roman" w:cs="Times New Roman"/>
+          <w:sz w:val="24"/>
+        </w:rPr>
+        <w:t>.</w:t>
+      </w:r>
+    </w:p>
+    <w:p>
+      <w:pPr>
+        <w:spacing w:before="0" w:after="60" w:line="264" w:lineRule="auto"/>
+        <w:jc w:val="both"/>
+      </w:pPr>
+      <w:r>
+        <w:rPr>
+          <w:rFonts w:ascii="Times New Roman" w:hAnsi="Times New Roman" w:eastAsia="Times New Roman" w:cs="Times New Roman"/>
+          <w:b/>
+          <w:sz w:val="24"/>
+        </w:rPr>
+        <w:t>Câu 15 (ĐC II.6 – Chương II, thực tiễn).</w:t>
+      </w:r>
+      <w:r>
+        <w:rPr>
+          <w:rFonts w:ascii="Times New Roman" w:hAnsi="Times New Roman" w:eastAsia="Times New Roman" w:cs="Times New Roman"/>
+          <w:sz w:val="24"/>
+        </w:rPr>
+        <w:t xml:space="preserve"> Một hộ nông dân dự định trồng đậu và cà trên diện tích không quá 8 ha. Trồng 1 ha đậu cần 20 công và thu được 3 triệu đồng; trồng 1 ha cà cần 30 công và thu được 4 triệu đồng. Tổng số công không quá 180. Gọi </w:t>
+      </w:r>
+      <m:oMath>
+        <m:r>
+          <m:t>x</m:t>
+        </m:r>
+      </m:oMath>
+      <w:r>
+        <w:rPr>
+          <w:rFonts w:ascii="Times New Roman" w:hAnsi="Times New Roman" w:eastAsia="Times New Roman" w:cs="Times New Roman"/>
+          <w:sz w:val="24"/>
+        </w:rPr>
+        <w:t xml:space="preserve">, </w:t>
+      </w:r>
+      <m:oMath>
+        <m:r>
+          <m:t>y</m:t>
+        </m:r>
+      </m:oMath>
+      <w:r>
+        <w:rPr>
+          <w:rFonts w:ascii="Times New Roman" w:hAnsi="Times New Roman" w:eastAsia="Times New Roman" w:cs="Times New Roman"/>
+          <w:sz w:val="24"/>
+        </w:rPr>
+        <w:t xml:space="preserve"> (ha) lần lượt là diện tích trồng đậu và trồng cà (</w:t>
+      </w:r>
+      <m:oMath>
+        <m:r>
+          <m:t>x,y≥0</m:t>
+        </m:r>
+      </m:oMath>
+      <w:r>
+        <w:rPr>
+          <w:rFonts w:ascii="Times New Roman" w:hAnsi="Times New Roman" w:eastAsia="Times New Roman" w:cs="Times New Roman"/>
+          <w:sz w:val="24"/>
+        </w:rPr>
+        <w:t>). Xét tính đúng, sai:</w:t>
+      </w:r>
+    </w:p>
+    <w:p>
+      <w:pPr>
+        <w:spacing w:before="0" w:after="60" w:line="264" w:lineRule="auto"/>
+        <w:jc w:val="both"/>
+      </w:pPr>
+      <w:r>
+        <w:rPr>
+          <w:rFonts w:ascii="Times New Roman" w:hAnsi="Times New Roman" w:eastAsia="Times New Roman" w:cs="Times New Roman"/>
+          <w:sz w:val="24"/>
+        </w:rPr>
+        <w:t xml:space="preserve">a) </w:t>
+      </w:r>
+      <m:oMath>
+        <m:r>
+          <m:t>x</m:t>
+        </m:r>
+      </m:oMath>
+      <w:r>
+        <w:rPr>
+          <w:rFonts w:ascii="Times New Roman" w:hAnsi="Times New Roman" w:eastAsia="Times New Roman" w:cs="Times New Roman"/>
+          <w:sz w:val="24"/>
+        </w:rPr>
+        <w:t xml:space="preserve">, </w:t>
+      </w:r>
+      <m:oMath>
+        <m:r>
+          <m:t>y</m:t>
+        </m:r>
+      </m:oMath>
+      <w:r>
+        <w:rPr>
+          <w:rFonts w:ascii="Times New Roman" w:hAnsi="Times New Roman" w:eastAsia="Times New Roman" w:cs="Times New Roman"/>
+          <w:sz w:val="24"/>
+        </w:rPr>
+        <w:t xml:space="preserve"> thoả mãn </w:t>
+      </w:r>
+      <m:oMath>
+        <m:r>
+          <m:t>x+y≤8</m:t>
+        </m:r>
+      </m:oMath>
+      <w:r>
+        <w:rPr>
+          <w:rFonts w:ascii="Times New Roman" w:hAnsi="Times New Roman" w:eastAsia="Times New Roman" w:cs="Times New Roman"/>
+          <w:sz w:val="24"/>
+        </w:rPr>
+        <w:t>.</w:t>
+      </w:r>
+    </w:p>
+    <w:p>
+      <w:pPr>
+        <w:spacing w:before="0" w:after="60" w:line="264" w:lineRule="auto"/>
+        <w:jc w:val="both"/>
+      </w:pPr>
+      <w:r>
+        <w:rPr>
+          <w:rFonts w:ascii="Times New Roman" w:hAnsi="Times New Roman" w:eastAsia="Times New Roman" w:cs="Times New Roman"/>
+          <w:sz w:val="24"/>
+        </w:rPr>
+        <w:t xml:space="preserve">b) Điều kiện về số công là </w:t>
+      </w:r>
+      <m:oMath>
+        <m:r>
+          <m:t>20x+30y≥180</m:t>
+        </m:r>
+      </m:oMath>
+      <w:r>
+        <w:rPr>
+          <w:rFonts w:ascii="Times New Roman" w:hAnsi="Times New Roman" w:eastAsia="Times New Roman" w:cs="Times New Roman"/>
+          <w:sz w:val="24"/>
+        </w:rPr>
+        <w:t>.</w:t>
+      </w:r>
+    </w:p>
+    <w:p>
+      <w:pPr>
+        <w:spacing w:before="0" w:after="60" w:line="264" w:lineRule="auto"/>
+        <w:jc w:val="both"/>
+      </w:pPr>
+      <w:r>
+        <w:rPr>
+          <w:rFonts w:ascii="Times New Roman" w:hAnsi="Times New Roman" w:eastAsia="Times New Roman" w:cs="Times New Roman"/>
+          <w:sz w:val="24"/>
+        </w:rPr>
+        <w:t xml:space="preserve">c) Số tiền thu được là </w:t>
+      </w:r>
+      <m:oMath>
+        <m:r>
+          <m:t>F=3x+4y</m:t>
+        </m:r>
+      </m:oMath>
+      <w:r>
+        <w:rPr>
+          <w:rFonts w:ascii="Times New Roman" w:hAnsi="Times New Roman" w:eastAsia="Times New Roman" w:cs="Times New Roman"/>
+          <w:sz w:val="24"/>
+        </w:rPr>
+        <w:t xml:space="preserve"> (triệu đồng).</w:t>
+      </w:r>
+    </w:p>
+    <w:p>
+      <w:pPr>
+        <w:spacing w:before="0" w:after="60" w:line="264" w:lineRule="auto"/>
+        <w:jc w:val="both"/>
+      </w:pPr>
+      <w:r>
+        <w:rPr>
+          <w:rFonts w:ascii="Times New Roman" w:hAnsi="Times New Roman" w:eastAsia="Times New Roman" w:cs="Times New Roman"/>
+          <w:sz w:val="24"/>
+        </w:rPr>
+        <w:t>d) Số tiền thu được lớn nhất là 24 triệu đồng.</w:t>
+      </w:r>
+    </w:p>
+    <w:p>
+      <w:pPr>
+        <w:spacing w:before="0" w:after="60" w:line="264" w:lineRule="auto"/>
+        <w:jc w:val="both"/>
+      </w:pPr>
+      <w:r>
+        <w:rPr>
+          <w:rFonts w:ascii="Times New Roman" w:hAnsi="Times New Roman" w:eastAsia="Times New Roman" w:cs="Times New Roman"/>
+          <w:b/>
+          <w:sz w:val="24"/>
+        </w:rPr>
+        <w:t>Câu 16 (ĐC II.8 – Chương III).</w:t>
+      </w:r>
+      <w:r>
+        <w:rPr>
+          <w:rFonts w:ascii="Times New Roman" w:hAnsi="Times New Roman" w:eastAsia="Times New Roman" w:cs="Times New Roman"/>
+          <w:sz w:val="24"/>
+        </w:rPr>
+        <w:t xml:space="preserve"> Cho tam giác </w:t>
+      </w:r>
+      <m:oMath>
+        <m:r>
+          <m:t>ABC</m:t>
+        </m:r>
+      </m:oMath>
+      <w:r>
+        <w:rPr>
+          <w:rFonts w:ascii="Times New Roman" w:hAnsi="Times New Roman" w:eastAsia="Times New Roman" w:cs="Times New Roman"/>
+          <w:sz w:val="24"/>
+        </w:rPr>
+        <w:t xml:space="preserve"> có </w:t>
+      </w:r>
+      <m:oMath>
+        <m:r>
+          <m:t>AB=3</m:t>
+        </m:r>
+      </m:oMath>
+      <w:r>
+        <w:rPr>
+          <w:rFonts w:ascii="Times New Roman" w:hAnsi="Times New Roman" w:eastAsia="Times New Roman" w:cs="Times New Roman"/>
+          <w:sz w:val="24"/>
+        </w:rPr>
+        <w:t xml:space="preserve">, </w:t>
+      </w:r>
+      <m:oMath>
+        <m:r>
+          <m:t>AC=5</m:t>
+        </m:r>
+      </m:oMath>
+      <w:r>
+        <w:rPr>
+          <w:rFonts w:ascii="Times New Roman" w:hAnsi="Times New Roman" w:eastAsia="Times New Roman" w:cs="Times New Roman"/>
+          <w:sz w:val="24"/>
+        </w:rPr>
+        <w:t xml:space="preserve"> và </w:t>
+      </w:r>
+      <m:oMath>
+        <m:acc>
+          <m:accPr>
+            <m:chr m:val="̂"/>
+          </m:accPr>
+          <m:e>
+            <m:r>
+              <m:t>A</m:t>
+            </m:r>
+          </m:e>
+        </m:acc>
+        <m:r>
+          <m:t>=</m:t>
         </m:r>
         <m:sSup>
           <m:e>
             <m:r>
-              <m:t>x</m:t>
+              <m:t>120</m:t>
+            </m:r>
+          </m:e>
+          <m:sup>
+            <m:r>
+              <m:t>∘</m:t>
+            </m:r>
+          </m:sup>
+        </m:sSup>
+      </m:oMath>
+      <w:r>
+        <w:rPr>
+          <w:rFonts w:ascii="Times New Roman" w:hAnsi="Times New Roman" w:eastAsia="Times New Roman" w:cs="Times New Roman"/>
+          <w:sz w:val="24"/>
+        </w:rPr>
+        <w:t>. Xét tính đúng, sai:</w:t>
+      </w:r>
+    </w:p>
+    <w:p>
+      <w:pPr>
+        <w:spacing w:before="0" w:after="60" w:line="264" w:lineRule="auto"/>
+        <w:jc w:val="both"/>
+      </w:pPr>
+      <w:r>
+        <w:rPr>
+          <w:rFonts w:ascii="Times New Roman" w:hAnsi="Times New Roman" w:eastAsia="Times New Roman" w:cs="Times New Roman"/>
+          <w:sz w:val="24"/>
+        </w:rPr>
+        <w:t xml:space="preserve">a) </w:t>
+      </w:r>
+      <m:oMath>
+        <m:r>
+          <m:t>B</m:t>
+        </m:r>
+        <m:sSup>
+          <m:e>
+            <m:r>
+              <m:t>C</m:t>
             </m:r>
           </m:e>
           <m:sup>
@@ -9294,80 +11363,12 @@
           </m:sup>
         </m:sSup>
         <m:r>
-          <m:t>+1&gt;0</m:t>
-        </m:r>
-      </m:oMath>
-      <w:r>
-        <w:rPr>
-          <w:rFonts w:ascii="Times New Roman" w:hAnsi="Times New Roman" w:eastAsia="Times New Roman" w:cs="Times New Roman"/>
-          <w:sz w:val="24"/>
-        </w:rPr>
-        <w:t>". Xét tính đúng, sai:</w:t>
-      </w:r>
-    </w:p>
-    <w:p>
-      <w:pPr>
-        <w:spacing w:before="0" w:after="60" w:line="264" w:lineRule="auto"/>
-        <w:jc w:val="both"/>
-      </w:pPr>
-      <w:r>
-        <w:rPr>
-          <w:rFonts w:ascii="Times New Roman" w:hAnsi="Times New Roman" w:eastAsia="Times New Roman" w:cs="Times New Roman"/>
-          <w:sz w:val="24"/>
-        </w:rPr>
-        <w:t xml:space="preserve">a) </w:t>
-      </w:r>
-      <m:oMath>
-        <m:r>
-          <m:t>P</m:t>
-        </m:r>
-      </m:oMath>
-      <w:r>
-        <w:rPr>
-          <w:rFonts w:ascii="Times New Roman" w:hAnsi="Times New Roman" w:eastAsia="Times New Roman" w:cs="Times New Roman"/>
-          <w:sz w:val="24"/>
-        </w:rPr>
-        <w:t xml:space="preserve"> là mệnh đề đúng.</w:t>
-      </w:r>
-    </w:p>
-    <w:p>
-      <w:pPr>
-        <w:spacing w:before="0" w:after="60" w:line="264" w:lineRule="auto"/>
-        <w:jc w:val="both"/>
-      </w:pPr>
-      <w:r>
-        <w:rPr>
-          <w:rFonts w:ascii="Times New Roman" w:hAnsi="Times New Roman" w:eastAsia="Times New Roman" w:cs="Times New Roman"/>
-          <w:sz w:val="24"/>
-        </w:rPr>
-        <w:t xml:space="preserve">b) Mệnh đề phủ định của </w:t>
-      </w:r>
-      <m:oMath>
-        <m:r>
-          <m:t>P</m:t>
-        </m:r>
-      </m:oMath>
-      <w:r>
-        <w:rPr>
-          <w:rFonts w:ascii="Times New Roman" w:hAnsi="Times New Roman" w:eastAsia="Times New Roman" w:cs="Times New Roman"/>
-          <w:sz w:val="24"/>
-        </w:rPr>
-        <w:t xml:space="preserve"> là "</w:t>
-      </w:r>
-      <m:oMath>
-        <m:r>
-          <m:t>∃x∈ℝ,</m:t>
-        </m:r>
-        <m:r>
-          <m:rPr>
-            <m:sty m:val="p"/>
-          </m:rPr>
-          <m:t> </m:t>
+          <m:t>=A</m:t>
         </m:r>
         <m:sSup>
           <m:e>
             <m:r>
-              <m:t>x</m:t>
+              <m:t>B</m:t>
             </m:r>
           </m:e>
           <m:sup>
@@ -9377,43 +11378,12 @@
           </m:sup>
         </m:sSup>
         <m:r>
-          <m:t>+1≤0</m:t>
-        </m:r>
-      </m:oMath>
-      <w:r>
-        <w:rPr>
-          <w:rFonts w:ascii="Times New Roman" w:hAnsi="Times New Roman" w:eastAsia="Times New Roman" w:cs="Times New Roman"/>
-          <w:sz w:val="24"/>
-        </w:rPr>
-        <w:t>".</w:t>
-      </w:r>
-    </w:p>
-    <w:p>
-      <w:pPr>
-        <w:spacing w:before="0" w:after="60" w:line="264" w:lineRule="auto"/>
-        <w:jc w:val="both"/>
-      </w:pPr>
-      <w:r>
-        <w:rPr>
-          <w:rFonts w:ascii="Times New Roman" w:hAnsi="Times New Roman" w:eastAsia="Times New Roman" w:cs="Times New Roman"/>
-          <w:sz w:val="24"/>
-        </w:rPr>
-        <w:t>c) Mệnh đề "</w:t>
-      </w:r>
-      <m:oMath>
-        <m:r>
-          <m:t>∃n∈ℕ,</m:t>
-        </m:r>
-        <m:r>
-          <m:rPr>
-            <m:sty m:val="p"/>
-          </m:rPr>
-          <m:t> </m:t>
+          <m:t>+A</m:t>
         </m:r>
         <m:sSup>
           <m:e>
             <m:r>
-              <m:t>n</m:t>
+              <m:t>C</m:t>
             </m:r>
           </m:e>
           <m:sup>
@@ -9423,7 +11393,16 @@
           </m:sup>
         </m:sSup>
         <m:r>
-          <m:t>=2</m:t>
+          <m:t>−2·AB·AC·</m:t>
+        </m:r>
+        <m:r>
+          <m:rPr>
+            <m:sty m:val="p"/>
+          </m:rPr>
+          <m:t>cos</m:t>
+        </m:r>
+        <m:r>
+          <m:t>A</m:t>
         </m:r>
       </m:oMath>
       <w:r>
@@ -9431,7 +11410,7 @@
           <w:rFonts w:ascii="Times New Roman" w:hAnsi="Times New Roman" w:eastAsia="Times New Roman" w:cs="Times New Roman"/>
           <w:sz w:val="24"/>
         </w:rPr>
-        <w:t>" là mệnh đề đúng.</w:t>
+        <w:t>.</w:t>
       </w:r>
     </w:p>
     <w:p>
@@ -9444,11 +11423,11 @@
           <w:rFonts w:ascii="Times New Roman" w:hAnsi="Times New Roman" w:eastAsia="Times New Roman" w:cs="Times New Roman"/>
           <w:sz w:val="24"/>
         </w:rPr>
-        <w:t xml:space="preserve">d) Mệnh đề đảo của mệnh đề "Nếu tam giác </w:t>
+        <w:t xml:space="preserve">b) </w:t>
       </w:r>
       <m:oMath>
         <m:r>
-          <m:t>ABC</m:t>
+          <m:t>BC=7</m:t>
         </m:r>
       </m:oMath>
       <w:r>
@@ -9456,19 +11435,7 @@
           <w:rFonts w:ascii="Times New Roman" w:hAnsi="Times New Roman" w:eastAsia="Times New Roman" w:cs="Times New Roman"/>
           <w:sz w:val="24"/>
         </w:rPr>
-        <w:t xml:space="preserve"> đều thì tam giác </w:t>
-      </w:r>
-      <m:oMath>
-        <m:r>
-          <m:t>ABC</m:t>
-        </m:r>
-      </m:oMath>
-      <w:r>
-        <w:rPr>
-          <w:rFonts w:ascii="Times New Roman" w:hAnsi="Times New Roman" w:eastAsia="Times New Roman" w:cs="Times New Roman"/>
-          <w:sz w:val="24"/>
-        </w:rPr>
-        <w:t xml:space="preserve"> cân" là mệnh đề đúng.</w:t>
+        <w:t>.</w:t>
       </w:r>
     </w:p>
     <w:p>
@@ -9479,17 +11446,56 @@
       <w:r>
         <w:rPr>
           <w:rFonts w:ascii="Times New Roman" w:hAnsi="Times New Roman" w:eastAsia="Times New Roman" w:cs="Times New Roman"/>
-          <w:b/>
-          <w:sz w:val="24"/>
-        </w:rPr>
-        <w:t>Câu 10 (Chương I – tập hợp, thực tiễn).</w:t>
-      </w:r>
-      <w:r>
-        <w:rPr>
-          <w:rFonts w:ascii="Times New Roman" w:hAnsi="Times New Roman" w:eastAsia="Times New Roman" w:cs="Times New Roman"/>
-          <w:sz w:val="24"/>
-        </w:rPr>
-        <w:t xml:space="preserve"> Lớp 10A có 40 học sinh, trong đó 24 bạn tham gia câu lạc bộ bóng đá, 15 bạn tham gia câu lạc bộ cầu lông, 7 bạn tham gia cả hai câu lạc bộ. Xét tính đúng, sai:</w:t>
+          <w:sz w:val="24"/>
+        </w:rPr>
+        <w:t xml:space="preserve">c) Diện tích tam giác </w:t>
+      </w:r>
+      <m:oMath>
+        <m:r>
+          <m:t>ABC</m:t>
+        </m:r>
+      </m:oMath>
+      <w:r>
+        <w:rPr>
+          <w:rFonts w:ascii="Times New Roman" w:hAnsi="Times New Roman" w:eastAsia="Times New Roman" w:cs="Times New Roman"/>
+          <w:sz w:val="24"/>
+        </w:rPr>
+        <w:t xml:space="preserve"> bằng </w:t>
+      </w:r>
+      <m:oMath>
+        <m:f>
+          <m:fPr>
+            <m:type m:val="bar"/>
+          </m:fPr>
+          <m:num>
+            <m:r>
+              <m:t>15</m:t>
+            </m:r>
+            <m:rad>
+              <m:radPr>
+                <m:degHide m:val="on"/>
+              </m:radPr>
+              <m:deg/>
+              <m:e>
+                <m:r>
+                  <m:t>3</m:t>
+                </m:r>
+              </m:e>
+            </m:rad>
+          </m:num>
+          <m:den>
+            <m:r>
+              <m:t>2</m:t>
+            </m:r>
+          </m:den>
+        </m:f>
+      </m:oMath>
+      <w:r>
+        <w:rPr>
+          <w:rFonts w:ascii="Times New Roman" w:hAnsi="Times New Roman" w:eastAsia="Times New Roman" w:cs="Times New Roman"/>
+          <w:sz w:val="24"/>
+        </w:rPr>
+        <w:t>.</w:t>
       </w:r>
     </w:p>
     <w:p>
@@ -9502,7 +11508,69 @@
           <w:rFonts w:ascii="Times New Roman" w:hAnsi="Times New Roman" w:eastAsia="Times New Roman" w:cs="Times New Roman"/>
           <w:sz w:val="24"/>
         </w:rPr>
-        <w:t>a) Số học sinh tham gia ít nhất một câu lạc bộ là 32.</w:t>
+        <w:t xml:space="preserve">d) Bán kính đường tròn ngoại tiếp tam giác </w:t>
+      </w:r>
+      <m:oMath>
+        <m:r>
+          <m:t>ABC</m:t>
+        </m:r>
+      </m:oMath>
+      <w:r>
+        <w:rPr>
+          <w:rFonts w:ascii="Times New Roman" w:hAnsi="Times New Roman" w:eastAsia="Times New Roman" w:cs="Times New Roman"/>
+          <w:sz w:val="24"/>
+        </w:rPr>
+        <w:t xml:space="preserve"> bằng </w:t>
+      </w:r>
+      <m:oMath>
+        <m:f>
+          <m:fPr>
+            <m:type m:val="bar"/>
+          </m:fPr>
+          <m:num>
+            <m:r>
+              <m:t>7</m:t>
+            </m:r>
+            <m:rad>
+              <m:radPr>
+                <m:degHide m:val="on"/>
+              </m:radPr>
+              <m:deg/>
+              <m:e>
+                <m:r>
+                  <m:t>3</m:t>
+                </m:r>
+              </m:e>
+            </m:rad>
+          </m:num>
+          <m:den>
+            <m:r>
+              <m:t>3</m:t>
+            </m:r>
+          </m:den>
+        </m:f>
+      </m:oMath>
+      <w:r>
+        <w:rPr>
+          <w:rFonts w:ascii="Times New Roman" w:hAnsi="Times New Roman" w:eastAsia="Times New Roman" w:cs="Times New Roman"/>
+          <w:sz w:val="24"/>
+        </w:rPr>
+        <w:t>.</w:t>
+      </w:r>
+    </w:p>
+    <w:p>
+      <w:pPr>
+        <w:keepNext/>
+        <w:spacing w:before="0" w:after="60" w:line="264" w:lineRule="auto"/>
+        <w:jc w:val="both"/>
+      </w:pPr>
+      <w:r>
+        <w:rPr>
+          <w:rFonts w:ascii="Times New Roman" w:hAnsi="Times New Roman" w:eastAsia="Times New Roman" w:cs="Times New Roman"/>
+          <w:b/>
+          <w:sz w:val="24"/>
+        </w:rPr>
+        <w:t>PHẦN III. Câu trắc nghiệm trả lời ngắn</w:t>
       </w:r>
     </w:p>
     <w:p>
@@ -9513,9 +11581,17 @@
       <w:r>
         <w:rPr>
           <w:rFonts w:ascii="Times New Roman" w:hAnsi="Times New Roman" w:eastAsia="Times New Roman" w:cs="Times New Roman"/>
-          <w:sz w:val="24"/>
-        </w:rPr>
-        <w:t>b) Số học sinh chỉ tham gia câu lạc bộ bóng đá là 17.</w:t>
+          <w:b/>
+          <w:sz w:val="24"/>
+        </w:rPr>
+        <w:t>Câu 17 (ĐC III.2 – Bài 2, thực tiễn).</w:t>
+      </w:r>
+      <w:r>
+        <w:rPr>
+          <w:rFonts w:ascii="Times New Roman" w:hAnsi="Times New Roman" w:eastAsia="Times New Roman" w:cs="Times New Roman"/>
+          <w:sz w:val="24"/>
+        </w:rPr>
+        <w:t xml:space="preserve"> Lớp 10B có 40 học sinh, trong đó có 15 học sinh giỏi Toán, 12 học sinh giỏi Văn và 5 học sinh giỏi cả hai môn. Hỏi lớp 10B có bao nhiêu học sinh không giỏi môn nào trong hai môn trên?</w:t>
       </w:r>
     </w:p>
     <w:p>
@@ -9526,9 +11602,74 @@
       <w:r>
         <w:rPr>
           <w:rFonts w:ascii="Times New Roman" w:hAnsi="Times New Roman" w:eastAsia="Times New Roman" w:cs="Times New Roman"/>
-          <w:sz w:val="24"/>
-        </w:rPr>
-        <w:t>c) Số học sinh không tham gia câu lạc bộ nào là 10.</w:t>
+          <w:b/>
+          <w:sz w:val="24"/>
+        </w:rPr>
+        <w:t>Câu 18 (ĐC III.3 – Bài 4).</w:t>
+      </w:r>
+      <w:r>
+        <w:rPr>
+          <w:rFonts w:ascii="Times New Roman" w:hAnsi="Times New Roman" w:eastAsia="Times New Roman" w:cs="Times New Roman"/>
+          <w:sz w:val="24"/>
+        </w:rPr>
+        <w:t xml:space="preserve"> Tìm giá trị nhỏ nhất của biểu thức </w:t>
+      </w:r>
+      <m:oMath>
+        <m:r>
+          <m:t>F=x+2y</m:t>
+        </m:r>
+      </m:oMath>
+      <w:r>
+        <w:rPr>
+          <w:rFonts w:ascii="Times New Roman" w:hAnsi="Times New Roman" w:eastAsia="Times New Roman" w:cs="Times New Roman"/>
+          <w:sz w:val="24"/>
+        </w:rPr>
+        <w:t xml:space="preserve"> trên miền nghiệm của hệ </w:t>
+      </w:r>
+      <m:oMath>
+        <m:d>
+          <m:dPr>
+            <m:begChr m:val="{"/>
+            <m:sepChr m:val=""/>
+            <m:endChr m:val=""/>
+          </m:dPr>
+          <m:e>
+            <m:eqArr>
+              <m:e>
+                <m:r>
+                  <m:t>x+y≥2</m:t>
+                </m:r>
+              </m:e>
+              <m:e>
+                <m:r>
+                  <m:t>x≤4</m:t>
+                </m:r>
+              </m:e>
+              <m:e>
+                <m:r>
+                  <m:t>y≤3</m:t>
+                </m:r>
+              </m:e>
+              <m:e>
+                <m:r>
+                  <m:t>x≥0</m:t>
+                </m:r>
+              </m:e>
+              <m:e>
+                <m:r>
+                  <m:t>y≥0</m:t>
+                </m:r>
+              </m:e>
+            </m:eqArr>
+          </m:e>
+        </m:d>
+      </m:oMath>
+      <w:r>
+        <w:rPr>
+          <w:rFonts w:ascii="Times New Roman" w:hAnsi="Times New Roman" w:eastAsia="Times New Roman" w:cs="Times New Roman"/>
+          <w:sz w:val="24"/>
+        </w:rPr>
+        <w:t>.</w:t>
       </w:r>
     </w:p>
     <w:p>
@@ -9539,9 +11680,143 @@
       <w:r>
         <w:rPr>
           <w:rFonts w:ascii="Times New Roman" w:hAnsi="Times New Roman" w:eastAsia="Times New Roman" w:cs="Times New Roman"/>
-          <w:sz w:val="24"/>
-        </w:rPr>
-        <w:t>d) Số học sinh tham gia đúng một câu lạc bộ là 25.</w:t>
+          <w:b/>
+          <w:sz w:val="24"/>
+        </w:rPr>
+        <w:t>Câu 19 (ĐC III.4 – Bài 5).</w:t>
+      </w:r>
+      <w:r>
+        <w:rPr>
+          <w:rFonts w:ascii="Times New Roman" w:hAnsi="Times New Roman" w:eastAsia="Times New Roman" w:cs="Times New Roman"/>
+          <w:sz w:val="24"/>
+        </w:rPr>
+        <w:t xml:space="preserve"> Cho góc </w:t>
+      </w:r>
+      <m:oMath>
+        <m:r>
+          <m:t>α</m:t>
+        </m:r>
+      </m:oMath>
+      <w:r>
+        <w:rPr>
+          <w:rFonts w:ascii="Times New Roman" w:hAnsi="Times New Roman" w:eastAsia="Times New Roman" w:cs="Times New Roman"/>
+          <w:sz w:val="24"/>
+        </w:rPr>
+        <w:t xml:space="preserve"> với </w:t>
+      </w:r>
+      <m:oMath>
+        <m:sSup>
+          <m:e>
+            <m:r>
+              <m:t>90</m:t>
+            </m:r>
+          </m:e>
+          <m:sup>
+            <m:r>
+              <m:t>∘</m:t>
+            </m:r>
+          </m:sup>
+        </m:sSup>
+        <m:r>
+          <m:t>&lt;α&lt;</m:t>
+        </m:r>
+        <m:sSup>
+          <m:e>
+            <m:r>
+              <m:t>180</m:t>
+            </m:r>
+          </m:e>
+          <m:sup>
+            <m:r>
+              <m:t>∘</m:t>
+            </m:r>
+          </m:sup>
+        </m:sSup>
+      </m:oMath>
+      <w:r>
+        <w:rPr>
+          <w:rFonts w:ascii="Times New Roman" w:hAnsi="Times New Roman" w:eastAsia="Times New Roman" w:cs="Times New Roman"/>
+          <w:sz w:val="24"/>
+        </w:rPr>
+        <w:t xml:space="preserve"> và </w:t>
+      </w:r>
+      <m:oMath>
+        <m:r>
+          <m:rPr>
+            <m:sty m:val="p"/>
+          </m:rPr>
+          <m:t>tan</m:t>
+        </m:r>
+        <m:r>
+          <m:t>α=−2</m:t>
+        </m:r>
+      </m:oMath>
+      <w:r>
+        <w:rPr>
+          <w:rFonts w:ascii="Times New Roman" w:hAnsi="Times New Roman" w:eastAsia="Times New Roman" w:cs="Times New Roman"/>
+          <w:sz w:val="24"/>
+        </w:rPr>
+        <w:t xml:space="preserve">. Tính giá trị của biểu thức </w:t>
+      </w:r>
+      <m:oMath>
+        <m:r>
+          <m:t>P=</m:t>
+        </m:r>
+        <m:f>
+          <m:fPr>
+            <m:type m:val="bar"/>
+          </m:fPr>
+          <m:num>
+            <m:r>
+              <m:t>2</m:t>
+            </m:r>
+            <m:r>
+              <m:rPr>
+                <m:sty m:val="p"/>
+              </m:rPr>
+              <m:t>sin</m:t>
+            </m:r>
+            <m:r>
+              <m:t>α+</m:t>
+            </m:r>
+            <m:r>
+              <m:rPr>
+                <m:sty m:val="p"/>
+              </m:rPr>
+              <m:t>cos</m:t>
+            </m:r>
+            <m:r>
+              <m:t>α</m:t>
+            </m:r>
+          </m:num>
+          <m:den>
+            <m:r>
+              <m:rPr>
+                <m:sty m:val="p"/>
+              </m:rPr>
+              <m:t>sin</m:t>
+            </m:r>
+            <m:r>
+              <m:t>α−3</m:t>
+            </m:r>
+            <m:r>
+              <m:rPr>
+                <m:sty m:val="p"/>
+              </m:rPr>
+              <m:t>cos</m:t>
+            </m:r>
+            <m:r>
+              <m:t>α</m:t>
+            </m:r>
+          </m:den>
+        </m:f>
+      </m:oMath>
+      <w:r>
+        <w:rPr>
+          <w:rFonts w:ascii="Times New Roman" w:hAnsi="Times New Roman" w:eastAsia="Times New Roman" w:cs="Times New Roman"/>
+          <w:sz w:val="24"/>
+        </w:rPr>
+        <w:t xml:space="preserve"> (viết kết quả dưới dạng số thập phân).</w:t>
       </w:r>
     </w:p>
     <w:p>
@@ -9555,18 +11830,18 @@
           <w:b/>
           <w:sz w:val="24"/>
         </w:rPr>
-        <w:t>Câu 11 (Chương II – thực tiễn).</w:t>
-      </w:r>
-      <w:r>
-        <w:rPr>
-          <w:rFonts w:ascii="Times New Roman" w:hAnsi="Times New Roman" w:eastAsia="Times New Roman" w:cs="Times New Roman"/>
-          <w:sz w:val="24"/>
-        </w:rPr>
-        <w:t xml:space="preserve"> Một hộ gia đình ở Vĩnh Thạnh có không quá 5 ha đất để trồng cà phê và hồ tiêu. Chi phí đầu tư 1 ha cà phê là 40 triệu đồng, 1 ha hồ tiêu là 60 triệu đồng; tổng vốn không quá 240 triệu đồng. Mỗi ha cà phê lãi 80 triệu đồng, mỗi ha hồ tiêu lãi 100 triệu đồng. Gọi </w:t>
+        <w:t>Câu 20 (ĐC III.6 – Bài 6, thực tiễn).</w:t>
+      </w:r>
+      <w:r>
+        <w:rPr>
+          <w:rFonts w:ascii="Times New Roman" w:hAnsi="Times New Roman" w:eastAsia="Times New Roman" w:cs="Times New Roman"/>
+          <w:sz w:val="24"/>
+        </w:rPr>
+        <w:t xml:space="preserve"> Để đo khoảng cách giữa hai điểm </w:t>
       </w:r>
       <m:oMath>
         <m:r>
-          <m:t>x</m:t>
+          <m:t>A</m:t>
         </m:r>
       </m:oMath>
       <w:r>
@@ -9574,11 +11849,11 @@
           <w:rFonts w:ascii="Times New Roman" w:hAnsi="Times New Roman" w:eastAsia="Times New Roman" w:cs="Times New Roman"/>
           <w:sz w:val="24"/>
         </w:rPr>
-        <w:t xml:space="preserve">, </w:t>
+        <w:t xml:space="preserve"> và </w:t>
       </w:r>
       <m:oMath>
         <m:r>
-          <m:t>y</m:t>
+          <m:t>B</m:t>
         </m:r>
       </m:oMath>
       <w:r>
@@ -9586,7 +11861,104 @@
           <w:rFonts w:ascii="Times New Roman" w:hAnsi="Times New Roman" w:eastAsia="Times New Roman" w:cs="Times New Roman"/>
           <w:sz w:val="24"/>
         </w:rPr>
-        <w:t xml:space="preserve"> (ha) lần lượt là diện tích trồng cà phê, hồ tiêu. Xét tính đúng, sai:</w:t>
+        <w:t xml:space="preserve"> ở hai đầu một cái hồ, người ta chọn điểm </w:t>
+      </w:r>
+      <m:oMath>
+        <m:r>
+          <m:t>C</m:t>
+        </m:r>
+      </m:oMath>
+      <w:r>
+        <w:rPr>
+          <w:rFonts w:ascii="Times New Roman" w:hAnsi="Times New Roman" w:eastAsia="Times New Roman" w:cs="Times New Roman"/>
+          <w:sz w:val="24"/>
+        </w:rPr>
+        <w:t xml:space="preserve"> sao cho </w:t>
+      </w:r>
+      <m:oMath>
+        <m:r>
+          <m:t>CA=120</m:t>
+        </m:r>
+      </m:oMath>
+      <w:r>
+        <w:rPr>
+          <w:rFonts w:ascii="Times New Roman" w:hAnsi="Times New Roman" w:eastAsia="Times New Roman" w:cs="Times New Roman"/>
+          <w:sz w:val="24"/>
+        </w:rPr>
+        <w:t xml:space="preserve"> m, </w:t>
+      </w:r>
+      <m:oMath>
+        <m:r>
+          <m:t>CB=150</m:t>
+        </m:r>
+      </m:oMath>
+      <w:r>
+        <w:rPr>
+          <w:rFonts w:ascii="Times New Roman" w:hAnsi="Times New Roman" w:eastAsia="Times New Roman" w:cs="Times New Roman"/>
+          <w:sz w:val="24"/>
+        </w:rPr>
+        <w:t xml:space="preserve"> m và </w:t>
+      </w:r>
+      <m:oMath>
+        <m:acc>
+          <m:accPr>
+            <m:chr m:val="̂"/>
+          </m:accPr>
+          <m:e>
+            <m:r>
+              <m:t>ACB</m:t>
+            </m:r>
+          </m:e>
+        </m:acc>
+        <m:r>
+          <m:t>=</m:t>
+        </m:r>
+        <m:sSup>
+          <m:e>
+            <m:r>
+              <m:t>75</m:t>
+            </m:r>
+          </m:e>
+          <m:sup>
+            <m:r>
+              <m:t>∘</m:t>
+            </m:r>
+          </m:sup>
+        </m:sSup>
+      </m:oMath>
+      <w:r>
+        <w:rPr>
+          <w:rFonts w:ascii="Times New Roman" w:hAnsi="Times New Roman" w:eastAsia="Times New Roman" w:cs="Times New Roman"/>
+          <w:sz w:val="24"/>
+        </w:rPr>
+        <w:t xml:space="preserve">. Tính khoảng cách </w:t>
+      </w:r>
+      <m:oMath>
+        <m:r>
+          <m:t>AB</m:t>
+        </m:r>
+      </m:oMath>
+      <w:r>
+        <w:rPr>
+          <w:rFonts w:ascii="Times New Roman" w:hAnsi="Times New Roman" w:eastAsia="Times New Roman" w:cs="Times New Roman"/>
+          <w:sz w:val="24"/>
+        </w:rPr>
+        <w:t xml:space="preserve"> (làm tròn đến hàng đơn vị của mét).</w:t>
+      </w:r>
+    </w:p>
+    <w:p>
+      <w:pPr>
+        <w:keepNext/>
+        <w:spacing w:before="0" w:after="60" w:line="264" w:lineRule="auto"/>
+        <w:jc w:val="both"/>
+      </w:pPr>
+      <w:r>
+        <w:rPr>
+          <w:rFonts w:ascii="Times New Roman" w:hAnsi="Times New Roman" w:eastAsia="Times New Roman" w:cs="Times New Roman"/>
+          <w:b/>
+          <w:sz w:val="24"/>
+        </w:rPr>
+        <w:t>PHẦN IV. Tự luận (về nhà – Đề cương, Phần IV, Câu 1 – 6)</w:t>
       </w:r>
     </w:p>
     <w:p>
@@ -9599,220 +11971,11 @@
           <w:rFonts w:ascii="Times New Roman" w:hAnsi="Times New Roman" w:eastAsia="Times New Roman" w:cs="Times New Roman"/>
           <w:sz w:val="24"/>
         </w:rPr>
-        <w:t xml:space="preserve">a) Cặp số </w:t>
-      </w:r>
-      <m:oMath>
-        <m:d>
-          <m:dPr>
-            <m:sepChr m:val=""/>
-          </m:dPr>
-          <m:e>
-            <m:r>
-              <m:t>3</m:t>
-            </m:r>
-            <m:r>
-              <m:t>;</m:t>
-            </m:r>
-            <m:r>
-              <m:t>2</m:t>
-            </m:r>
-          </m:e>
-        </m:d>
-      </m:oMath>
-      <w:r>
-        <w:rPr>
-          <w:rFonts w:ascii="Times New Roman" w:hAnsi="Times New Roman" w:eastAsia="Times New Roman" w:cs="Times New Roman"/>
-          <w:sz w:val="24"/>
-        </w:rPr>
-        <w:t xml:space="preserve"> thoả mãn mọi điều kiện của bài toán.</w:t>
-      </w:r>
-    </w:p>
-    <w:p>
-      <w:pPr>
-        <w:spacing w:before="0" w:after="60" w:line="264" w:lineRule="auto"/>
-        <w:jc w:val="both"/>
-      </w:pPr>
-      <w:r>
-        <w:rPr>
-          <w:rFonts w:ascii="Times New Roman" w:hAnsi="Times New Roman" w:eastAsia="Times New Roman" w:cs="Times New Roman"/>
-          <w:sz w:val="24"/>
-        </w:rPr>
-        <w:t xml:space="preserve">b) Điều kiện về vốn là </w:t>
+        <w:t xml:space="preserve">HS làm vào vở 6 câu tự luận của đề cương: phép toán tập hợp (Câu 1), tập hợp chứa tham số (Câu 2), miền nghiệm và giá trị lớn nhất, nhỏ nhất (Câu 3), bài toán tiệm bánh (Câu 4), giải tam giác </w:t>
       </w:r>
       <m:oMath>
         <m:r>
-          <m:t>2x+3y≤12</m:t>
-        </m:r>
-      </m:oMath>
-      <w:r>
-        <w:rPr>
-          <w:rFonts w:ascii="Times New Roman" w:hAnsi="Times New Roman" w:eastAsia="Times New Roman" w:cs="Times New Roman"/>
-          <w:sz w:val="24"/>
-        </w:rPr>
-        <w:t>.</w:t>
-      </w:r>
-    </w:p>
-    <w:p>
-      <w:pPr>
-        <w:spacing w:before="0" w:after="60" w:line="264" w:lineRule="auto"/>
-        <w:jc w:val="both"/>
-      </w:pPr>
-      <w:r>
-        <w:rPr>
-          <w:rFonts w:ascii="Times New Roman" w:hAnsi="Times New Roman" w:eastAsia="Times New Roman" w:cs="Times New Roman"/>
-          <w:sz w:val="24"/>
-        </w:rPr>
-        <w:t xml:space="preserve">c) Miền nghiệm của hệ điều kiện là tứ giác có các đỉnh </w:t>
-      </w:r>
-      <m:oMath>
-        <m:d>
-          <m:dPr>
-            <m:sepChr m:val=""/>
-          </m:dPr>
-          <m:e>
-            <m:r>
-              <m:t>0</m:t>
-            </m:r>
-            <m:r>
-              <m:t>;</m:t>
-            </m:r>
-            <m:r>
-              <m:t>0</m:t>
-            </m:r>
-          </m:e>
-        </m:d>
-      </m:oMath>
-      <w:r>
-        <w:rPr>
-          <w:rFonts w:ascii="Times New Roman" w:hAnsi="Times New Roman" w:eastAsia="Times New Roman" w:cs="Times New Roman"/>
-          <w:sz w:val="24"/>
-        </w:rPr>
-        <w:t xml:space="preserve">, </w:t>
-      </w:r>
-      <m:oMath>
-        <m:d>
-          <m:dPr>
-            <m:sepChr m:val=""/>
-          </m:dPr>
-          <m:e>
-            <m:r>
-              <m:t>5</m:t>
-            </m:r>
-            <m:r>
-              <m:t>;</m:t>
-            </m:r>
-            <m:r>
-              <m:t>0</m:t>
-            </m:r>
-          </m:e>
-        </m:d>
-      </m:oMath>
-      <w:r>
-        <w:rPr>
-          <w:rFonts w:ascii="Times New Roman" w:hAnsi="Times New Roman" w:eastAsia="Times New Roman" w:cs="Times New Roman"/>
-          <w:sz w:val="24"/>
-        </w:rPr>
-        <w:t xml:space="preserve">, </w:t>
-      </w:r>
-      <m:oMath>
-        <m:d>
-          <m:dPr>
-            <m:sepChr m:val=""/>
-          </m:dPr>
-          <m:e>
-            <m:r>
-              <m:t>3</m:t>
-            </m:r>
-            <m:r>
-              <m:t>;</m:t>
-            </m:r>
-            <m:r>
-              <m:t>2</m:t>
-            </m:r>
-          </m:e>
-        </m:d>
-      </m:oMath>
-      <w:r>
-        <w:rPr>
-          <w:rFonts w:ascii="Times New Roman" w:hAnsi="Times New Roman" w:eastAsia="Times New Roman" w:cs="Times New Roman"/>
-          <w:sz w:val="24"/>
-        </w:rPr>
-        <w:t xml:space="preserve">, </w:t>
-      </w:r>
-      <m:oMath>
-        <m:d>
-          <m:dPr>
-            <m:sepChr m:val=""/>
-          </m:dPr>
-          <m:e>
-            <m:r>
-              <m:t>0</m:t>
-            </m:r>
-            <m:r>
-              <m:t>;</m:t>
-            </m:r>
-            <m:r>
-              <m:t>5</m:t>
-            </m:r>
-          </m:e>
-        </m:d>
-      </m:oMath>
-      <w:r>
-        <w:rPr>
-          <w:rFonts w:ascii="Times New Roman" w:hAnsi="Times New Roman" w:eastAsia="Times New Roman" w:cs="Times New Roman"/>
-          <w:sz w:val="24"/>
-        </w:rPr>
-        <w:t>.</w:t>
-      </w:r>
-    </w:p>
-    <w:p>
-      <w:pPr>
-        <w:spacing w:before="0" w:after="60" w:line="264" w:lineRule="auto"/>
-        <w:jc w:val="both"/>
-      </w:pPr>
-      <w:r>
-        <w:rPr>
-          <w:rFonts w:ascii="Times New Roman" w:hAnsi="Times New Roman" w:eastAsia="Times New Roman" w:cs="Times New Roman"/>
-          <w:sz w:val="24"/>
-        </w:rPr>
-        <w:t>d) Lợi nhuận lớn nhất hộ gia đình có thể đạt được là 440 triệu đồng.</w:t>
-      </w:r>
-    </w:p>
-    <w:p>
-      <w:pPr>
-        <w:spacing w:before="0" w:after="60" w:line="264" w:lineRule="auto"/>
-        <w:jc w:val="both"/>
-      </w:pPr>
-      <w:r>
-        <w:rPr>
-          <w:rFonts w:ascii="Times New Roman" w:hAnsi="Times New Roman" w:eastAsia="Times New Roman" w:cs="Times New Roman"/>
-          <w:b/>
-          <w:sz w:val="24"/>
-        </w:rPr>
-        <w:t>Câu 12 (Chương III).</w:t>
-      </w:r>
-      <w:r>
-        <w:rPr>
-          <w:rFonts w:ascii="Times New Roman" w:hAnsi="Times New Roman" w:eastAsia="Times New Roman" w:cs="Times New Roman"/>
-          <w:sz w:val="24"/>
-        </w:rPr>
-        <w:t xml:space="preserve"> Cho tam giác </w:t>
-      </w:r>
-      <m:oMath>
-        <m:r>
-          <m:t>ABC</m:t>
-        </m:r>
-      </m:oMath>
-      <w:r>
-        <w:rPr>
-          <w:rFonts w:ascii="Times New Roman" w:hAnsi="Times New Roman" w:eastAsia="Times New Roman" w:cs="Times New Roman"/>
-          <w:sz w:val="24"/>
-        </w:rPr>
-        <w:t xml:space="preserve"> có </w:t>
-      </w:r>
-      <m:oMath>
-        <m:r>
-          <m:t>AB=5</m:t>
+          <m:t>AB=6</m:t>
         </m:r>
       </m:oMath>
       <w:r>
@@ -9866,7 +12029,21 @@
           <w:rFonts w:ascii="Times New Roman" w:hAnsi="Times New Roman" w:eastAsia="Times New Roman" w:cs="Times New Roman"/>
           <w:sz w:val="24"/>
         </w:rPr>
-        <w:t>. Xét tính đúng, sai:</w:t>
+        <w:t xml:space="preserve"> (Câu 5), đo khoảng cách qua sông (Câu 6). GV thu, chấm một số bài trước tiết kiểm tra.</w:t>
+      </w:r>
+    </w:p>
+    <w:p>
+      <w:pPr>
+        <w:spacing w:before="80" w:after="60" w:line="264" w:lineRule="auto"/>
+        <w:jc w:val="both"/>
+      </w:pPr>
+      <w:r>
+        <w:rPr>
+          <w:rFonts w:ascii="Times New Roman" w:hAnsi="Times New Roman" w:eastAsia="Times New Roman" w:cs="Times New Roman"/>
+          <w:b/>
+          <w:sz w:val="24"/>
+        </w:rPr>
+        <w:t>Đáp án và lời giải (dành cho GV)</w:t>
       </w:r>
     </w:p>
     <w:p>
@@ -9877,21 +12054,17 @@
       <w:r>
         <w:rPr>
           <w:rFonts w:ascii="Times New Roman" w:hAnsi="Times New Roman" w:eastAsia="Times New Roman" w:cs="Times New Roman"/>
-          <w:sz w:val="24"/>
-        </w:rPr>
-        <w:t xml:space="preserve">a) </w:t>
-      </w:r>
-      <m:oMath>
-        <m:r>
-          <m:t>BC=7</m:t>
-        </m:r>
-      </m:oMath>
-      <w:r>
-        <w:rPr>
-          <w:rFonts w:ascii="Times New Roman" w:hAnsi="Times New Roman" w:eastAsia="Times New Roman" w:cs="Times New Roman"/>
-          <w:sz w:val="24"/>
-        </w:rPr>
-        <w:t>.</w:t>
+          <w:b/>
+          <w:sz w:val="24"/>
+        </w:rPr>
+        <w:t>Phần I:</w:t>
+      </w:r>
+      <w:r>
+        <w:rPr>
+          <w:rFonts w:ascii="Times New Roman" w:hAnsi="Times New Roman" w:eastAsia="Times New Roman" w:cs="Times New Roman"/>
+          <w:sz w:val="24"/>
+        </w:rPr>
+        <w:t xml:space="preserve"> 1 – B; 2 – A; 3 – D; 4 – D; 5 – A; 6 – B; 7 – D; 8 – A; 9 – D; 10 – C; 11 – C; 12 – D (giữ nguyên thứ tự phương án như đề cương).</w:t>
       </w:r>
     </w:p>
     <w:p>
@@ -9904,11 +12077,11 @@
           <w:rFonts w:ascii="Times New Roman" w:hAnsi="Times New Roman" w:eastAsia="Times New Roman" w:cs="Times New Roman"/>
           <w:sz w:val="24"/>
         </w:rPr>
-        <w:t xml:space="preserve">b) Diện tích tam giác </w:t>
+        <w:t>Câu 1: phủ định của "</w:t>
       </w:r>
       <m:oMath>
         <m:r>
-          <m:t>ABC</m:t>
+          <m:t>&gt;</m:t>
         </m:r>
       </m:oMath>
       <w:r>
@@ -9916,47 +12089,23 @@
           <w:rFonts w:ascii="Times New Roman" w:hAnsi="Times New Roman" w:eastAsia="Times New Roman" w:cs="Times New Roman"/>
           <w:sz w:val="24"/>
         </w:rPr>
-        <w:t xml:space="preserve"> bằng </w:t>
+        <w:t>" là "</w:t>
       </w:r>
       <m:oMath>
         <m:r>
-          <m:t>10</m:t>
+          <m:t>≤</m:t>
         </m:r>
-        <m:rad>
-          <m:radPr>
-            <m:degHide m:val="on"/>
-          </m:radPr>
-          <m:deg/>
-          <m:e>
-            <m:r>
-              <m:t>3</m:t>
-            </m:r>
-          </m:e>
-        </m:rad>
       </m:oMath>
       <w:r>
         <w:rPr>
           <w:rFonts w:ascii="Times New Roman" w:hAnsi="Times New Roman" w:eastAsia="Times New Roman" w:cs="Times New Roman"/>
           <w:sz w:val="24"/>
         </w:rPr>
-        <w:t>.</w:t>
-      </w:r>
-    </w:p>
-    <w:p>
-      <w:pPr>
-        <w:spacing w:before="0" w:after="60" w:line="264" w:lineRule="auto"/>
-        <w:jc w:val="both"/>
-      </w:pPr>
-      <w:r>
-        <w:rPr>
-          <w:rFonts w:ascii="Times New Roman" w:hAnsi="Times New Roman" w:eastAsia="Times New Roman" w:cs="Times New Roman"/>
-          <w:sz w:val="24"/>
-        </w:rPr>
-        <w:t xml:space="preserve">c) Góc </w:t>
+        <w:t xml:space="preserve">". Câu 2: </w:t>
       </w:r>
       <m:oMath>
         <m:r>
-          <m:t>B</m:t>
+          <m:t>P⇒Q</m:t>
         </m:r>
       </m:oMath>
       <w:r>
@@ -9964,24 +12113,11 @@
           <w:rFonts w:ascii="Times New Roman" w:hAnsi="Times New Roman" w:eastAsia="Times New Roman" w:cs="Times New Roman"/>
           <w:sz w:val="24"/>
         </w:rPr>
-        <w:t xml:space="preserve"> là góc tù.</w:t>
-      </w:r>
-    </w:p>
-    <w:p>
-      <w:pPr>
-        <w:spacing w:before="0" w:after="60" w:line="264" w:lineRule="auto"/>
-        <w:jc w:val="both"/>
-      </w:pPr>
-      <w:r>
-        <w:rPr>
-          <w:rFonts w:ascii="Times New Roman" w:hAnsi="Times New Roman" w:eastAsia="Times New Roman" w:cs="Times New Roman"/>
-          <w:sz w:val="24"/>
-        </w:rPr>
-        <w:t xml:space="preserve">d) Bán kính đường tròn ngoại tiếp tam giác </w:t>
+        <w:t xml:space="preserve"> đúng thì </w:t>
       </w:r>
       <m:oMath>
         <m:r>
-          <m:t>ABC</m:t>
+          <m:t>P</m:t>
         </m:r>
       </m:oMath>
       <w:r>
@@ -9989,159 +12125,23 @@
           <w:rFonts w:ascii="Times New Roman" w:hAnsi="Times New Roman" w:eastAsia="Times New Roman" w:cs="Times New Roman"/>
           <w:sz w:val="24"/>
         </w:rPr>
-        <w:t xml:space="preserve"> là </w:t>
+        <w:t xml:space="preserve"> là điều kiện đủ để có </w:t>
       </w:r>
       <m:oMath>
         <m:r>
-          <m:t>R=</m:t>
+          <m:t>Q</m:t>
         </m:r>
-        <m:f>
-          <m:fPr>
-            <m:type m:val="bar"/>
-          </m:fPr>
-          <m:num>
-            <m:r>
-              <m:t>7</m:t>
-            </m:r>
-            <m:rad>
-              <m:radPr>
-                <m:degHide m:val="on"/>
-              </m:radPr>
-              <m:deg/>
-              <m:e>
-                <m:r>
-                  <m:t>3</m:t>
-                </m:r>
-              </m:e>
-            </m:rad>
-          </m:num>
-          <m:den>
-            <m:r>
-              <m:t>3</m:t>
-            </m:r>
-          </m:den>
-        </m:f>
       </m:oMath>
       <w:r>
         <w:rPr>
           <w:rFonts w:ascii="Times New Roman" w:hAnsi="Times New Roman" w:eastAsia="Times New Roman" w:cs="Times New Roman"/>
           <w:sz w:val="24"/>
         </w:rPr>
-        <w:t>.</w:t>
-      </w:r>
-    </w:p>
-    <w:p>
-      <w:pPr>
-        <w:keepNext/>
-        <w:spacing w:before="0" w:after="60" w:line="264" w:lineRule="auto"/>
-        <w:jc w:val="both"/>
-      </w:pPr>
-      <w:r>
-        <w:rPr>
-          <w:rFonts w:ascii="Times New Roman" w:hAnsi="Times New Roman" w:eastAsia="Times New Roman" w:cs="Times New Roman"/>
-          <w:b/>
-          <w:sz w:val="24"/>
-        </w:rPr>
-        <w:t>PHẦN III. Câu trắc nghiệm trả lời ngắn</w:t>
-      </w:r>
-    </w:p>
-    <w:p>
-      <w:pPr>
-        <w:spacing w:before="0" w:after="60" w:line="264" w:lineRule="auto"/>
-        <w:jc w:val="both"/>
-      </w:pPr>
-      <w:r>
-        <w:rPr>
-          <w:rFonts w:ascii="Times New Roman" w:hAnsi="Times New Roman" w:eastAsia="Times New Roman" w:cs="Times New Roman"/>
-          <w:b/>
-          <w:sz w:val="24"/>
-        </w:rPr>
-        <w:t>Câu 13 (Bài 2).</w:t>
-      </w:r>
-      <w:r>
-        <w:rPr>
-          <w:rFonts w:ascii="Times New Roman" w:hAnsi="Times New Roman" w:eastAsia="Times New Roman" w:cs="Times New Roman"/>
-          <w:sz w:val="24"/>
-        </w:rPr>
-        <w:t xml:space="preserve"> Cho </w:t>
-      </w:r>
-      <m:oMath>
-        <m:d>
-          <m:dPr>
-            <m:begChr m:val=""/>
-            <m:sepChr m:val=""/>
-            <m:endChr m:val="]"/>
-          </m:dPr>
-          <m:e>
-            <m:r>
-              <m:t>A</m:t>
-            </m:r>
-            <m:r>
-              <m:t>=</m:t>
-            </m:r>
-            <m:r>
-              <m:t>(</m:t>
-            </m:r>
-            <m:r>
-              <m:t>−</m:t>
-            </m:r>
-            <m:r>
-              <m:t>3</m:t>
-            </m:r>
-            <m:r>
-              <m:t>;</m:t>
-            </m:r>
-            <m:r>
-              <m:t>5</m:t>
-            </m:r>
-          </m:e>
-        </m:d>
-      </m:oMath>
-      <w:r>
-        <w:rPr>
-          <w:rFonts w:ascii="Times New Roman" w:hAnsi="Times New Roman" w:eastAsia="Times New Roman" w:cs="Times New Roman"/>
-          <w:sz w:val="24"/>
-        </w:rPr>
-        <w:t xml:space="preserve">, </w:t>
-      </w:r>
-      <m:oMath>
-        <m:d>
-          <m:dPr>
-            <m:begChr m:val=""/>
-            <m:sepChr m:val=""/>
-          </m:dPr>
-          <m:e>
-            <m:r>
-              <m:t>B</m:t>
-            </m:r>
-            <m:r>
-              <m:t>=</m:t>
-            </m:r>
-            <m:r>
-              <m:t>[</m:t>
-            </m:r>
-            <m:r>
-              <m:t>0</m:t>
-            </m:r>
-            <m:r>
-              <m:t>;</m:t>
-            </m:r>
-            <m:r>
-              <m:t>8</m:t>
-            </m:r>
-          </m:e>
-        </m:d>
-      </m:oMath>
-      <w:r>
-        <w:rPr>
-          <w:rFonts w:ascii="Times New Roman" w:hAnsi="Times New Roman" w:eastAsia="Times New Roman" w:cs="Times New Roman"/>
-          <w:sz w:val="24"/>
-        </w:rPr>
-        <w:t xml:space="preserve">. Tập </w:t>
+        <w:t xml:space="preserve">. Câu 3: đổi </w:t>
       </w:r>
       <m:oMath>
         <m:r>
-          <m:t>A∩B</m:t>
+          <m:t>∃</m:t>
         </m:r>
       </m:oMath>
       <w:r>
@@ -10149,32 +12149,11 @@
           <w:rFonts w:ascii="Times New Roman" w:hAnsi="Times New Roman" w:eastAsia="Times New Roman" w:cs="Times New Roman"/>
           <w:sz w:val="24"/>
         </w:rPr>
-        <w:t xml:space="preserve"> có bao nhiêu phần tử là số nguyên?</w:t>
-      </w:r>
-    </w:p>
-    <w:p>
-      <w:pPr>
-        <w:spacing w:before="0" w:after="60" w:line="264" w:lineRule="auto"/>
-        <w:jc w:val="both"/>
-      </w:pPr>
-      <w:r>
-        <w:rPr>
-          <w:rFonts w:ascii="Times New Roman" w:hAnsi="Times New Roman" w:eastAsia="Times New Roman" w:cs="Times New Roman"/>
-          <w:b/>
-          <w:sz w:val="24"/>
-        </w:rPr>
-        <w:t>Câu 14 (Bài 4).</w:t>
-      </w:r>
-      <w:r>
-        <w:rPr>
-          <w:rFonts w:ascii="Times New Roman" w:hAnsi="Times New Roman" w:eastAsia="Times New Roman" w:cs="Times New Roman"/>
-          <w:sz w:val="24"/>
-        </w:rPr>
-        <w:t xml:space="preserve"> Tìm giá trị lớn nhất của </w:t>
+        <w:t xml:space="preserve"> thành </w:t>
       </w:r>
       <m:oMath>
         <m:r>
-          <m:t>F=3x+4y</m:t>
+          <m:t>∀</m:t>
         </m:r>
       </m:oMath>
       <w:r>
@@ -10182,174 +12161,23 @@
           <w:rFonts w:ascii="Times New Roman" w:hAnsi="Times New Roman" w:eastAsia="Times New Roman" w:cs="Times New Roman"/>
           <w:sz w:val="24"/>
         </w:rPr>
-        <w:t xml:space="preserve"> trên miền nghiệm của hệ </w:t>
+        <w:t>, "</w:t>
       </w:r>
       <m:oMath>
-        <m:r>
-          <m:t>x≥0</m:t>
-        </m:r>
-      </m:oMath>
-      <w:r>
-        <w:rPr>
-          <w:rFonts w:ascii="Times New Roman" w:hAnsi="Times New Roman" w:eastAsia="Times New Roman" w:cs="Times New Roman"/>
-          <w:sz w:val="24"/>
-        </w:rPr>
-        <w:t xml:space="preserve">, </w:t>
-      </w:r>
-      <m:oMath>
-        <m:r>
-          <m:t>y≥0</m:t>
-        </m:r>
-      </m:oMath>
-      <w:r>
-        <w:rPr>
-          <w:rFonts w:ascii="Times New Roman" w:hAnsi="Times New Roman" w:eastAsia="Times New Roman" w:cs="Times New Roman"/>
-          <w:sz w:val="24"/>
-        </w:rPr>
-        <w:t xml:space="preserve">, </w:t>
-      </w:r>
-      <m:oMath>
-        <m:r>
-          <m:t>x+y≤6</m:t>
-        </m:r>
-      </m:oMath>
-      <w:r>
-        <w:rPr>
-          <w:rFonts w:ascii="Times New Roman" w:hAnsi="Times New Roman" w:eastAsia="Times New Roman" w:cs="Times New Roman"/>
-          <w:sz w:val="24"/>
-        </w:rPr>
-        <w:t xml:space="preserve">, </w:t>
-      </w:r>
-      <m:oMath>
-        <m:r>
-          <m:t>x+2y≤8</m:t>
-        </m:r>
-      </m:oMath>
-      <w:r>
-        <w:rPr>
-          <w:rFonts w:ascii="Times New Roman" w:hAnsi="Times New Roman" w:eastAsia="Times New Roman" w:cs="Times New Roman"/>
-          <w:sz w:val="24"/>
-        </w:rPr>
-        <w:t>.</w:t>
-      </w:r>
-    </w:p>
-    <w:p>
-      <w:pPr>
-        <w:spacing w:before="0" w:after="60" w:line="264" w:lineRule="auto"/>
-        <w:jc w:val="both"/>
-      </w:pPr>
-      <w:r>
-        <w:rPr>
-          <w:rFonts w:ascii="Times New Roman" w:hAnsi="Times New Roman" w:eastAsia="Times New Roman" w:cs="Times New Roman"/>
-          <w:b/>
-          <w:sz w:val="24"/>
-        </w:rPr>
-        <w:t>Câu 15 (Bài 6 – thực tiễn).</w:t>
-      </w:r>
-      <w:r>
-        <w:rPr>
-          <w:rFonts w:ascii="Times New Roman" w:hAnsi="Times New Roman" w:eastAsia="Times New Roman" w:cs="Times New Roman"/>
-          <w:sz w:val="24"/>
-        </w:rPr>
-        <w:t xml:space="preserve"> Để đo khoảng cách giữa hai điểm </w:t>
-      </w:r>
-      <m:oMath>
-        <m:r>
-          <m:t>A</m:t>
-        </m:r>
-      </m:oMath>
-      <w:r>
-        <w:rPr>
-          <w:rFonts w:ascii="Times New Roman" w:hAnsi="Times New Roman" w:eastAsia="Times New Roman" w:cs="Times New Roman"/>
-          <w:sz w:val="24"/>
-        </w:rPr>
-        <w:t xml:space="preserve">, </w:t>
-      </w:r>
-      <m:oMath>
-        <m:r>
-          <m:t>B</m:t>
-        </m:r>
-      </m:oMath>
-      <w:r>
-        <w:rPr>
-          <w:rFonts w:ascii="Times New Roman" w:hAnsi="Times New Roman" w:eastAsia="Times New Roman" w:cs="Times New Roman"/>
-          <w:sz w:val="24"/>
-        </w:rPr>
-        <w:t xml:space="preserve"> ở hai bên một hồ nước, từ điểm </w:t>
-      </w:r>
-      <m:oMath>
-        <m:r>
-          <m:t>C</m:t>
-        </m:r>
-      </m:oMath>
-      <w:r>
-        <w:rPr>
-          <w:rFonts w:ascii="Times New Roman" w:hAnsi="Times New Roman" w:eastAsia="Times New Roman" w:cs="Times New Roman"/>
-          <w:sz w:val="24"/>
-        </w:rPr>
-        <w:t xml:space="preserve"> người ta đo được </w:t>
-      </w:r>
-      <m:oMath>
-        <m:r>
-          <m:t>CA=120</m:t>
-        </m:r>
-      </m:oMath>
-      <w:r>
-        <w:rPr>
-          <w:rFonts w:ascii="Times New Roman" w:hAnsi="Times New Roman" w:eastAsia="Times New Roman" w:cs="Times New Roman"/>
-          <w:sz w:val="24"/>
-        </w:rPr>
-        <w:t xml:space="preserve"> m, </w:t>
-      </w:r>
-      <m:oMath>
-        <m:r>
-          <m:t>CB=150</m:t>
-        </m:r>
-      </m:oMath>
-      <w:r>
-        <w:rPr>
-          <w:rFonts w:ascii="Times New Roman" w:hAnsi="Times New Roman" w:eastAsia="Times New Roman" w:cs="Times New Roman"/>
-          <w:sz w:val="24"/>
-        </w:rPr>
-        <w:t xml:space="preserve"> m và </w:t>
-      </w:r>
-      <m:oMath>
-        <m:acc>
-          <m:accPr>
-            <m:chr m:val="̂"/>
-          </m:accPr>
-          <m:e>
-            <m:r>
-              <m:t>ACB</m:t>
-            </m:r>
-          </m:e>
-        </m:acc>
         <m:r>
           <m:t>=</m:t>
         </m:r>
-        <m:sSup>
-          <m:e>
-            <m:r>
-              <m:t>70</m:t>
-            </m:r>
-          </m:e>
-          <m:sup>
-            <m:r>
-              <m:t>∘</m:t>
-            </m:r>
-          </m:sup>
-        </m:sSup>
       </m:oMath>
       <w:r>
         <w:rPr>
           <w:rFonts w:ascii="Times New Roman" w:hAnsi="Times New Roman" w:eastAsia="Times New Roman" w:cs="Times New Roman"/>
           <w:sz w:val="24"/>
         </w:rPr>
-        <w:t xml:space="preserve">. Tính khoảng cách </w:t>
+        <w:t>" thành "</w:t>
       </w:r>
       <m:oMath>
         <m:r>
-          <m:t>AB</m:t>
+          <m:t>≠</m:t>
         </m:r>
       </m:oMath>
       <w:r>
@@ -10357,593 +12185,23 @@
           <w:rFonts w:ascii="Times New Roman" w:hAnsi="Times New Roman" w:eastAsia="Times New Roman" w:cs="Times New Roman"/>
           <w:sz w:val="24"/>
         </w:rPr>
-        <w:t xml:space="preserve"> (đơn vị mét, làm tròn đến hàng phần mười).</w:t>
-      </w:r>
-    </w:p>
-    <w:p>
-      <w:pPr>
-        <w:spacing w:before="0" w:after="60" w:line="264" w:lineRule="auto"/>
-        <w:jc w:val="both"/>
-      </w:pPr>
-      <w:r>
-        <w:rPr>
-          <w:rFonts w:ascii="Times New Roman" w:hAnsi="Times New Roman" w:eastAsia="Times New Roman" w:cs="Times New Roman"/>
-          <w:b/>
-          <w:sz w:val="24"/>
-        </w:rPr>
-        <w:t>Câu 16 (Bài 6).</w:t>
-      </w:r>
-      <w:r>
-        <w:rPr>
-          <w:rFonts w:ascii="Times New Roman" w:hAnsi="Times New Roman" w:eastAsia="Times New Roman" w:cs="Times New Roman"/>
-          <w:sz w:val="24"/>
-        </w:rPr>
-        <w:t xml:space="preserve"> Tính diện tích tam giác có độ dài ba cạnh là 13; 14; 15.</w:t>
-      </w:r>
-    </w:p>
-    <w:p>
-      <w:pPr>
-        <w:spacing w:before="80" w:after="60" w:line="264" w:lineRule="auto"/>
-        <w:jc w:val="both"/>
-      </w:pPr>
-      <w:r>
-        <w:rPr>
-          <w:rFonts w:ascii="Times New Roman" w:hAnsi="Times New Roman" w:eastAsia="Times New Roman" w:cs="Times New Roman"/>
-          <w:b/>
-          <w:sz w:val="24"/>
-        </w:rPr>
-        <w:t>Đáp án và lời giải (dành cho GV)</w:t>
-      </w:r>
-    </w:p>
-    <w:p>
-      <w:pPr>
-        <w:spacing w:before="0" w:after="60" w:line="264" w:lineRule="auto"/>
-        <w:jc w:val="both"/>
-      </w:pPr>
-      <w:r>
-        <w:rPr>
-          <w:rFonts w:ascii="Times New Roman" w:hAnsi="Times New Roman" w:eastAsia="Times New Roman" w:cs="Times New Roman"/>
-          <w:b/>
-          <w:sz w:val="24"/>
-        </w:rPr>
-        <w:t>Phần I:</w:t>
-      </w:r>
-      <w:r>
-        <w:rPr>
-          <w:rFonts w:ascii="Times New Roman" w:hAnsi="Times New Roman" w:eastAsia="Times New Roman" w:cs="Times New Roman"/>
-          <w:sz w:val="24"/>
-        </w:rPr>
-        <w:t xml:space="preserve"> 1 – C; 2 – A; 3 – D; 4 – B; 5 – B; 6 – D; 7 – A; 8 – C.</w:t>
-      </w:r>
-    </w:p>
-    <w:p>
-      <w:pPr>
-        <w:spacing w:before="0" w:after="60" w:line="264" w:lineRule="auto"/>
-        <w:jc w:val="both"/>
-      </w:pPr>
-      <w:r>
-        <w:rPr>
-          <w:rFonts w:ascii="Times New Roman" w:hAnsi="Times New Roman" w:eastAsia="Times New Roman" w:cs="Times New Roman"/>
-          <w:sz w:val="24"/>
-        </w:rPr>
-        <w:t xml:space="preserve">Câu 1: câu khẳng định có tính đúng sai xác định. Câu 2: </w:t>
-      </w:r>
-      <m:oMath>
-        <m:r>
-          <m:t>x∈ℕ</m:t>
-        </m:r>
-      </m:oMath>
-      <w:r>
-        <w:rPr>
-          <w:rFonts w:ascii="Times New Roman" w:hAnsi="Times New Roman" w:eastAsia="Times New Roman" w:cs="Times New Roman"/>
-          <w:sz w:val="24"/>
-        </w:rPr>
-        <w:t xml:space="preserve">, </w:t>
-      </w:r>
-      <m:oMath>
-        <m:r>
-          <m:t>x&lt;4</m:t>
-        </m:r>
-      </m:oMath>
-      <w:r>
-        <w:rPr>
-          <w:rFonts w:ascii="Times New Roman" w:hAnsi="Times New Roman" w:eastAsia="Times New Roman" w:cs="Times New Roman"/>
-          <w:sz w:val="24"/>
-        </w:rPr>
-        <w:t xml:space="preserve"> gồm </w:t>
-      </w:r>
-      <m:oMath>
-        <m:r>
-          <m:t>0;1;2;3</m:t>
-        </m:r>
-      </m:oMath>
-      <w:r>
-        <w:rPr>
-          <w:rFonts w:ascii="Times New Roman" w:hAnsi="Times New Roman" w:eastAsia="Times New Roman" w:cs="Times New Roman"/>
-          <w:sz w:val="24"/>
-        </w:rPr>
-        <w:t xml:space="preserve">. Câu 3: </w:t>
-      </w:r>
-      <m:oMath>
-        <m:d>
-          <m:dPr>
-            <m:begChr m:val="["/>
-            <m:sepChr m:val=""/>
-            <m:endChr m:val="]"/>
-          </m:dPr>
-          <m:e>
-            <m:r>
-              <m:t>1</m:t>
-            </m:r>
-            <m:r>
-              <m:t>;</m:t>
-            </m:r>
-            <m:r>
-              <m:t>3</m:t>
-            </m:r>
-          </m:e>
-        </m:d>
-      </m:oMath>
-      <w:r>
-        <w:rPr>
-          <w:rFonts w:ascii="Times New Roman" w:hAnsi="Times New Roman" w:eastAsia="Times New Roman" w:cs="Times New Roman"/>
-          <w:sz w:val="24"/>
-        </w:rPr>
-        <w:t xml:space="preserve">. Câu 4: bậc nhất đối với </w:t>
-      </w:r>
-      <m:oMath>
-        <m:r>
-          <m:t>x</m:t>
-        </m:r>
-      </m:oMath>
-      <w:r>
-        <w:rPr>
-          <w:rFonts w:ascii="Times New Roman" w:hAnsi="Times New Roman" w:eastAsia="Times New Roman" w:cs="Times New Roman"/>
-          <w:sz w:val="24"/>
-        </w:rPr>
-        <w:t xml:space="preserve">, </w:t>
-      </w:r>
-      <m:oMath>
-        <m:r>
-          <m:t>y</m:t>
-        </m:r>
-      </m:oMath>
-      <w:r>
-        <w:rPr>
-          <w:rFonts w:ascii="Times New Roman" w:hAnsi="Times New Roman" w:eastAsia="Times New Roman" w:cs="Times New Roman"/>
-          <w:sz w:val="24"/>
-        </w:rPr>
-        <w:t xml:space="preserve">. Câu 5: </w:t>
-      </w:r>
-      <m:oMath>
-        <m:r>
-          <m:t>2+1≤4</m:t>
-        </m:r>
-      </m:oMath>
-      <w:r>
-        <w:rPr>
-          <w:rFonts w:ascii="Times New Roman" w:hAnsi="Times New Roman" w:eastAsia="Times New Roman" w:cs="Times New Roman"/>
-          <w:sz w:val="24"/>
-        </w:rPr>
-        <w:t xml:space="preserve">. Câu 6: </w:t>
-      </w:r>
-      <m:oMath>
-        <m:r>
-          <m:rPr>
-            <m:sty m:val="p"/>
-          </m:rPr>
-          <m:t>sin</m:t>
-        </m:r>
-        <m:sSup>
-          <m:e>
-            <m:r>
-              <m:t>150</m:t>
-            </m:r>
-          </m:e>
-          <m:sup>
-            <m:r>
-              <m:t>∘</m:t>
-            </m:r>
-          </m:sup>
-        </m:sSup>
-        <m:r>
-          <m:t>=</m:t>
-        </m:r>
-        <m:r>
-          <m:rPr>
-            <m:sty m:val="p"/>
-          </m:rPr>
-          <m:t>sin</m:t>
-        </m:r>
-        <m:sSup>
-          <m:e>
-            <m:r>
-              <m:t>30</m:t>
-            </m:r>
-          </m:e>
-          <m:sup>
-            <m:r>
-              <m:t>∘</m:t>
-            </m:r>
-          </m:sup>
-        </m:sSup>
-      </m:oMath>
-      <w:r>
-        <w:rPr>
-          <w:rFonts w:ascii="Times New Roman" w:hAnsi="Times New Roman" w:eastAsia="Times New Roman" w:cs="Times New Roman"/>
-          <w:sz w:val="24"/>
-        </w:rPr>
-        <w:t xml:space="preserve">. Câu 7: </w:t>
+        <w:t xml:space="preserve">". Câu 4: </w:t>
       </w:r>
       <m:oMath>
         <m:sSup>
-          <m:e>
-            <m:r>
-              <m:rPr>
-                <m:sty m:val="p"/>
-              </m:rPr>
-              <m:t>cos</m:t>
-            </m:r>
-          </m:e>
-          <m:sup>
-            <m:r>
-              <m:t>2</m:t>
-            </m:r>
-          </m:sup>
-        </m:sSup>
-        <m:r>
-          <m:t>α=</m:t>
-        </m:r>
-        <m:f>
-          <m:fPr>
-            <m:type m:val="bar"/>
-          </m:fPr>
-          <m:num>
-            <m:r>
-              <m:t>16</m:t>
-            </m:r>
-          </m:num>
-          <m:den>
-            <m:r>
-              <m:t>25</m:t>
-            </m:r>
-          </m:den>
-        </m:f>
-      </m:oMath>
-      <w:r>
-        <w:rPr>
-          <w:rFonts w:ascii="Times New Roman" w:hAnsi="Times New Roman" w:eastAsia="Times New Roman" w:cs="Times New Roman"/>
-          <w:sz w:val="24"/>
-        </w:rPr>
-        <w:t xml:space="preserve">, góc tù nên </w:t>
-      </w:r>
-      <m:oMath>
-        <m:r>
-          <m:rPr>
-            <m:sty m:val="p"/>
-          </m:rPr>
-          <m:t>cos</m:t>
-        </m:r>
-        <m:r>
-          <m:t>α=−</m:t>
-        </m:r>
-        <m:f>
-          <m:fPr>
-            <m:type m:val="bar"/>
-          </m:fPr>
-          <m:num>
-            <m:r>
-              <m:t>4</m:t>
-            </m:r>
-          </m:num>
-          <m:den>
-            <m:r>
-              <m:t>5</m:t>
-            </m:r>
-          </m:den>
-        </m:f>
-      </m:oMath>
-      <w:r>
-        <w:rPr>
-          <w:rFonts w:ascii="Times New Roman" w:hAnsi="Times New Roman" w:eastAsia="Times New Roman" w:cs="Times New Roman"/>
-          <w:sz w:val="24"/>
-        </w:rPr>
-        <w:t xml:space="preserve">. Câu 8: </w:t>
-      </w:r>
-      <m:oMath>
-        <m:r>
-          <m:t>R=</m:t>
-        </m:r>
-        <m:f>
-          <m:fPr>
-            <m:type m:val="bar"/>
-          </m:fPr>
-          <m:num>
-            <m:r>
-              <m:t>a</m:t>
-            </m:r>
-          </m:num>
-          <m:den>
-            <m:r>
-              <m:t>2</m:t>
-            </m:r>
-            <m:r>
-              <m:rPr>
-                <m:sty m:val="p"/>
-              </m:rPr>
-              <m:t>sin</m:t>
-            </m:r>
-            <m:r>
-              <m:t>A</m:t>
-            </m:r>
-          </m:den>
-        </m:f>
-        <m:r>
-          <m:t>=6</m:t>
-        </m:r>
-      </m:oMath>
-      <w:r>
-        <w:rPr>
-          <w:rFonts w:ascii="Times New Roman" w:hAnsi="Times New Roman" w:eastAsia="Times New Roman" w:cs="Times New Roman"/>
-          <w:sz w:val="24"/>
-        </w:rPr>
-        <w:t>.</w:t>
-      </w:r>
-    </w:p>
-    <w:p>
-      <w:pPr>
-        <w:spacing w:before="0" w:after="60" w:line="264" w:lineRule="auto"/>
-        <w:jc w:val="both"/>
-      </w:pPr>
-      <w:r>
-        <w:rPr>
-          <w:rFonts w:ascii="Times New Roman" w:hAnsi="Times New Roman" w:eastAsia="Times New Roman" w:cs="Times New Roman"/>
-          <w:b/>
-          <w:sz w:val="24"/>
-        </w:rPr>
-        <w:t>Phần II:</w:t>
-      </w:r>
-      <w:r>
-        <w:rPr>
-          <w:rFonts w:ascii="Times New Roman" w:hAnsi="Times New Roman" w:eastAsia="Times New Roman" w:cs="Times New Roman"/>
-          <w:sz w:val="24"/>
-        </w:rPr>
-        <w:t xml:space="preserve"> Câu 9: Đ (</w:t>
-      </w:r>
-      <m:oMath>
-        <m:sSup>
-          <m:e>
-            <m:r>
-              <m:t>x</m:t>
-            </m:r>
-          </m:e>
-          <m:sup>
-            <m:r>
-              <m:t>2</m:t>
-            </m:r>
-          </m:sup>
-        </m:sSup>
-        <m:r>
-          <m:t>+1≥1</m:t>
-        </m:r>
-      </m:oMath>
-      <w:r>
-        <w:rPr>
-          <w:rFonts w:ascii="Times New Roman" w:hAnsi="Times New Roman" w:eastAsia="Times New Roman" w:cs="Times New Roman"/>
-          <w:sz w:val="24"/>
-        </w:rPr>
-        <w:t>), Đ, S (</w:t>
-      </w:r>
-      <m:oMath>
-        <m:rad>
-          <m:radPr>
-            <m:degHide m:val="on"/>
-          </m:radPr>
-          <m:deg/>
           <m:e>
             <m:r>
               <m:t>2</m:t>
             </m:r>
           </m:e>
-        </m:rad>
-        <m:r>
-          <m:t>∉ℕ</m:t>
-        </m:r>
-      </m:oMath>
-      <w:r>
-        <w:rPr>
-          <w:rFonts w:ascii="Times New Roman" w:hAnsi="Times New Roman" w:eastAsia="Times New Roman" w:cs="Times New Roman"/>
-          <w:sz w:val="24"/>
-        </w:rPr>
-        <w:t>), S (tam giác cân chưa chắc đều). Câu 10: Đ (</w:t>
-      </w:r>
-      <m:oMath>
-        <m:r>
-          <m:t>24+15−7</m:t>
-        </m:r>
-      </m:oMath>
-      <w:r>
-        <w:rPr>
-          <w:rFonts w:ascii="Times New Roman" w:hAnsi="Times New Roman" w:eastAsia="Times New Roman" w:cs="Times New Roman"/>
-          <w:sz w:val="24"/>
-        </w:rPr>
-        <w:t>), Đ (</w:t>
-      </w:r>
-      <m:oMath>
-        <m:r>
-          <m:t>24−7</m:t>
-        </m:r>
-      </m:oMath>
-      <w:r>
-        <w:rPr>
-          <w:rFonts w:ascii="Times New Roman" w:hAnsi="Times New Roman" w:eastAsia="Times New Roman" w:cs="Times New Roman"/>
-          <w:sz w:val="24"/>
-        </w:rPr>
-        <w:t>), S (</w:t>
-      </w:r>
-      <m:oMath>
-        <m:r>
-          <m:t>40−32=8</m:t>
-        </m:r>
-      </m:oMath>
-      <w:r>
-        <w:rPr>
-          <w:rFonts w:ascii="Times New Roman" w:hAnsi="Times New Roman" w:eastAsia="Times New Roman" w:cs="Times New Roman"/>
-          <w:sz w:val="24"/>
-        </w:rPr>
-        <w:t>), Đ (</w:t>
-      </w:r>
-      <m:oMath>
-        <m:r>
-          <m:t>17+8</m:t>
-        </m:r>
-      </m:oMath>
-      <w:r>
-        <w:rPr>
-          <w:rFonts w:ascii="Times New Roman" w:hAnsi="Times New Roman" w:eastAsia="Times New Roman" w:cs="Times New Roman"/>
-          <w:sz w:val="24"/>
-        </w:rPr>
-        <w:t>). Câu 11: Đ (</w:t>
-      </w:r>
-      <m:oMath>
-        <m:r>
-          <m:t>3+2≤5</m:t>
-        </m:r>
-      </m:oMath>
-      <w:r>
-        <w:rPr>
-          <w:rFonts w:ascii="Times New Roman" w:hAnsi="Times New Roman" w:eastAsia="Times New Roman" w:cs="Times New Roman"/>
-          <w:sz w:val="24"/>
-        </w:rPr>
-        <w:t xml:space="preserve">; </w:t>
-      </w:r>
-      <m:oMath>
-        <m:r>
-          <m:t>40·3+60·2=240</m:t>
-        </m:r>
-      </m:oMath>
-      <w:r>
-        <w:rPr>
-          <w:rFonts w:ascii="Times New Roman" w:hAnsi="Times New Roman" w:eastAsia="Times New Roman" w:cs="Times New Roman"/>
-          <w:sz w:val="24"/>
-        </w:rPr>
-        <w:t>), Đ (</w:t>
-      </w:r>
-      <m:oMath>
-        <m:r>
-          <m:t>40x+60y≤240</m:t>
-        </m:r>
-      </m:oMath>
-      <w:r>
-        <w:rPr>
-          <w:rFonts w:ascii="Times New Roman" w:hAnsi="Times New Roman" w:eastAsia="Times New Roman" w:cs="Times New Roman"/>
-          <w:sz w:val="24"/>
-        </w:rPr>
-        <w:t xml:space="preserve">), S (đỉnh thứ tư là </w:t>
-      </w:r>
-      <m:oMath>
-        <m:d>
-          <m:dPr>
-            <m:sepChr m:val=""/>
-          </m:dPr>
-          <m:e>
-            <m:r>
-              <m:t>0</m:t>
-            </m:r>
-            <m:r>
-              <m:t>;</m:t>
-            </m:r>
-            <m:r>
-              <m:t>4</m:t>
-            </m:r>
-          </m:e>
-        </m:d>
-      </m:oMath>
-      <w:r>
-        <w:rPr>
-          <w:rFonts w:ascii="Times New Roman" w:hAnsi="Times New Roman" w:eastAsia="Times New Roman" w:cs="Times New Roman"/>
-          <w:sz w:val="24"/>
-        </w:rPr>
-        <w:t>), Đ (</w:t>
-      </w:r>
-      <m:oMath>
-        <m:r>
-          <m:t>F=80x+100y</m:t>
-        </m:r>
-      </m:oMath>
-      <w:r>
-        <w:rPr>
-          <w:rFonts w:ascii="Times New Roman" w:hAnsi="Times New Roman" w:eastAsia="Times New Roman" w:cs="Times New Roman"/>
-          <w:sz w:val="24"/>
-        </w:rPr>
-        <w:t xml:space="preserve"> tại các đỉnh: </w:t>
-      </w:r>
-      <m:oMath>
-        <m:r>
-          <m:t>0</m:t>
-        </m:r>
-      </m:oMath>
-      <w:r>
-        <w:rPr>
-          <w:rFonts w:ascii="Times New Roman" w:hAnsi="Times New Roman" w:eastAsia="Times New Roman" w:cs="Times New Roman"/>
-          <w:sz w:val="24"/>
-        </w:rPr>
-        <w:t xml:space="preserve">, </w:t>
-      </w:r>
-      <m:oMath>
-        <m:r>
-          <m:t>400</m:t>
-        </m:r>
-      </m:oMath>
-      <w:r>
-        <w:rPr>
-          <w:rFonts w:ascii="Times New Roman" w:hAnsi="Times New Roman" w:eastAsia="Times New Roman" w:cs="Times New Roman"/>
-          <w:sz w:val="24"/>
-        </w:rPr>
-        <w:t xml:space="preserve">, </w:t>
-      </w:r>
-      <m:oMath>
-        <m:r>
-          <m:t>440</m:t>
-        </m:r>
-      </m:oMath>
-      <w:r>
-        <w:rPr>
-          <w:rFonts w:ascii="Times New Roman" w:hAnsi="Times New Roman" w:eastAsia="Times New Roman" w:cs="Times New Roman"/>
-          <w:sz w:val="24"/>
-        </w:rPr>
-        <w:t xml:space="preserve">, </w:t>
-      </w:r>
-      <m:oMath>
-        <m:r>
-          <m:t>400</m:t>
-        </m:r>
-      </m:oMath>
-      <w:r>
-        <w:rPr>
-          <w:rFonts w:ascii="Times New Roman" w:hAnsi="Times New Roman" w:eastAsia="Times New Roman" w:cs="Times New Roman"/>
-          <w:sz w:val="24"/>
-        </w:rPr>
-        <w:t>). Câu 12: Đ (</w:t>
-      </w:r>
-      <m:oMath>
-        <m:r>
-          <m:t>B</m:t>
-        </m:r>
-        <m:sSup>
-          <m:e>
-            <m:r>
-              <m:t>C</m:t>
-            </m:r>
-          </m:e>
           <m:sup>
             <m:r>
-              <m:t>2</m:t>
+              <m:t>3</m:t>
             </m:r>
           </m:sup>
         </m:sSup>
         <m:r>
-          <m:t>=25+64−40=49</m:t>
+          <m:t>=8</m:t>
         </m:r>
       </m:oMath>
       <w:r>
@@ -10951,7 +12209,109 @@
           <w:rFonts w:ascii="Times New Roman" w:hAnsi="Times New Roman" w:eastAsia="Times New Roman" w:cs="Times New Roman"/>
           <w:sz w:val="24"/>
         </w:rPr>
-        <w:t>), Đ (</w:t>
+        <w:t xml:space="preserve">. Câu 5: </w:t>
+      </w:r>
+      <m:oMath>
+        <m:r>
+          <m:t>A∪B=(</m:t>
+        </m:r>
+        <m:r>
+          <m:t>−</m:t>
+        </m:r>
+        <m:r>
+          <m:t>3;5)</m:t>
+        </m:r>
+      </m:oMath>
+      <w:r>
+        <w:rPr>
+          <w:rFonts w:ascii="Times New Roman" w:hAnsi="Times New Roman" w:eastAsia="Times New Roman" w:cs="Times New Roman"/>
+          <w:sz w:val="24"/>
+        </w:rPr>
+        <w:t xml:space="preserve">. Câu 6: </w:t>
+      </w:r>
+      <m:oMath>
+        <m:r>
+          <m:t>A⧵B=[1;3]</m:t>
+        </m:r>
+      </m:oMath>
+      <w:r>
+        <w:rPr>
+          <w:rFonts w:ascii="Times New Roman" w:hAnsi="Times New Roman" w:eastAsia="Times New Roman" w:cs="Times New Roman"/>
+          <w:sz w:val="24"/>
+        </w:rPr>
+        <w:t xml:space="preserve"> (</w:t>
+      </w:r>
+      <m:oMath>
+        <m:r>
+          <m:t>3∉B</m:t>
+        </m:r>
+      </m:oMath>
+      <w:r>
+        <w:rPr>
+          <w:rFonts w:ascii="Times New Roman" w:hAnsi="Times New Roman" w:eastAsia="Times New Roman" w:cs="Times New Roman"/>
+          <w:sz w:val="24"/>
+        </w:rPr>
+        <w:t xml:space="preserve"> nên lấy </w:t>
+      </w:r>
+      <m:oMath>
+        <m:r>
+          <m:t>3</m:t>
+        </m:r>
+      </m:oMath>
+      <w:r>
+        <w:rPr>
+          <w:rFonts w:ascii="Times New Roman" w:hAnsi="Times New Roman" w:eastAsia="Times New Roman" w:cs="Times New Roman"/>
+          <w:sz w:val="24"/>
+        </w:rPr>
+        <w:t xml:space="preserve">). Câu 7: </w:t>
+      </w:r>
+      <m:oMath>
+        <m:r>
+          <m:t>2·0+3=3&lt;4</m:t>
+        </m:r>
+      </m:oMath>
+      <w:r>
+        <w:rPr>
+          <w:rFonts w:ascii="Times New Roman" w:hAnsi="Times New Roman" w:eastAsia="Times New Roman" w:cs="Times New Roman"/>
+          <w:sz w:val="24"/>
+        </w:rPr>
+        <w:t xml:space="preserve">; các điểm còn lại cho </w:t>
+      </w:r>
+      <m:oMath>
+        <m:r>
+          <m:t>5</m:t>
+        </m:r>
+      </m:oMath>
+      <w:r>
+        <w:rPr>
+          <w:rFonts w:ascii="Times New Roman" w:hAnsi="Times New Roman" w:eastAsia="Times New Roman" w:cs="Times New Roman"/>
+          <w:sz w:val="24"/>
+        </w:rPr>
+        <w:t xml:space="preserve">; </w:t>
+      </w:r>
+      <m:oMath>
+        <m:r>
+          <m:t>4</m:t>
+        </m:r>
+      </m:oMath>
+      <w:r>
+        <w:rPr>
+          <w:rFonts w:ascii="Times New Roman" w:hAnsi="Times New Roman" w:eastAsia="Times New Roman" w:cs="Times New Roman"/>
+          <w:sz w:val="24"/>
+        </w:rPr>
+        <w:t xml:space="preserve">; </w:t>
+      </w:r>
+      <m:oMath>
+        <m:r>
+          <m:t>5</m:t>
+        </m:r>
+      </m:oMath>
+      <w:r>
+        <w:rPr>
+          <w:rFonts w:ascii="Times New Roman" w:hAnsi="Times New Roman" w:eastAsia="Times New Roman" w:cs="Times New Roman"/>
+          <w:sz w:val="24"/>
+        </w:rPr>
+        <w:t xml:space="preserve">. Câu 8: </w:t>
       </w:r>
       <m:oMath>
         <m:r>
@@ -10973,13 +12333,599 @@
           </m:den>
         </m:f>
         <m:r>
-          <m:t>·5·8·</m:t>
+          <m:t>·3·3=</m:t>
         </m:r>
         <m:f>
           <m:fPr>
             <m:type m:val="bar"/>
           </m:fPr>
           <m:num>
+            <m:r>
+              <m:t>9</m:t>
+            </m:r>
+          </m:num>
+          <m:den>
+            <m:r>
+              <m:t>2</m:t>
+            </m:r>
+          </m:den>
+        </m:f>
+      </m:oMath>
+      <w:r>
+        <w:rPr>
+          <w:rFonts w:ascii="Times New Roman" w:hAnsi="Times New Roman" w:eastAsia="Times New Roman" w:cs="Times New Roman"/>
+          <w:sz w:val="24"/>
+        </w:rPr>
+        <w:t xml:space="preserve">. Câu 9: </w:t>
+      </w:r>
+      <m:oMath>
+        <m:r>
+          <m:t>F(O)=0</m:t>
+        </m:r>
+      </m:oMath>
+      <w:r>
+        <w:rPr>
+          <w:rFonts w:ascii="Times New Roman" w:hAnsi="Times New Roman" w:eastAsia="Times New Roman" w:cs="Times New Roman"/>
+          <w:sz w:val="24"/>
+        </w:rPr>
+        <w:t xml:space="preserve">, </w:t>
+      </w:r>
+      <m:oMath>
+        <m:r>
+          <m:t>F(A)=8</m:t>
+        </m:r>
+      </m:oMath>
+      <w:r>
+        <w:rPr>
+          <w:rFonts w:ascii="Times New Roman" w:hAnsi="Times New Roman" w:eastAsia="Times New Roman" w:cs="Times New Roman"/>
+          <w:sz w:val="24"/>
+        </w:rPr>
+        <w:t xml:space="preserve">, </w:t>
+      </w:r>
+      <m:oMath>
+        <m:r>
+          <m:t>F(B)=5</m:t>
+        </m:r>
+      </m:oMath>
+      <w:r>
+        <w:rPr>
+          <w:rFonts w:ascii="Times New Roman" w:hAnsi="Times New Roman" w:eastAsia="Times New Roman" w:cs="Times New Roman"/>
+          <w:sz w:val="24"/>
+        </w:rPr>
+        <w:t xml:space="preserve">. Câu 10: góc tù có </w:t>
+      </w:r>
+      <m:oMath>
+        <m:r>
+          <m:rPr>
+            <m:sty m:val="p"/>
+          </m:rPr>
+          <m:t>sin</m:t>
+        </m:r>
+        <m:r>
+          <m:t>α&gt;0</m:t>
+        </m:r>
+      </m:oMath>
+      <w:r>
+        <w:rPr>
+          <w:rFonts w:ascii="Times New Roman" w:hAnsi="Times New Roman" w:eastAsia="Times New Roman" w:cs="Times New Roman"/>
+          <w:sz w:val="24"/>
+        </w:rPr>
+        <w:t xml:space="preserve">, </w:t>
+      </w:r>
+      <m:oMath>
+        <m:r>
+          <m:rPr>
+            <m:sty m:val="p"/>
+          </m:rPr>
+          <m:t>cos</m:t>
+        </m:r>
+        <m:r>
+          <m:t>α&lt;0</m:t>
+        </m:r>
+      </m:oMath>
+      <w:r>
+        <w:rPr>
+          <w:rFonts w:ascii="Times New Roman" w:hAnsi="Times New Roman" w:eastAsia="Times New Roman" w:cs="Times New Roman"/>
+          <w:sz w:val="24"/>
+        </w:rPr>
+        <w:t xml:space="preserve"> nên </w:t>
+      </w:r>
+      <m:oMath>
+        <m:r>
+          <m:rPr>
+            <m:sty m:val="p"/>
+          </m:rPr>
+          <m:t>tan</m:t>
+        </m:r>
+        <m:r>
+          <m:t>α&lt;0</m:t>
+        </m:r>
+      </m:oMath>
+      <w:r>
+        <w:rPr>
+          <w:rFonts w:ascii="Times New Roman" w:hAnsi="Times New Roman" w:eastAsia="Times New Roman" w:cs="Times New Roman"/>
+          <w:sz w:val="24"/>
+        </w:rPr>
+        <w:t xml:space="preserve">. Câu 11: </w:t>
+      </w:r>
+      <m:oMath>
+        <m:r>
+          <m:rPr>
+            <m:sty m:val="p"/>
+          </m:rPr>
+          <m:t>cos</m:t>
+        </m:r>
+        <m:r>
+          <m:t>A=</m:t>
+        </m:r>
+        <m:f>
+          <m:fPr>
+            <m:type m:val="bar"/>
+          </m:fPr>
+          <m:num>
+            <m:r>
+              <m:t>25+9−49</m:t>
+            </m:r>
+          </m:num>
+          <m:den>
+            <m:r>
+              <m:t>2·5·3</m:t>
+            </m:r>
+          </m:den>
+        </m:f>
+        <m:r>
+          <m:t>=−</m:t>
+        </m:r>
+        <m:f>
+          <m:fPr>
+            <m:type m:val="bar"/>
+          </m:fPr>
+          <m:num>
+            <m:r>
+              <m:t>1</m:t>
+            </m:r>
+          </m:num>
+          <m:den>
+            <m:r>
+              <m:t>2</m:t>
+            </m:r>
+          </m:den>
+        </m:f>
+      </m:oMath>
+      <w:r>
+        <w:rPr>
+          <w:rFonts w:ascii="Times New Roman" w:hAnsi="Times New Roman" w:eastAsia="Times New Roman" w:cs="Times New Roman"/>
+          <w:sz w:val="24"/>
+        </w:rPr>
+        <w:t xml:space="preserve">. Câu 12: </w:t>
+      </w:r>
+      <m:oMath>
+        <m:r>
+          <m:t>R=</m:t>
+        </m:r>
+        <m:f>
+          <m:fPr>
+            <m:type m:val="bar"/>
+          </m:fPr>
+          <m:num>
+            <m:r>
+              <m:t>BC</m:t>
+            </m:r>
+          </m:num>
+          <m:den>
+            <m:r>
+              <m:t>2</m:t>
+            </m:r>
+            <m:r>
+              <m:rPr>
+                <m:sty m:val="p"/>
+              </m:rPr>
+              <m:t>sin</m:t>
+            </m:r>
+            <m:r>
+              <m:t>A</m:t>
+            </m:r>
+          </m:den>
+        </m:f>
+        <m:r>
+          <m:t>=</m:t>
+        </m:r>
+        <m:f>
+          <m:fPr>
+            <m:type m:val="bar"/>
+          </m:fPr>
+          <m:num>
+            <m:r>
+              <m:t>10</m:t>
+            </m:r>
+          </m:num>
+          <m:den>
+            <m:r>
+              <m:t>2·</m:t>
+            </m:r>
+            <m:f>
+              <m:fPr>
+                <m:type m:val="bar"/>
+              </m:fPr>
+              <m:num>
+                <m:r>
+                  <m:t>1</m:t>
+                </m:r>
+              </m:num>
+              <m:den>
+                <m:r>
+                  <m:t>2</m:t>
+                </m:r>
+              </m:den>
+            </m:f>
+          </m:den>
+        </m:f>
+        <m:r>
+          <m:t>=10</m:t>
+        </m:r>
+      </m:oMath>
+      <w:r>
+        <w:rPr>
+          <w:rFonts w:ascii="Times New Roman" w:hAnsi="Times New Roman" w:eastAsia="Times New Roman" w:cs="Times New Roman"/>
+          <w:sz w:val="24"/>
+        </w:rPr>
+        <w:t>.</w:t>
+      </w:r>
+    </w:p>
+    <w:p>
+      <w:pPr>
+        <w:spacing w:before="0" w:after="60" w:line="264" w:lineRule="auto"/>
+        <w:jc w:val="both"/>
+      </w:pPr>
+      <w:r>
+        <w:rPr>
+          <w:rFonts w:ascii="Times New Roman" w:hAnsi="Times New Roman" w:eastAsia="Times New Roman" w:cs="Times New Roman"/>
+          <w:b/>
+          <w:sz w:val="24"/>
+        </w:rPr>
+        <w:t>Phần II:</w:t>
+      </w:r>
+      <w:r>
+        <w:rPr>
+          <w:rFonts w:ascii="Times New Roman" w:hAnsi="Times New Roman" w:eastAsia="Times New Roman" w:cs="Times New Roman"/>
+          <w:sz w:val="24"/>
+        </w:rPr>
+        <w:t xml:space="preserve"> Câu 13: Đ, S (hình chữ nhật chưa chắc là hình vuông), Đ, Đ. Câu 14: Đ, Đ, S (</w:t>
+      </w:r>
+      <m:oMath>
+        <m:d>
+          <m:dPr>
+            <m:begChr m:val=""/>
+            <m:sepChr m:val=""/>
+          </m:dPr>
+          <m:e>
+            <m:r>
+              <m:t>A</m:t>
+            </m:r>
+            <m:r>
+              <m:t>∪</m:t>
+            </m:r>
+            <m:r>
+              <m:t>B</m:t>
+            </m:r>
+            <m:r>
+              <m:t>=</m:t>
+            </m:r>
+            <m:r>
+              <m:t>[</m:t>
+            </m:r>
+            <m:r>
+              <m:t>−</m:t>
+            </m:r>
+            <m:r>
+              <m:t>1</m:t>
+            </m:r>
+            <m:r>
+              <m:t>;</m:t>
+            </m:r>
+            <m:r>
+              <m:t>5</m:t>
+            </m:r>
+          </m:e>
+        </m:d>
+      </m:oMath>
+      <w:r>
+        <w:rPr>
+          <w:rFonts w:ascii="Times New Roman" w:hAnsi="Times New Roman" w:eastAsia="Times New Roman" w:cs="Times New Roman"/>
+          <w:sz w:val="24"/>
+        </w:rPr>
+        <w:t xml:space="preserve"> vì </w:t>
+      </w:r>
+      <m:oMath>
+        <m:r>
+          <m:t>5∉B</m:t>
+        </m:r>
+      </m:oMath>
+      <w:r>
+        <w:rPr>
+          <w:rFonts w:ascii="Times New Roman" w:hAnsi="Times New Roman" w:eastAsia="Times New Roman" w:cs="Times New Roman"/>
+          <w:sz w:val="24"/>
+        </w:rPr>
+        <w:t xml:space="preserve">), Đ. Câu 15: Đ, S (phải là </w:t>
+      </w:r>
+      <m:oMath>
+        <m:r>
+          <m:t>20x+30y≤180</m:t>
+        </m:r>
+      </m:oMath>
+      <w:r>
+        <w:rPr>
+          <w:rFonts w:ascii="Times New Roman" w:hAnsi="Times New Roman" w:eastAsia="Times New Roman" w:cs="Times New Roman"/>
+          <w:sz w:val="24"/>
+        </w:rPr>
+        <w:t xml:space="preserve">), Đ, S (các đỉnh </w:t>
+      </w:r>
+      <m:oMath>
+        <m:d>
+          <m:dPr>
+            <m:sepChr m:val=""/>
+          </m:dPr>
+          <m:e>
+            <m:r>
+              <m:t>0</m:t>
+            </m:r>
+            <m:r>
+              <m:t>;</m:t>
+            </m:r>
+            <m:r>
+              <m:t>0</m:t>
+            </m:r>
+          </m:e>
+        </m:d>
+      </m:oMath>
+      <w:r>
+        <w:rPr>
+          <w:rFonts w:ascii="Times New Roman" w:hAnsi="Times New Roman" w:eastAsia="Times New Roman" w:cs="Times New Roman"/>
+          <w:sz w:val="24"/>
+        </w:rPr>
+        <w:t xml:space="preserve">, </w:t>
+      </w:r>
+      <m:oMath>
+        <m:d>
+          <m:dPr>
+            <m:sepChr m:val=""/>
+          </m:dPr>
+          <m:e>
+            <m:r>
+              <m:t>8</m:t>
+            </m:r>
+            <m:r>
+              <m:t>;</m:t>
+            </m:r>
+            <m:r>
+              <m:t>0</m:t>
+            </m:r>
+          </m:e>
+        </m:d>
+      </m:oMath>
+      <w:r>
+        <w:rPr>
+          <w:rFonts w:ascii="Times New Roman" w:hAnsi="Times New Roman" w:eastAsia="Times New Roman" w:cs="Times New Roman"/>
+          <w:sz w:val="24"/>
+        </w:rPr>
+        <w:t xml:space="preserve">, </w:t>
+      </w:r>
+      <m:oMath>
+        <m:d>
+          <m:dPr>
+            <m:sepChr m:val=""/>
+          </m:dPr>
+          <m:e>
+            <m:r>
+              <m:t>6</m:t>
+            </m:r>
+            <m:r>
+              <m:t>;</m:t>
+            </m:r>
+            <m:r>
+              <m:t>2</m:t>
+            </m:r>
+          </m:e>
+        </m:d>
+      </m:oMath>
+      <w:r>
+        <w:rPr>
+          <w:rFonts w:ascii="Times New Roman" w:hAnsi="Times New Roman" w:eastAsia="Times New Roman" w:cs="Times New Roman"/>
+          <w:sz w:val="24"/>
+        </w:rPr>
+        <w:t xml:space="preserve">, </w:t>
+      </w:r>
+      <m:oMath>
+        <m:d>
+          <m:dPr>
+            <m:sepChr m:val=""/>
+          </m:dPr>
+          <m:e>
+            <m:r>
+              <m:t>0</m:t>
+            </m:r>
+            <m:r>
+              <m:t>;</m:t>
+            </m:r>
+            <m:r>
+              <m:t>6</m:t>
+            </m:r>
+          </m:e>
+        </m:d>
+      </m:oMath>
+      <w:r>
+        <w:rPr>
+          <w:rFonts w:ascii="Times New Roman" w:hAnsi="Times New Roman" w:eastAsia="Times New Roman" w:cs="Times New Roman"/>
+          <w:sz w:val="24"/>
+        </w:rPr>
+        <w:t xml:space="preserve"> cho </w:t>
+      </w:r>
+      <m:oMath>
+        <m:r>
+          <m:t>F</m:t>
+        </m:r>
+      </m:oMath>
+      <w:r>
+        <w:rPr>
+          <w:rFonts w:ascii="Times New Roman" w:hAnsi="Times New Roman" w:eastAsia="Times New Roman" w:cs="Times New Roman"/>
+          <w:sz w:val="24"/>
+        </w:rPr>
+        <w:t xml:space="preserve"> là </w:t>
+      </w:r>
+      <m:oMath>
+        <m:r>
+          <m:t>0</m:t>
+        </m:r>
+      </m:oMath>
+      <w:r>
+        <w:rPr>
+          <w:rFonts w:ascii="Times New Roman" w:hAnsi="Times New Roman" w:eastAsia="Times New Roman" w:cs="Times New Roman"/>
+          <w:sz w:val="24"/>
+        </w:rPr>
+        <w:t xml:space="preserve">; </w:t>
+      </w:r>
+      <m:oMath>
+        <m:r>
+          <m:t>24</m:t>
+        </m:r>
+      </m:oMath>
+      <w:r>
+        <w:rPr>
+          <w:rFonts w:ascii="Times New Roman" w:hAnsi="Times New Roman" w:eastAsia="Times New Roman" w:cs="Times New Roman"/>
+          <w:sz w:val="24"/>
+        </w:rPr>
+        <w:t xml:space="preserve">; </w:t>
+      </w:r>
+      <m:oMath>
+        <m:r>
+          <m:t>26</m:t>
+        </m:r>
+      </m:oMath>
+      <w:r>
+        <w:rPr>
+          <w:rFonts w:ascii="Times New Roman" w:hAnsi="Times New Roman" w:eastAsia="Times New Roman" w:cs="Times New Roman"/>
+          <w:sz w:val="24"/>
+        </w:rPr>
+        <w:t xml:space="preserve">; </w:t>
+      </w:r>
+      <m:oMath>
+        <m:r>
+          <m:t>24</m:t>
+        </m:r>
+      </m:oMath>
+      <w:r>
+        <w:rPr>
+          <w:rFonts w:ascii="Times New Roman" w:hAnsi="Times New Roman" w:eastAsia="Times New Roman" w:cs="Times New Roman"/>
+          <w:sz w:val="24"/>
+        </w:rPr>
+        <w:t xml:space="preserve"> – lớn nhất 26 triệu đồng khi trồng 6 ha đậu, 2 ha cà). Câu 16: Đ, Đ (</w:t>
+      </w:r>
+      <m:oMath>
+        <m:r>
+          <m:t>B</m:t>
+        </m:r>
+        <m:sSup>
+          <m:e>
+            <m:r>
+              <m:t>C</m:t>
+            </m:r>
+          </m:e>
+          <m:sup>
+            <m:r>
+              <m:t>2</m:t>
+            </m:r>
+          </m:sup>
+        </m:sSup>
+        <m:r>
+          <m:t>=9+25−2·3·5·</m:t>
+        </m:r>
+        <m:d>
+          <m:dPr>
+            <m:sepChr m:val=""/>
+          </m:dPr>
+          <m:e>
+            <m:r>
+              <m:t>−</m:t>
+            </m:r>
+            <m:f>
+              <m:fPr>
+                <m:type m:val="bar"/>
+              </m:fPr>
+              <m:num>
+                <m:r>
+                  <m:t>1</m:t>
+                </m:r>
+              </m:num>
+              <m:den>
+                <m:r>
+                  <m:t>2</m:t>
+                </m:r>
+              </m:den>
+            </m:f>
+          </m:e>
+        </m:d>
+        <m:r>
+          <m:t>=49</m:t>
+        </m:r>
+      </m:oMath>
+      <w:r>
+        <w:rPr>
+          <w:rFonts w:ascii="Times New Roman" w:hAnsi="Times New Roman" w:eastAsia="Times New Roman" w:cs="Times New Roman"/>
+          <w:sz w:val="24"/>
+        </w:rPr>
+        <w:t>), S (</w:t>
+      </w:r>
+      <m:oMath>
+        <m:r>
+          <m:t>S=</m:t>
+        </m:r>
+        <m:f>
+          <m:fPr>
+            <m:type m:val="bar"/>
+          </m:fPr>
+          <m:num>
+            <m:r>
+              <m:t>1</m:t>
+            </m:r>
+          </m:num>
+          <m:den>
+            <m:r>
+              <m:t>2</m:t>
+            </m:r>
+          </m:den>
+        </m:f>
+        <m:r>
+          <m:t>·3·5·</m:t>
+        </m:r>
+        <m:r>
+          <m:rPr>
+            <m:sty m:val="p"/>
+          </m:rPr>
+          <m:t>sin</m:t>
+        </m:r>
+        <m:sSup>
+          <m:e>
+            <m:r>
+              <m:t>120</m:t>
+            </m:r>
+          </m:e>
+          <m:sup>
+            <m:r>
+              <m:t>∘</m:t>
+            </m:r>
+          </m:sup>
+        </m:sSup>
+        <m:r>
+          <m:t>=</m:t>
+        </m:r>
+        <m:f>
+          <m:fPr>
+            <m:type m:val="bar"/>
+          </m:fPr>
+          <m:num>
+            <m:r>
+              <m:t>15</m:t>
+            </m:r>
             <m:rad>
               <m:radPr>
                 <m:degHide m:val="on"/>
@@ -10994,64 +12940,10 @@
           </m:num>
           <m:den>
             <m:r>
-              <m:t>2</m:t>
+              <m:t>4</m:t>
             </m:r>
           </m:den>
         </m:f>
-      </m:oMath>
-      <w:r>
-        <w:rPr>
-          <w:rFonts w:ascii="Times New Roman" w:hAnsi="Times New Roman" w:eastAsia="Times New Roman" w:cs="Times New Roman"/>
-          <w:sz w:val="24"/>
-        </w:rPr>
-        <w:t>), S (</w:t>
-      </w:r>
-      <m:oMath>
-        <m:r>
-          <m:rPr>
-            <m:sty m:val="p"/>
-          </m:rPr>
-          <m:t>cos</m:t>
-        </m:r>
-        <m:r>
-          <m:t>B=</m:t>
-        </m:r>
-        <m:f>
-          <m:fPr>
-            <m:type m:val="bar"/>
-          </m:fPr>
-          <m:num>
-            <m:r>
-              <m:t>49+25−64</m:t>
-            </m:r>
-          </m:num>
-          <m:den>
-            <m:r>
-              <m:t>70</m:t>
-            </m:r>
-          </m:den>
-        </m:f>
-        <m:r>
-          <m:t>=</m:t>
-        </m:r>
-        <m:f>
-          <m:fPr>
-            <m:type m:val="bar"/>
-          </m:fPr>
-          <m:num>
-            <m:r>
-              <m:t>1</m:t>
-            </m:r>
-          </m:num>
-          <m:den>
-            <m:r>
-              <m:t>7</m:t>
-            </m:r>
-          </m:den>
-        </m:f>
-        <m:r>
-          <m:t>&gt;0</m:t>
-        </m:r>
       </m:oMath>
       <w:r>
         <w:rPr>
@@ -11086,7 +12978,7 @@
             <m:sSup>
               <m:e>
                 <m:r>
-                  <m:t>60</m:t>
+                  <m:t>120</m:t>
                 </m:r>
               </m:e>
               <m:sup>
@@ -11153,11 +13045,11 @@
           <w:rFonts w:ascii="Times New Roman" w:hAnsi="Times New Roman" w:eastAsia="Times New Roman" w:cs="Times New Roman"/>
           <w:sz w:val="24"/>
         </w:rPr>
-        <w:t xml:space="preserve"> Câu 13: </w:t>
+        <w:t xml:space="preserve"> Câu 17: </w:t>
       </w:r>
       <m:oMath>
         <m:r>
-          <m:t>A∩B=[0;5]</m:t>
+          <m:t>15+12−5=22</m:t>
         </m:r>
       </m:oMath>
       <w:r>
@@ -11165,11 +13057,11 @@
           <w:rFonts w:ascii="Times New Roman" w:hAnsi="Times New Roman" w:eastAsia="Times New Roman" w:cs="Times New Roman"/>
           <w:sz w:val="24"/>
         </w:rPr>
-        <w:t xml:space="preserve"> có 6 số nguyên – đáp số </w:t>
+        <w:t xml:space="preserve">; </w:t>
       </w:r>
       <m:oMath>
         <m:r>
-          <m:t>6</m:t>
+          <m:t>40−22=18</m:t>
         </m:r>
       </m:oMath>
       <w:r>
@@ -11177,7 +13069,94 @@
           <w:rFonts w:ascii="Times New Roman" w:hAnsi="Times New Roman" w:eastAsia="Times New Roman" w:cs="Times New Roman"/>
           <w:sz w:val="24"/>
         </w:rPr>
-        <w:t xml:space="preserve">. Câu 14: các đỉnh </w:t>
+        <w:t xml:space="preserve"> – đáp số </w:t>
+      </w:r>
+      <m:oMath>
+        <m:r>
+          <m:t>18</m:t>
+        </m:r>
+      </m:oMath>
+      <w:r>
+        <w:rPr>
+          <w:rFonts w:ascii="Times New Roman" w:hAnsi="Times New Roman" w:eastAsia="Times New Roman" w:cs="Times New Roman"/>
+          <w:sz w:val="24"/>
+        </w:rPr>
+        <w:t xml:space="preserve">. Câu 18: các đỉnh </w:t>
+      </w:r>
+      <m:oMath>
+        <m:d>
+          <m:dPr>
+            <m:sepChr m:val=""/>
+          </m:dPr>
+          <m:e>
+            <m:r>
+              <m:t>2</m:t>
+            </m:r>
+            <m:r>
+              <m:t>;</m:t>
+            </m:r>
+            <m:r>
+              <m:t>0</m:t>
+            </m:r>
+          </m:e>
+        </m:d>
+      </m:oMath>
+      <w:r>
+        <w:rPr>
+          <w:rFonts w:ascii="Times New Roman" w:hAnsi="Times New Roman" w:eastAsia="Times New Roman" w:cs="Times New Roman"/>
+          <w:sz w:val="24"/>
+        </w:rPr>
+        <w:t xml:space="preserve">, </w:t>
+      </w:r>
+      <m:oMath>
+        <m:d>
+          <m:dPr>
+            <m:sepChr m:val=""/>
+          </m:dPr>
+          <m:e>
+            <m:r>
+              <m:t>4</m:t>
+            </m:r>
+            <m:r>
+              <m:t>;</m:t>
+            </m:r>
+            <m:r>
+              <m:t>0</m:t>
+            </m:r>
+          </m:e>
+        </m:d>
+      </m:oMath>
+      <w:r>
+        <w:rPr>
+          <w:rFonts w:ascii="Times New Roman" w:hAnsi="Times New Roman" w:eastAsia="Times New Roman" w:cs="Times New Roman"/>
+          <w:sz w:val="24"/>
+        </w:rPr>
+        <w:t xml:space="preserve">, </w:t>
+      </w:r>
+      <m:oMath>
+        <m:d>
+          <m:dPr>
+            <m:sepChr m:val=""/>
+          </m:dPr>
+          <m:e>
+            <m:r>
+              <m:t>4</m:t>
+            </m:r>
+            <m:r>
+              <m:t>;</m:t>
+            </m:r>
+            <m:r>
+              <m:t>3</m:t>
+            </m:r>
+          </m:e>
+        </m:d>
+      </m:oMath>
+      <w:r>
+        <w:rPr>
+          <w:rFonts w:ascii="Times New Roman" w:hAnsi="Times New Roman" w:eastAsia="Times New Roman" w:cs="Times New Roman"/>
+          <w:sz w:val="24"/>
+        </w:rPr>
+        <w:t xml:space="preserve">, </w:t>
       </w:r>
       <m:oMath>
         <m:d>
@@ -11192,57 +13171,7 @@
               <m:t>;</m:t>
             </m:r>
             <m:r>
-              <m:t>0</m:t>
-            </m:r>
-          </m:e>
-        </m:d>
-      </m:oMath>
-      <w:r>
-        <w:rPr>
-          <w:rFonts w:ascii="Times New Roman" w:hAnsi="Times New Roman" w:eastAsia="Times New Roman" w:cs="Times New Roman"/>
-          <w:sz w:val="24"/>
-        </w:rPr>
-        <w:t xml:space="preserve">, </w:t>
-      </w:r>
-      <m:oMath>
-        <m:d>
-          <m:dPr>
-            <m:sepChr m:val=""/>
-          </m:dPr>
-          <m:e>
-            <m:r>
-              <m:t>6</m:t>
-            </m:r>
-            <m:r>
-              <m:t>;</m:t>
-            </m:r>
-            <m:r>
-              <m:t>0</m:t>
-            </m:r>
-          </m:e>
-        </m:d>
-      </m:oMath>
-      <w:r>
-        <w:rPr>
-          <w:rFonts w:ascii="Times New Roman" w:hAnsi="Times New Roman" w:eastAsia="Times New Roman" w:cs="Times New Roman"/>
-          <w:sz w:val="24"/>
-        </w:rPr>
-        <w:t xml:space="preserve">, </w:t>
-      </w:r>
-      <m:oMath>
-        <m:d>
-          <m:dPr>
-            <m:sepChr m:val=""/>
-          </m:dPr>
-          <m:e>
-            <m:r>
-              <m:t>4</m:t>
-            </m:r>
-            <m:r>
-              <m:t>;</m:t>
-            </m:r>
-            <m:r>
-              <m:t>2</m:t>
+              <m:t>3</m:t>
             </m:r>
           </m:e>
         </m:d>
@@ -11267,7 +13196,7 @@
               <m:t>;</m:t>
             </m:r>
             <m:r>
-              <m:t>4</m:t>
+              <m:t>2</m:t>
             </m:r>
           </m:e>
         </m:d>
@@ -11293,19 +13222,163 @@
       </w:r>
       <m:oMath>
         <m:r>
+          <m:t>2</m:t>
+        </m:r>
+      </m:oMath>
+      <w:r>
+        <w:rPr>
+          <w:rFonts w:ascii="Times New Roman" w:hAnsi="Times New Roman" w:eastAsia="Times New Roman" w:cs="Times New Roman"/>
+          <w:sz w:val="24"/>
+        </w:rPr>
+        <w:t xml:space="preserve">; </w:t>
+      </w:r>
+      <m:oMath>
+        <m:r>
+          <m:t>4</m:t>
+        </m:r>
+      </m:oMath>
+      <w:r>
+        <w:rPr>
+          <w:rFonts w:ascii="Times New Roman" w:hAnsi="Times New Roman" w:eastAsia="Times New Roman" w:cs="Times New Roman"/>
+          <w:sz w:val="24"/>
+        </w:rPr>
+        <w:t xml:space="preserve">; </w:t>
+      </w:r>
+      <m:oMath>
+        <m:r>
+          <m:t>10</m:t>
+        </m:r>
+      </m:oMath>
+      <w:r>
+        <w:rPr>
+          <w:rFonts w:ascii="Times New Roman" w:hAnsi="Times New Roman" w:eastAsia="Times New Roman" w:cs="Times New Roman"/>
+          <w:sz w:val="24"/>
+        </w:rPr>
+        <w:t xml:space="preserve">; </w:t>
+      </w:r>
+      <m:oMath>
+        <m:r>
+          <m:t>6</m:t>
+        </m:r>
+      </m:oMath>
+      <w:r>
+        <w:rPr>
+          <w:rFonts w:ascii="Times New Roman" w:hAnsi="Times New Roman" w:eastAsia="Times New Roman" w:cs="Times New Roman"/>
+          <w:sz w:val="24"/>
+        </w:rPr>
+        <w:t xml:space="preserve">; </w:t>
+      </w:r>
+      <m:oMath>
+        <m:r>
+          <m:t>4</m:t>
+        </m:r>
+      </m:oMath>
+      <w:r>
+        <w:rPr>
+          <w:rFonts w:ascii="Times New Roman" w:hAnsi="Times New Roman" w:eastAsia="Times New Roman" w:cs="Times New Roman"/>
+          <w:sz w:val="24"/>
+        </w:rPr>
+        <w:t xml:space="preserve"> – đáp số </w:t>
+      </w:r>
+      <m:oMath>
+        <m:r>
+          <m:t>2</m:t>
+        </m:r>
+      </m:oMath>
+      <w:r>
+        <w:rPr>
+          <w:rFonts w:ascii="Times New Roman" w:hAnsi="Times New Roman" w:eastAsia="Times New Roman" w:cs="Times New Roman"/>
+          <w:sz w:val="24"/>
+        </w:rPr>
+        <w:t xml:space="preserve">. Câu 19: chia tử và mẫu cho </w:t>
+      </w:r>
+      <m:oMath>
+        <m:r>
+          <m:rPr>
+            <m:sty m:val="p"/>
+          </m:rPr>
+          <m:t>cos</m:t>
+        </m:r>
+        <m:r>
+          <m:t>α≠0</m:t>
+        </m:r>
+      </m:oMath>
+      <w:r>
+        <w:rPr>
+          <w:rFonts w:ascii="Times New Roman" w:hAnsi="Times New Roman" w:eastAsia="Times New Roman" w:cs="Times New Roman"/>
+          <w:sz w:val="24"/>
+        </w:rPr>
+        <w:t xml:space="preserve">: </w:t>
+      </w:r>
+      <m:oMath>
+        <m:r>
+          <m:t>P=</m:t>
+        </m:r>
+        <m:f>
+          <m:fPr>
+            <m:type m:val="bar"/>
+          </m:fPr>
+          <m:num>
+            <m:r>
+              <m:t>2</m:t>
+            </m:r>
+            <m:r>
+              <m:rPr>
+                <m:sty m:val="p"/>
+              </m:rPr>
+              <m:t>tan</m:t>
+            </m:r>
+            <m:r>
+              <m:t>α+1</m:t>
+            </m:r>
+          </m:num>
+          <m:den>
+            <m:r>
+              <m:rPr>
+                <m:sty m:val="p"/>
+              </m:rPr>
+              <m:t>tan</m:t>
+            </m:r>
+            <m:r>
+              <m:t>α−3</m:t>
+            </m:r>
+          </m:den>
+        </m:f>
+        <m:r>
+          <m:t>=</m:t>
+        </m:r>
+        <m:f>
+          <m:fPr>
+            <m:type m:val="bar"/>
+          </m:fPr>
+          <m:num>
+            <m:r>
+              <m:t>−3</m:t>
+            </m:r>
+          </m:num>
+          <m:den>
+            <m:r>
+              <m:t>−5</m:t>
+            </m:r>
+          </m:den>
+        </m:f>
+      </m:oMath>
+      <w:r>
+        <w:rPr>
+          <w:rFonts w:ascii="Times New Roman" w:hAnsi="Times New Roman" w:eastAsia="Times New Roman" w:cs="Times New Roman"/>
+          <w:sz w:val="24"/>
+        </w:rPr>
+        <w:t xml:space="preserve"> – đáp số </w:t>
+      </w:r>
+      <m:oMath>
+        <m:r>
           <m:t>0</m:t>
         </m:r>
-      </m:oMath>
-      <w:r>
-        <w:rPr>
-          <w:rFonts w:ascii="Times New Roman" w:hAnsi="Times New Roman" w:eastAsia="Times New Roman" w:cs="Times New Roman"/>
-          <w:sz w:val="24"/>
-        </w:rPr>
-        <w:t xml:space="preserve">, </w:t>
-      </w:r>
-      <m:oMath>
         <m:r>
-          <m:t>18</m:t>
+          <m:t>,</m:t>
+        </m:r>
+        <m:r>
+          <m:t>6</m:t>
         </m:r>
       </m:oMath>
       <w:r>
@@ -11313,43 +13386,7 @@
           <w:rFonts w:ascii="Times New Roman" w:hAnsi="Times New Roman" w:eastAsia="Times New Roman" w:cs="Times New Roman"/>
           <w:sz w:val="24"/>
         </w:rPr>
-        <w:t xml:space="preserve">, </w:t>
-      </w:r>
-      <m:oMath>
-        <m:r>
-          <m:t>20</m:t>
-        </m:r>
-      </m:oMath>
-      <w:r>
-        <w:rPr>
-          <w:rFonts w:ascii="Times New Roman" w:hAnsi="Times New Roman" w:eastAsia="Times New Roman" w:cs="Times New Roman"/>
-          <w:sz w:val="24"/>
-        </w:rPr>
-        <w:t xml:space="preserve">, </w:t>
-      </w:r>
-      <m:oMath>
-        <m:r>
-          <m:t>16</m:t>
-        </m:r>
-      </m:oMath>
-      <w:r>
-        <w:rPr>
-          <w:rFonts w:ascii="Times New Roman" w:hAnsi="Times New Roman" w:eastAsia="Times New Roman" w:cs="Times New Roman"/>
-          <w:sz w:val="24"/>
-        </w:rPr>
-        <w:t xml:space="preserve"> – đáp số </w:t>
-      </w:r>
-      <m:oMath>
-        <m:r>
-          <m:t>20</m:t>
-        </m:r>
-      </m:oMath>
-      <w:r>
-        <w:rPr>
-          <w:rFonts w:ascii="Times New Roman" w:hAnsi="Times New Roman" w:eastAsia="Times New Roman" w:cs="Times New Roman"/>
-          <w:sz w:val="24"/>
-        </w:rPr>
-        <w:t xml:space="preserve">. Câu 15: </w:t>
+        <w:t xml:space="preserve">. Câu 20: </w:t>
       </w:r>
       <m:oMath>
         <m:r>
@@ -11409,7 +13446,7 @@
         <m:sSup>
           <m:e>
             <m:r>
-              <m:t>70</m:t>
+              <m:t>75</m:t>
             </m:r>
           </m:e>
           <m:sup>
@@ -11418,23 +13455,23 @@
             </m:r>
           </m:sup>
         </m:sSup>
-      </m:oMath>
-      <w:r>
-        <w:rPr>
-          <w:rFonts w:ascii="Times New Roman" w:hAnsi="Times New Roman" w:eastAsia="Times New Roman" w:cs="Times New Roman"/>
-          <w:sz w:val="24"/>
-        </w:rPr>
-        <w:t xml:space="preserve">, </w:t>
-      </w:r>
-      <m:oMath>
         <m:r>
-          <m:t>AB≈156</m:t>
+          <m:t>≈27</m:t>
+        </m:r>
+        <m:r>
+          <m:rPr>
+            <m:sty m:val="p"/>
+          </m:rPr>
+          <m:t> </m:t>
+        </m:r>
+        <m:r>
+          <m:t>582</m:t>
         </m:r>
         <m:r>
           <m:t>,</m:t>
         </m:r>
         <m:r>
-          <m:t>8</m:t>
+          <m:t>5</m:t>
         </m:r>
       </m:oMath>
       <w:r>
@@ -11442,11 +13479,11 @@
           <w:rFonts w:ascii="Times New Roman" w:hAnsi="Times New Roman" w:eastAsia="Times New Roman" w:cs="Times New Roman"/>
           <w:sz w:val="24"/>
         </w:rPr>
-        <w:t xml:space="preserve">. Câu 16: </w:t>
+        <w:t xml:space="preserve"> – đáp số </w:t>
       </w:r>
       <m:oMath>
         <m:r>
-          <m:t>p=21</m:t>
+          <m:t>166</m:t>
         </m:r>
       </m:oMath>
       <w:r>
@@ -11454,33 +13491,28 @@
           <w:rFonts w:ascii="Times New Roman" w:hAnsi="Times New Roman" w:eastAsia="Times New Roman" w:cs="Times New Roman"/>
           <w:sz w:val="24"/>
         </w:rPr>
-        <w:t xml:space="preserve">, </w:t>
-      </w:r>
-      <m:oMath>
-        <m:r>
-          <m:t>S=</m:t>
-        </m:r>
-        <m:rad>
-          <m:radPr>
-            <m:degHide m:val="on"/>
-          </m:radPr>
-          <m:deg/>
-          <m:e>
-            <m:r>
-              <m:t>21·8·7·6</m:t>
-            </m:r>
-          </m:e>
-        </m:rad>
-        <m:r>
-          <m:t>=84</m:t>
-        </m:r>
-      </m:oMath>
-      <w:r>
-        <w:rPr>
-          <w:rFonts w:ascii="Times New Roman" w:hAnsi="Times New Roman" w:eastAsia="Times New Roman" w:cs="Times New Roman"/>
-          <w:sz w:val="24"/>
-        </w:rPr>
         <w:t>.</w:t>
+      </w:r>
+    </w:p>
+    <w:p>
+      <w:pPr>
+        <w:spacing w:before="0" w:after="60" w:line="264" w:lineRule="auto"/>
+        <w:jc w:val="both"/>
+      </w:pPr>
+      <w:r>
+        <w:rPr>
+          <w:rFonts w:ascii="Times New Roman" w:hAnsi="Times New Roman" w:eastAsia="Times New Roman" w:cs="Times New Roman"/>
+          <w:b/>
+          <w:sz w:val="24"/>
+        </w:rPr>
+        <w:t>Phần IV (tự luận):</w:t>
+      </w:r>
+      <w:r>
+        <w:rPr>
+          <w:rFonts w:ascii="Times New Roman" w:hAnsi="Times New Roman" w:eastAsia="Times New Roman" w:cs="Times New Roman"/>
+          <w:sz w:val="24"/>
+        </w:rPr>
+        <w:t xml:space="preserve"> đáp án, lời giải chi tiết theo Đề cương ôn tập giữa kì I – bản giáo viên (D:\THAM_DINH_DE_KIEM_TRA\DeCuong_OnTap_GK1_Toan10_GiaoVien_CoDapAn.docx).</w:t>
       </w:r>
     </w:p>
     <w:p>
@@ -11506,15 +13538,19 @@
         <w:tblLook w:firstColumn="1" w:firstRow="1" w:lastColumn="0" w:lastRow="0" w:noHBand="0" w:noVBand="1" w:val="04A0"/>
       </w:tblPr>
       <w:tblGrid>
-        <w:gridCol w:w="1134"/>
-        <w:gridCol w:w="1134"/>
-        <w:gridCol w:w="1134"/>
-        <w:gridCol w:w="1134"/>
-        <w:gridCol w:w="1134"/>
-        <w:gridCol w:w="1134"/>
-        <w:gridCol w:w="1134"/>
-        <w:gridCol w:w="1134"/>
-        <w:gridCol w:w="1134"/>
+        <w:gridCol w:w="785"/>
+        <w:gridCol w:w="785"/>
+        <w:gridCol w:w="785"/>
+        <w:gridCol w:w="785"/>
+        <w:gridCol w:w="785"/>
+        <w:gridCol w:w="785"/>
+        <w:gridCol w:w="785"/>
+        <w:gridCol w:w="785"/>
+        <w:gridCol w:w="785"/>
+        <w:gridCol w:w="785"/>
+        <w:gridCol w:w="785"/>
+        <w:gridCol w:w="785"/>
+        <w:gridCol w:w="785"/>
       </w:tblGrid>
       <w:tr>
         <w:tc>
@@ -11540,7 +13576,7 @@
         </w:tc>
         <w:tc>
           <w:tcPr>
-            <w:tcW w:type="dxa" w:w="1106"/>
+            <w:tcW w:type="dxa" w:w="737"/>
             <w:shd w:val="clear" w:color="auto" w:fill="DCE6F2"/>
             <w:vAlign w:val="center"/>
           </w:tcPr>
@@ -11561,7 +13597,7 @@
         </w:tc>
         <w:tc>
           <w:tcPr>
-            <w:tcW w:type="dxa" w:w="1106"/>
+            <w:tcW w:type="dxa" w:w="737"/>
             <w:shd w:val="clear" w:color="auto" w:fill="DCE6F2"/>
             <w:vAlign w:val="center"/>
           </w:tcPr>
@@ -11582,7 +13618,7 @@
         </w:tc>
         <w:tc>
           <w:tcPr>
-            <w:tcW w:type="dxa" w:w="1106"/>
+            <w:tcW w:type="dxa" w:w="737"/>
             <w:shd w:val="clear" w:color="auto" w:fill="DCE6F2"/>
             <w:vAlign w:val="center"/>
           </w:tcPr>
@@ -11603,7 +13639,7 @@
         </w:tc>
         <w:tc>
           <w:tcPr>
-            <w:tcW w:type="dxa" w:w="1106"/>
+            <w:tcW w:type="dxa" w:w="737"/>
             <w:shd w:val="clear" w:color="auto" w:fill="DCE6F2"/>
             <w:vAlign w:val="center"/>
           </w:tcPr>
@@ -11624,7 +13660,7 @@
         </w:tc>
         <w:tc>
           <w:tcPr>
-            <w:tcW w:type="dxa" w:w="1106"/>
+            <w:tcW w:type="dxa" w:w="737"/>
             <w:shd w:val="clear" w:color="auto" w:fill="DCE6F2"/>
             <w:vAlign w:val="center"/>
           </w:tcPr>
@@ -11645,7 +13681,7 @@
         </w:tc>
         <w:tc>
           <w:tcPr>
-            <w:tcW w:type="dxa" w:w="1106"/>
+            <w:tcW w:type="dxa" w:w="737"/>
             <w:shd w:val="clear" w:color="auto" w:fill="DCE6F2"/>
             <w:vAlign w:val="center"/>
           </w:tcPr>
@@ -11666,7 +13702,7 @@
         </w:tc>
         <w:tc>
           <w:tcPr>
-            <w:tcW w:type="dxa" w:w="1106"/>
+            <w:tcW w:type="dxa" w:w="737"/>
             <w:shd w:val="clear" w:color="auto" w:fill="DCE6F2"/>
             <w:vAlign w:val="center"/>
           </w:tcPr>
@@ -11687,7 +13723,7 @@
         </w:tc>
         <w:tc>
           <w:tcPr>
-            <w:tcW w:type="dxa" w:w="1106"/>
+            <w:tcW w:type="dxa" w:w="737"/>
             <w:shd w:val="clear" w:color="auto" w:fill="DCE6F2"/>
             <w:vAlign w:val="center"/>
           </w:tcPr>
@@ -11703,6 +13739,90 @@
                 <w:sz w:val="24"/>
               </w:rPr>
               <w:t>8</w:t>
+            </w:r>
+          </w:p>
+        </w:tc>
+        <w:tc>
+          <w:tcPr>
+            <w:tcW w:type="dxa" w:w="737"/>
+            <w:shd w:val="clear" w:color="auto" w:fill="DCE6F2"/>
+            <w:vAlign w:val="center"/>
+          </w:tcPr>
+          <w:p>
+            <w:pPr>
+              <w:spacing w:before="0" w:after="20" w:line="264" w:lineRule="auto"/>
+              <w:jc w:val="center"/>
+            </w:pPr>
+            <w:r>
+              <w:rPr>
+                <w:rFonts w:ascii="Times New Roman" w:hAnsi="Times New Roman" w:eastAsia="Times New Roman" w:cs="Times New Roman"/>
+                <w:b/>
+                <w:sz w:val="24"/>
+              </w:rPr>
+              <w:t>9</w:t>
+            </w:r>
+          </w:p>
+        </w:tc>
+        <w:tc>
+          <w:tcPr>
+            <w:tcW w:type="dxa" w:w="737"/>
+            <w:shd w:val="clear" w:color="auto" w:fill="DCE6F2"/>
+            <w:vAlign w:val="center"/>
+          </w:tcPr>
+          <w:p>
+            <w:pPr>
+              <w:spacing w:before="0" w:after="20" w:line="264" w:lineRule="auto"/>
+              <w:jc w:val="center"/>
+            </w:pPr>
+            <w:r>
+              <w:rPr>
+                <w:rFonts w:ascii="Times New Roman" w:hAnsi="Times New Roman" w:eastAsia="Times New Roman" w:cs="Times New Roman"/>
+                <w:b/>
+                <w:sz w:val="24"/>
+              </w:rPr>
+              <w:t>10</w:t>
+            </w:r>
+          </w:p>
+        </w:tc>
+        <w:tc>
+          <w:tcPr>
+            <w:tcW w:type="dxa" w:w="737"/>
+            <w:shd w:val="clear" w:color="auto" w:fill="DCE6F2"/>
+            <w:vAlign w:val="center"/>
+          </w:tcPr>
+          <w:p>
+            <w:pPr>
+              <w:spacing w:before="0" w:after="20" w:line="264" w:lineRule="auto"/>
+              <w:jc w:val="center"/>
+            </w:pPr>
+            <w:r>
+              <w:rPr>
+                <w:rFonts w:ascii="Times New Roman" w:hAnsi="Times New Roman" w:eastAsia="Times New Roman" w:cs="Times New Roman"/>
+                <w:b/>
+                <w:sz w:val="24"/>
+              </w:rPr>
+              <w:t>11</w:t>
+            </w:r>
+          </w:p>
+        </w:tc>
+        <w:tc>
+          <w:tcPr>
+            <w:tcW w:type="dxa" w:w="737"/>
+            <w:shd w:val="clear" w:color="auto" w:fill="DCE6F2"/>
+            <w:vAlign w:val="center"/>
+          </w:tcPr>
+          <w:p>
+            <w:pPr>
+              <w:spacing w:before="0" w:after="20" w:line="264" w:lineRule="auto"/>
+              <w:jc w:val="center"/>
+            </w:pPr>
+            <w:r>
+              <w:rPr>
+                <w:rFonts w:ascii="Times New Roman" w:hAnsi="Times New Roman" w:eastAsia="Times New Roman" w:cs="Times New Roman"/>
+                <w:b/>
+                <w:sz w:val="24"/>
+              </w:rPr>
+              <w:t>12</w:t>
             </w:r>
           </w:p>
         </w:tc>
@@ -11729,7 +13849,7 @@
         </w:tc>
         <w:tc>
           <w:tcPr>
-            <w:tcW w:type="dxa" w:w="1106"/>
+            <w:tcW w:type="dxa" w:w="737"/>
             <w:vAlign w:val="center"/>
           </w:tcPr>
           <w:p>
@@ -11741,7 +13861,7 @@
         </w:tc>
         <w:tc>
           <w:tcPr>
-            <w:tcW w:type="dxa" w:w="1106"/>
+            <w:tcW w:type="dxa" w:w="737"/>
             <w:vAlign w:val="center"/>
           </w:tcPr>
           <w:p>
@@ -11753,7 +13873,7 @@
         </w:tc>
         <w:tc>
           <w:tcPr>
-            <w:tcW w:type="dxa" w:w="1106"/>
+            <w:tcW w:type="dxa" w:w="737"/>
             <w:vAlign w:val="center"/>
           </w:tcPr>
           <w:p>
@@ -11765,7 +13885,7 @@
         </w:tc>
         <w:tc>
           <w:tcPr>
-            <w:tcW w:type="dxa" w:w="1106"/>
+            <w:tcW w:type="dxa" w:w="737"/>
             <w:vAlign w:val="center"/>
           </w:tcPr>
           <w:p>
@@ -11777,7 +13897,7 @@
         </w:tc>
         <w:tc>
           <w:tcPr>
-            <w:tcW w:type="dxa" w:w="1106"/>
+            <w:tcW w:type="dxa" w:w="737"/>
             <w:vAlign w:val="center"/>
           </w:tcPr>
           <w:p>
@@ -11789,7 +13909,7 @@
         </w:tc>
         <w:tc>
           <w:tcPr>
-            <w:tcW w:type="dxa" w:w="1106"/>
+            <w:tcW w:type="dxa" w:w="737"/>
             <w:vAlign w:val="center"/>
           </w:tcPr>
           <w:p>
@@ -11801,7 +13921,7 @@
         </w:tc>
         <w:tc>
           <w:tcPr>
-            <w:tcW w:type="dxa" w:w="1106"/>
+            <w:tcW w:type="dxa" w:w="737"/>
             <w:vAlign w:val="center"/>
           </w:tcPr>
           <w:p>
@@ -11813,7 +13933,55 @@
         </w:tc>
         <w:tc>
           <w:tcPr>
-            <w:tcW w:type="dxa" w:w="1106"/>
+            <w:tcW w:type="dxa" w:w="737"/>
+            <w:vAlign w:val="center"/>
+          </w:tcPr>
+          <w:p>
+            <w:pPr>
+              <w:spacing w:before="0" w:after="20" w:line="264" w:lineRule="auto"/>
+              <w:jc w:val="center"/>
+            </w:pPr>
+          </w:p>
+        </w:tc>
+        <w:tc>
+          <w:tcPr>
+            <w:tcW w:type="dxa" w:w="737"/>
+            <w:vAlign w:val="center"/>
+          </w:tcPr>
+          <w:p>
+            <w:pPr>
+              <w:spacing w:before="0" w:after="20" w:line="264" w:lineRule="auto"/>
+              <w:jc w:val="center"/>
+            </w:pPr>
+          </w:p>
+        </w:tc>
+        <w:tc>
+          <w:tcPr>
+            <w:tcW w:type="dxa" w:w="737"/>
+            <w:vAlign w:val="center"/>
+          </w:tcPr>
+          <w:p>
+            <w:pPr>
+              <w:spacing w:before="0" w:after="20" w:line="264" w:lineRule="auto"/>
+              <w:jc w:val="center"/>
+            </w:pPr>
+          </w:p>
+        </w:tc>
+        <w:tc>
+          <w:tcPr>
+            <w:tcW w:type="dxa" w:w="737"/>
+            <w:vAlign w:val="center"/>
+          </w:tcPr>
+          <w:p>
+            <w:pPr>
+              <w:spacing w:before="0" w:after="20" w:line="264" w:lineRule="auto"/>
+              <w:jc w:val="center"/>
+            </w:pPr>
+          </w:p>
+        </w:tc>
+        <w:tc>
+          <w:tcPr>
+            <w:tcW w:type="dxa" w:w="737"/>
             <w:vAlign w:val="center"/>
           </w:tcPr>
           <w:p>
@@ -11936,6 +14104,84 @@
                 <w:sz w:val="24"/>
               </w:rPr>
               <w:t>Dùng ở</w:t>
+            </w:r>
+          </w:p>
+        </w:tc>
+      </w:tr>
+      <w:tr>
+        <w:tc>
+          <w:tcPr>
+            <w:tcW w:type="dxa" w:w="3061"/>
+            <w:vAlign w:val="center"/>
+          </w:tcPr>
+          <w:p>
+            <w:pPr>
+              <w:spacing w:before="0" w:after="20" w:line="264" w:lineRule="auto"/>
+              <w:jc w:val="left"/>
+            </w:pPr>
+            <w:r>
+              <w:rPr>
+                <w:rFonts w:ascii="Times New Roman" w:hAnsi="Times New Roman" w:eastAsia="Times New Roman" w:cs="Times New Roman"/>
+                <w:sz w:val="24"/>
+              </w:rPr>
+              <w:t>Video mở đầu – Ôn tập giữa kì I (GV tự dựng)</w:t>
+            </w:r>
+          </w:p>
+        </w:tc>
+        <w:tc>
+          <w:tcPr>
+            <w:tcW w:type="dxa" w:w="2041"/>
+            <w:vAlign w:val="center"/>
+          </w:tcPr>
+          <w:p>
+            <w:pPr>
+              <w:spacing w:before="0" w:after="20" w:line="264" w:lineRule="auto"/>
+              <w:jc w:val="center"/>
+            </w:pPr>
+            <w:r>
+              <w:rPr>
+                <w:rFonts w:ascii="Times New Roman" w:hAnsi="Times New Roman" w:eastAsia="Times New Roman" w:cs="Times New Roman"/>
+                <w:sz w:val="24"/>
+              </w:rPr>
+              <w:t>Taode_thi_online (ảnh Wikimedia Commons, giọng đọc tổng hợp)</w:t>
+            </w:r>
+          </w:p>
+        </w:tc>
+        <w:tc>
+          <w:tcPr>
+            <w:tcW w:type="dxa" w:w="3061"/>
+            <w:vAlign w:val="center"/>
+          </w:tcPr>
+          <w:p>
+            <w:pPr>
+              <w:spacing w:before="0" w:after="20" w:line="264" w:lineRule="auto"/>
+              <w:jc w:val="center"/>
+            </w:pPr>
+            <w:r>
+              <w:rPr>
+                <w:rFonts w:ascii="Times New Roman" w:hAnsi="Times New Roman" w:eastAsia="Times New Roman" w:cs="Times New Roman"/>
+                <w:sz w:val="24"/>
+              </w:rPr>
+              <w:t>https://trangtu66.github.io/Taode_thi_online/mon/toan/video/lop10/VIDEO_MoDau_TOAN10_OnTapGiuaKi1.mp4</w:t>
+            </w:r>
+          </w:p>
+        </w:tc>
+        <w:tc>
+          <w:tcPr>
+            <w:tcW w:type="dxa" w:w="2041"/>
+            <w:vAlign w:val="center"/>
+          </w:tcPr>
+          <w:p>
+            <w:pPr>
+              <w:spacing w:before="0" w:after="20" w:line="264" w:lineRule="auto"/>
+              <w:jc w:val="center"/>
+            </w:pPr>
+            <w:r>
+              <w:rPr>
+                <w:rFonts w:ascii="Times New Roman" w:hAnsi="Times New Roman" w:eastAsia="Times New Roman" w:cs="Times New Roman"/>
+                <w:sz w:val="24"/>
+              </w:rPr>
+              <w:t>HĐ1 – chiếu đầu Tiết 1</w:t>
             </w:r>
           </w:p>
         </w:tc>
